--- a/2023-2024/Basi di Dati/Progetto/RELAZIONE PROGETTO E.docx
+++ b/2023-2024/Basi di Dati/Progetto/RELAZIONE PROGETTO E.docx
@@ -12,21 +12,22 @@
     </w:p>
     <w:sdt>
       <w:sdtPr>
+        <w:rPr>
+          <w:rFonts w:asciiTheme="minorHAnsi" w:eastAsiaTheme="minorHAnsi" w:hAnsiTheme="minorHAnsi" w:cstheme="minorBidi"/>
+          <w:b w:val="0"/>
+          <w:bCs w:val="0"/>
+          <w:color w:val="auto"/>
+          <w:sz w:val="22"/>
+          <w:szCs w:val="22"/>
+          <w:lang w:eastAsia="en-US"/>
+        </w:rPr>
         <w:id w:val="8035750"/>
         <w:docPartObj>
           <w:docPartGallery w:val="Table of Contents"/>
           <w:docPartUnique/>
         </w:docPartObj>
       </w:sdtPr>
-      <w:sdtEndPr>
-        <w:rPr>
-          <w:rFonts w:asciiTheme="minorHAnsi" w:eastAsiaTheme="minorHAnsi" w:hAnsiTheme="minorHAnsi" w:cstheme="minorBidi"/>
-          <w:color w:val="auto"/>
-          <w:sz w:val="22"/>
-          <w:szCs w:val="22"/>
-          <w:lang w:eastAsia="en-US"/>
-        </w:rPr>
-      </w:sdtEndPr>
+      <w:sdtEndPr/>
       <w:sdtContent>
         <w:p>
           <w:pPr>
@@ -58,7 +59,7 @@
           <w:r>
             <w:fldChar w:fldCharType="separate"/>
           </w:r>
-          <w:hyperlink w:anchor="_Toc172883311" w:history="1">
+          <w:hyperlink w:anchor="_Toc172986042" w:history="1">
             <w:r>
               <w:rPr>
                 <w:rStyle w:val="Collegamentoipertestuale"/>
@@ -100,7 +101,7 @@
                 <w:noProof/>
                 <w:webHidden/>
               </w:rPr>
-              <w:instrText xml:space="preserve"> PAGEREF _Toc172883311 \h </w:instrText>
+              <w:instrText xml:space="preserve"> PAGEREF _Toc172986042 \h </w:instrText>
             </w:r>
             <w:r>
               <w:rPr>
@@ -144,7 +145,7 @@
               <w:lang w:eastAsia="it-IT"/>
             </w:rPr>
           </w:pPr>
-          <w:hyperlink w:anchor="_Toc172883312" w:history="1">
+          <w:hyperlink w:anchor="_Toc172986043" w:history="1">
             <w:r>
               <w:rPr>
                 <w:rStyle w:val="Collegamentoipertestuale"/>
@@ -186,7 +187,7 @@
                 <w:noProof/>
                 <w:webHidden/>
               </w:rPr>
-              <w:instrText xml:space="preserve"> PAGEREF _Toc172883312 \h </w:instrText>
+              <w:instrText xml:space="preserve"> PAGEREF _Toc172986043 \h </w:instrText>
             </w:r>
             <w:r>
               <w:rPr>
@@ -230,7 +231,7 @@
               <w:lang w:eastAsia="it-IT"/>
             </w:rPr>
           </w:pPr>
-          <w:hyperlink w:anchor="_Toc172883313" w:history="1">
+          <w:hyperlink w:anchor="_Toc172986044" w:history="1">
             <w:r>
               <w:rPr>
                 <w:rStyle w:val="Collegamentoipertestuale"/>
@@ -272,7 +273,7 @@
                 <w:noProof/>
                 <w:webHidden/>
               </w:rPr>
-              <w:instrText xml:space="preserve"> PAGEREF _Toc172883313 \h </w:instrText>
+              <w:instrText xml:space="preserve"> PAGEREF _Toc172986044 \h </w:instrText>
             </w:r>
             <w:r>
               <w:rPr>
@@ -293,6 +294,142 @@
                 <w:webHidden/>
               </w:rPr>
               <w:t>1</w:t>
+            </w:r>
+            <w:r>
+              <w:rPr>
+                <w:noProof/>
+                <w:webHidden/>
+              </w:rPr>
+              <w:fldChar w:fldCharType="end"/>
+            </w:r>
+          </w:hyperlink>
+        </w:p>
+        <w:p>
+          <w:pPr>
+            <w:pStyle w:val="Sommario3"/>
+            <w:tabs>
+              <w:tab w:val="right" w:leader="dot" w:pos="9628"/>
+            </w:tabs>
+            <w:rPr>
+              <w:noProof/>
+            </w:rPr>
+          </w:pPr>
+          <w:hyperlink w:anchor="_Toc172986045" w:history="1">
+            <w:r>
+              <w:rPr>
+                <w:rStyle w:val="Collegamentoipertestuale"/>
+                <w:noProof/>
+              </w:rPr>
+              <w:t>Progettazione concettuale:</w:t>
+            </w:r>
+            <w:r>
+              <w:rPr>
+                <w:noProof/>
+                <w:webHidden/>
+              </w:rPr>
+              <w:tab/>
+            </w:r>
+            <w:r>
+              <w:rPr>
+                <w:noProof/>
+                <w:webHidden/>
+              </w:rPr>
+              <w:fldChar w:fldCharType="begin"/>
+            </w:r>
+            <w:r>
+              <w:rPr>
+                <w:noProof/>
+                <w:webHidden/>
+              </w:rPr>
+              <w:instrText xml:space="preserve"> PAGEREF _Toc172986045 \h </w:instrText>
+            </w:r>
+            <w:r>
+              <w:rPr>
+                <w:noProof/>
+                <w:webHidden/>
+              </w:rPr>
+            </w:r>
+            <w:r>
+              <w:rPr>
+                <w:noProof/>
+                <w:webHidden/>
+              </w:rPr>
+              <w:fldChar w:fldCharType="separate"/>
+            </w:r>
+            <w:r>
+              <w:rPr>
+                <w:noProof/>
+                <w:webHidden/>
+              </w:rPr>
+              <w:t>1</w:t>
+            </w:r>
+            <w:r>
+              <w:rPr>
+                <w:noProof/>
+                <w:webHidden/>
+              </w:rPr>
+              <w:fldChar w:fldCharType="end"/>
+            </w:r>
+          </w:hyperlink>
+        </w:p>
+        <w:p>
+          <w:pPr>
+            <w:pStyle w:val="Sommario3"/>
+            <w:tabs>
+              <w:tab w:val="right" w:leader="dot" w:pos="9628"/>
+            </w:tabs>
+            <w:rPr>
+              <w:noProof/>
+            </w:rPr>
+          </w:pPr>
+          <w:hyperlink w:anchor="_Toc172986046" w:history="1">
+            <w:r>
+              <w:rPr>
+                <w:rStyle w:val="Collegamentoipertestuale"/>
+                <w:noProof/>
+              </w:rPr>
+              <w:t>Progettazione logica:</w:t>
+            </w:r>
+            <w:r>
+              <w:rPr>
+                <w:noProof/>
+                <w:webHidden/>
+              </w:rPr>
+              <w:tab/>
+            </w:r>
+            <w:r>
+              <w:rPr>
+                <w:noProof/>
+                <w:webHidden/>
+              </w:rPr>
+              <w:fldChar w:fldCharType="begin"/>
+            </w:r>
+            <w:r>
+              <w:rPr>
+                <w:noProof/>
+                <w:webHidden/>
+              </w:rPr>
+              <w:instrText xml:space="preserve"> PAGEREF _Toc172986046 \h </w:instrText>
+            </w:r>
+            <w:r>
+              <w:rPr>
+                <w:noProof/>
+                <w:webHidden/>
+              </w:rPr>
+            </w:r>
+            <w:r>
+              <w:rPr>
+                <w:noProof/>
+                <w:webHidden/>
+              </w:rPr>
+              <w:fldChar w:fldCharType="separate"/>
+            </w:r>
+            <w:r>
+              <w:rPr>
+                <w:noProof/>
+                <w:webHidden/>
+              </w:rPr>
+              <w:t>3</w:t>
             </w:r>
             <w:r>
               <w:rPr>
@@ -316,7 +453,7 @@
               <w:lang w:eastAsia="it-IT"/>
             </w:rPr>
           </w:pPr>
-          <w:hyperlink w:anchor="_Toc172883314" w:history="1">
+          <w:hyperlink w:anchor="_Toc172986047" w:history="1">
             <w:r>
               <w:rPr>
                 <w:rStyle w:val="Collegamentoipertestuale"/>
@@ -358,7 +495,7 @@
                 <w:noProof/>
                 <w:webHidden/>
               </w:rPr>
-              <w:instrText xml:space="preserve"> PAGEREF _Toc172883314 \h </w:instrText>
+              <w:instrText xml:space="preserve"> PAGEREF _Toc172986047 \h </w:instrText>
             </w:r>
             <w:r>
               <w:rPr>
@@ -378,7 +515,7 @@
                 <w:noProof/>
                 <w:webHidden/>
               </w:rPr>
-              <w:t>1</w:t>
+              <w:t>4</w:t>
             </w:r>
             <w:r>
               <w:rPr>
@@ -402,7 +539,7 @@
               <w:lang w:eastAsia="it-IT"/>
             </w:rPr>
           </w:pPr>
-          <w:hyperlink w:anchor="_Toc172883315" w:history="1">
+          <w:hyperlink w:anchor="_Toc172986048" w:history="1">
             <w:r>
               <w:rPr>
                 <w:rStyle w:val="Collegamentoipertestuale"/>
@@ -444,7 +581,7 @@
                 <w:noProof/>
                 <w:webHidden/>
               </w:rPr>
-              <w:instrText xml:space="preserve"> PAGEREF _Toc172883315 \h </w:instrText>
+              <w:instrText xml:space="preserve"> PAGEREF _Toc172986048 \h </w:instrText>
             </w:r>
             <w:r>
               <w:rPr>
@@ -464,7 +601,7 @@
                 <w:noProof/>
                 <w:webHidden/>
               </w:rPr>
-              <w:t>1</w:t>
+              <w:t>4</w:t>
             </w:r>
             <w:r>
               <w:rPr>
@@ -488,7 +625,7 @@
               <w:lang w:eastAsia="it-IT"/>
             </w:rPr>
           </w:pPr>
-          <w:hyperlink w:anchor="_Toc172883316" w:history="1">
+          <w:hyperlink w:anchor="_Toc172986049" w:history="1">
             <w:r>
               <w:rPr>
                 <w:rStyle w:val="Collegamentoipertestuale"/>
@@ -530,7 +667,7 @@
                 <w:noProof/>
                 <w:webHidden/>
               </w:rPr>
-              <w:instrText xml:space="preserve"> PAGEREF _Toc172883316 \h </w:instrText>
+              <w:instrText xml:space="preserve"> PAGEREF _Toc172986049 \h </w:instrText>
             </w:r>
             <w:r>
               <w:rPr>
@@ -550,7 +687,7 @@
                 <w:noProof/>
                 <w:webHidden/>
               </w:rPr>
-              <w:t>1</w:t>
+              <w:t>4</w:t>
             </w:r>
             <w:r>
               <w:rPr>
@@ -574,7 +711,7 @@
               <w:lang w:eastAsia="it-IT"/>
             </w:rPr>
           </w:pPr>
-          <w:hyperlink w:anchor="_Toc172883317" w:history="1">
+          <w:hyperlink w:anchor="_Toc172986050" w:history="1">
             <w:r>
               <w:rPr>
                 <w:rStyle w:val="Collegamentoipertestuale"/>
@@ -616,7 +753,7 @@
                 <w:noProof/>
                 <w:webHidden/>
               </w:rPr>
-              <w:instrText xml:space="preserve"> PAGEREF _Toc172883317 \h </w:instrText>
+              <w:instrText xml:space="preserve"> PAGEREF _Toc172986050 \h </w:instrText>
             </w:r>
             <w:r>
               <w:rPr>
@@ -636,7 +773,7 @@
                 <w:noProof/>
                 <w:webHidden/>
               </w:rPr>
-              <w:t>1</w:t>
+              <w:t>4</w:t>
             </w:r>
             <w:r>
               <w:rPr>
@@ -666,7 +803,7 @@
           <w:numId w:val="1"/>
         </w:numPr>
       </w:pPr>
-      <w:bookmarkStart w:id="0" w:name="_Toc172883311"/>
+      <w:bookmarkStart w:id="0" w:name="_Toc172986042"/>
       <w:r>
         <w:t>INTRODUZIONE</w:t>
       </w:r>
@@ -681,7 +818,7 @@
           <w:numId w:val="1"/>
         </w:numPr>
       </w:pPr>
-      <w:bookmarkStart w:id="1" w:name="_Toc172883312"/>
+      <w:bookmarkStart w:id="1" w:name="_Toc172986043"/>
       <w:r>
         <w:t>FUNZIONALITÀ PRINCIPALI</w:t>
       </w:r>
@@ -696,27 +833,48 @@
           <w:numId w:val="1"/>
         </w:numPr>
       </w:pPr>
-      <w:bookmarkStart w:id="2" w:name="_Toc172883313"/>
+      <w:bookmarkStart w:id="2" w:name="_Toc172986044"/>
       <w:r>
         <w:t>PROGETTAZIONE CONCETTUALE E LOGICA</w:t>
       </w:r>
       <w:bookmarkEnd w:id="2"/>
     </w:p>
     <w:p>
+      <w:pPr>
+        <w:pStyle w:val="Titolo3"/>
+        <w:ind w:firstLine="708"/>
+      </w:pPr>
+      <w:bookmarkStart w:id="3" w:name="_Toc172986045"/>
+      <w:r>
+        <w:t>Progettazione concettuale:</w:t>
+      </w:r>
+      <w:bookmarkEnd w:id="3"/>
+      <w:r>
+        <w:rPr>
+          <w:noProof/>
+          <w:lang w:eastAsia="it-IT"/>
+        </w:rPr>
+        <w:t xml:space="preserve"> </w:t>
+      </w:r>
+    </w:p>
+    <w:p>
+      <w:pPr>
+        <w:ind w:left="708"/>
+      </w:pPr>
       <w:r>
         <w:drawing>
-          <wp:anchor distT="0" distB="0" distL="114300" distR="114300" simplePos="0" relativeHeight="251659264" behindDoc="0" locked="0" layoutInCell="1" allowOverlap="1" wp14:anchorId="2F4FE5A4" wp14:editId="27298D1C">
+          <wp:anchor distT="0" distB="0" distL="114300" distR="114300" simplePos="0" relativeHeight="251665408" behindDoc="0" locked="0" layoutInCell="1" allowOverlap="1" wp14:anchorId="5AB3F82C" wp14:editId="4544A506">
             <wp:simplePos x="0" y="0"/>
             <wp:positionH relativeFrom="column">
-              <wp:posOffset>375920</wp:posOffset>
+              <wp:posOffset>454025</wp:posOffset>
             </wp:positionH>
             <wp:positionV relativeFrom="paragraph">
-              <wp:posOffset>754380</wp:posOffset>
+              <wp:posOffset>78105</wp:posOffset>
             </wp:positionV>
-            <wp:extent cx="5230495" cy="2973705"/>
-            <wp:effectExtent l="0" t="0" r="8255" b="0"/>
+            <wp:extent cx="5521325" cy="3173095"/>
+            <wp:effectExtent l="0" t="0" r="3175" b="8255"/>
             <wp:wrapSquare wrapText="bothSides"/>
-            <wp:docPr id="3" name="Immagine 3"/>
+            <wp:docPr id="12" name="Immagine 12"/>
             <wp:cNvGraphicFramePr>
               <a:graphicFrameLocks xmlns:a="http://schemas.openxmlformats.org/drawingml/2006/main" noChangeAspect="1"/>
             </wp:cNvGraphicFramePr>
@@ -742,7 +900,7 @@
                   <pic:spPr>
                     <a:xfrm>
                       <a:off x="0" y="0"/>
-                      <a:ext cx="5230495" cy="2973705"/>
+                      <a:ext cx="5521325" cy="3173095"/>
                     </a:xfrm>
                     <a:prstGeom prst="rect">
                       <a:avLst/>
@@ -760,30 +918,27 @@
           </wp:anchor>
         </w:drawing>
       </w:r>
+      <w:r>
+        <w:tab/>
+      </w:r>
     </w:p>
     <w:p>
       <w:pPr>
         <w:ind w:left="708"/>
       </w:pPr>
       <w:r>
-        <w:t>Progettazione concettuale:</w:t>
+        <w:tab/>
       </w:r>
     </w:p>
     <w:p>
       <w:pPr>
         <w:ind w:left="708"/>
       </w:pPr>
-      <w:r>
-        <w:tab/>
-      </w:r>
     </w:p>
     <w:p>
       <w:pPr>
         <w:ind w:left="708"/>
       </w:pPr>
-      <w:r>
-        <w:tab/>
-      </w:r>
     </w:p>
     <w:p>
       <w:pPr>
@@ -829,18 +984,6 @@
       <w:pPr>
         <w:ind w:left="708"/>
       </w:pPr>
-    </w:p>
-    <w:p>
-      <w:pPr>
-        <w:ind w:left="708"/>
-      </w:pPr>
-    </w:p>
-    <w:p>
-      <w:pPr>
-        <w:ind w:left="708"/>
-      </w:pPr>
-      <w:bookmarkStart w:id="3" w:name="_GoBack"/>
-      <w:bookmarkEnd w:id="3"/>
       <w:r>
         <w:lastRenderedPageBreak/>
         <w:t>La progettazione concettuale è stata suddivisa in tre classi:</w:t>
@@ -911,7 +1054,7 @@
     </w:p>
     <w:p>
       <w:pPr>
-        <w:ind w:left="1416"/>
+        <w:ind w:firstLine="708"/>
       </w:pPr>
       <w:r>
         <w:t>I collegamenti sono strutturati come segue:</w:t>
@@ -994,21 +1137,29 @@
           <w:numId w:val="3"/>
         </w:numPr>
       </w:pPr>
+      <w:proofErr w:type="spellStart"/>
       <w:r>
         <w:rPr>
           <w:rFonts w:cstheme="minorHAnsi"/>
           <w:b/>
         </w:rPr>
-        <w:t>È</w:t>
-      </w:r>
+        <w:t>Prodotti_ordini</w:t>
+      </w:r>
+      <w:proofErr w:type="spellEnd"/>
       <w:r>
         <w:rPr>
           <w:b/>
         </w:rPr>
-        <w:t xml:space="preserve"> presente: </w:t>
-      </w:r>
-      <w:r>
-        <w:t>collega Prodotti con ordini. Anche questa è una molti-a-molti ma con una parzialità su ordini. Tutto questo perché gli ordini possono contenere più prodotti ma i prodotti possono essere contenuti in più ordini o anche in nessuno se un certo articolo non viene mai acquistato.</w:t>
+        <w:t xml:space="preserve">: </w:t>
+      </w:r>
+      <w:r>
+        <w:t>collega Prodotti con ordini. Anche questa è una molti-a-molti ma con una parzialità su ordini</w:t>
+      </w:r>
+      <w:r>
+        <w:t xml:space="preserve"> e con degli attributi quali prezzo (inteso come totale dell’ordine) e la quantità di merce in fase di acquisto</w:t>
+      </w:r>
+      <w:r>
+        <w:t>. Tutto questo perché gli ordini possono contenere più prodotti ma i prodotti possono essere contenuti in più ordini o anche in nessuno se un certo articolo non viene mai acquistato.</w:t>
       </w:r>
     </w:p>
     <w:p>
@@ -1056,47 +1207,30 @@
         <w:ind w:left="708"/>
       </w:pPr>
     </w:p>
+    <w:p/>
+    <w:p>
+      <w:pPr>
+        <w:pStyle w:val="Titolo3"/>
+      </w:pPr>
+      <w:bookmarkStart w:id="4" w:name="_Toc172986046"/>
+      <w:r>
+        <w:lastRenderedPageBreak/>
+        <w:t>Progettazione logica:</w:t>
+      </w:r>
+      <w:bookmarkEnd w:id="4"/>
+    </w:p>
     <w:p>
       <w:pPr>
         <w:ind w:left="708"/>
       </w:pPr>
-    </w:p>
-    <w:p>
-      <w:pPr>
-        <w:ind w:left="708"/>
-      </w:pPr>
-    </w:p>
-    <w:p>
-      <w:pPr>
-        <w:ind w:left="708"/>
-      </w:pPr>
-    </w:p>
-    <w:p>
-      <w:pPr>
-        <w:ind w:left="708"/>
-      </w:pPr>
-    </w:p>
-    <w:p>
-      <w:pPr>
-        <w:ind w:left="708"/>
-      </w:pPr>
-    </w:p>
-    <w:p>
-      <w:pPr>
-        <w:ind w:left="708"/>
-      </w:pPr>
-      <w:r>
-        <w:t>Progettazione logica:</w:t>
-      </w:r>
-    </w:p>
-    <w:p>
-      <w:pPr>
-        <w:ind w:left="708"/>
-      </w:pPr>
       <w:r>
         <w:tab/>
       </w:r>
       <w:r>
+        <w:rPr>
+          <w:noProof/>
+          <w:lang w:eastAsia="it-IT"/>
+        </w:rPr>
         <w:drawing>
           <wp:inline distT="0" distB="0" distL="0" distR="0" wp14:anchorId="4E1DE6EC" wp14:editId="26D43B36">
             <wp:extent cx="5281284" cy="4365586"/>
@@ -1135,17 +1269,85 @@
       </w:r>
     </w:p>
     <w:p>
-      <w:pPr>
-        <w:ind w:left="708"/>
-      </w:pPr>
-      <w:r>
-        <w:tab/>
-      </w:r>
+      <w:r>
+        <w:t>La progettazione logica è il risultato della traduzione della progettazione concettuale utilizzando le tecniche apprese nel modulo 1 del corso.</w:t>
+      </w:r>
+    </w:p>
+    <w:p>
+      <w:r>
+        <w:t>Con questo sistema si sono create nuove classi:</w:t>
+      </w:r>
+    </w:p>
+    <w:p>
+      <w:pPr>
+        <w:pStyle w:val="Paragrafoelenco"/>
+        <w:numPr>
+          <w:ilvl w:val="0"/>
+          <w:numId w:val="3"/>
+        </w:numPr>
+      </w:pPr>
+      <w:r>
+        <w:rPr>
+          <w:b/>
+        </w:rPr>
+        <w:t>Carrelli</w:t>
+      </w:r>
+      <w:r>
+        <w:t>: era l’attributo della relazione tra utenti e prodotti per quanto riguarda l’acquirente. Di conseguenza al suo interno, oltre alla quantità, sono presenti, sia come chiavi esterne che come primaria, gli attributi identificativi di utenti e prodotti.</w:t>
+      </w:r>
+    </w:p>
+    <w:p>
+      <w:pPr>
+        <w:pStyle w:val="Paragrafoelenco"/>
+        <w:numPr>
+          <w:ilvl w:val="0"/>
+          <w:numId w:val="3"/>
+        </w:numPr>
+        <w:rPr>
+          <w:b/>
+        </w:rPr>
+      </w:pPr>
+      <w:r>
+        <w:rPr>
+          <w:b/>
+        </w:rPr>
+        <w:t>Vende:</w:t>
+      </w:r>
+      <w:r>
+        <w:rPr>
+          <w:b/>
+        </w:rPr>
+        <w:t xml:space="preserve"> </w:t>
+      </w:r>
+    </w:p>
+    <w:p>
+      <w:pPr>
+        <w:pStyle w:val="Paragrafoelenco"/>
+        <w:numPr>
+          <w:ilvl w:val="0"/>
+          <w:numId w:val="3"/>
+        </w:numPr>
+        <w:rPr>
+          <w:b/>
+        </w:rPr>
+      </w:pPr>
       <w:proofErr w:type="spellStart"/>
       <w:r>
-        <w:t>desc</w:t>
+        <w:rPr>
+          <w:b/>
+        </w:rPr>
+        <w:t>Prodotti_Ordini</w:t>
       </w:r>
       <w:proofErr w:type="spellEnd"/>
+      <w:r>
+        <w:rPr>
+          <w:b/>
+        </w:rPr>
+        <w:t xml:space="preserve">: </w:t>
+      </w:r>
+      <w:r>
+        <w:t>si è formata a partire dall’attributo della relazione tra ordini e prodotti, contiene le due chiavi esterne che sono anche primarie oltre alla quantità dei prodotti e il totale.</w:t>
+      </w:r>
     </w:p>
     <w:p/>
     <w:p>
@@ -1156,13 +1358,881 @@
           <w:numId w:val="1"/>
         </w:numPr>
       </w:pPr>
-      <w:bookmarkStart w:id="4" w:name="_Toc172883314"/>
+      <w:bookmarkStart w:id="5" w:name="_Toc172986047"/>
       <w:r>
         <w:t>QUERY PRINCIPALI</w:t>
       </w:r>
-      <w:bookmarkEnd w:id="4"/>
+      <w:bookmarkEnd w:id="5"/>
     </w:p>
     <w:p/>
+    <w:p>
+      <w:pPr>
+        <w:ind w:left="708"/>
+      </w:pPr>
+      <w:r>
+        <w:t xml:space="preserve">Nel nostro progetto sono presenti diverse </w:t>
+      </w:r>
+      <w:proofErr w:type="spellStart"/>
+      <w:r>
+        <w:t>query</w:t>
+      </w:r>
+      <w:proofErr w:type="spellEnd"/>
+      <w:r>
+        <w:t xml:space="preserve"> importanti. Sono stati utilizzati </w:t>
+      </w:r>
+      <w:proofErr w:type="spellStart"/>
+      <w:r>
+        <w:t>check</w:t>
+      </w:r>
+      <w:proofErr w:type="spellEnd"/>
+      <w:r>
+        <w:t xml:space="preserve"> e trigger nella parte database con </w:t>
+      </w:r>
+      <w:proofErr w:type="spellStart"/>
+      <w:r>
+        <w:t>postgresql</w:t>
+      </w:r>
+      <w:proofErr w:type="spellEnd"/>
+      <w:r>
+        <w:t xml:space="preserve"> mentre nel codice </w:t>
+      </w:r>
+      <w:proofErr w:type="spellStart"/>
+      <w:r>
+        <w:t>python</w:t>
+      </w:r>
+      <w:proofErr w:type="spellEnd"/>
+      <w:r>
+        <w:t xml:space="preserve"> ce ne sono altre effettuate tramite </w:t>
+      </w:r>
+      <w:proofErr w:type="spellStart"/>
+      <w:r>
+        <w:t>SQLAlchemy</w:t>
+      </w:r>
+      <w:proofErr w:type="spellEnd"/>
+      <w:r>
+        <w:t>.</w:t>
+      </w:r>
+    </w:p>
+    <w:p>
+      <w:pPr>
+        <w:pStyle w:val="Titolo3"/>
+        <w:ind w:firstLine="708"/>
+      </w:pPr>
+      <w:r>
+        <w:lastRenderedPageBreak/>
+        <w:t>CHECK:</w:t>
+      </w:r>
+    </w:p>
+    <w:p>
+      <w:pPr>
+        <w:pStyle w:val="Paragrafoelenco"/>
+        <w:numPr>
+          <w:ilvl w:val="0"/>
+          <w:numId w:val="3"/>
+        </w:numPr>
+      </w:pPr>
+      <w:r>
+        <w:rPr>
+          <w:b/>
+        </w:rPr>
+        <w:t>Vincoli sugli utenti</w:t>
+      </w:r>
+      <w:r>
+        <w:t>: impediscono che la email e la password abbiamo una lunghezza inferiore a 6 caratteri</w:t>
+      </w:r>
+    </w:p>
+    <w:p>
+      <w:pPr>
+        <w:pStyle w:val="PreformattatoHTML"/>
+      </w:pPr>
+      <w:r>
+        <w:tab/>
+      </w:r>
+      <w:r>
+        <w:tab/>
+      </w:r>
+      <w:r>
+        <w:tab/>
+      </w:r>
+      <w:r>
+        <w:drawing>
+          <wp:inline distT="0" distB="0" distL="0" distR="0" wp14:anchorId="0F7A6A55" wp14:editId="56B0A63B">
+            <wp:extent cx="3361764" cy="769720"/>
+            <wp:effectExtent l="0" t="0" r="0" b="0"/>
+            <wp:docPr id="1" name="Immagine 1"/>
+            <wp:cNvGraphicFramePr>
+              <a:graphicFrameLocks xmlns:a="http://schemas.openxmlformats.org/drawingml/2006/main" noChangeAspect="1"/>
+            </wp:cNvGraphicFramePr>
+            <a:graphic xmlns:a="http://schemas.openxmlformats.org/drawingml/2006/main">
+              <a:graphicData uri="http://schemas.openxmlformats.org/drawingml/2006/picture">
+                <pic:pic xmlns:pic="http://schemas.openxmlformats.org/drawingml/2006/picture">
+                  <pic:nvPicPr>
+                    <pic:cNvPr id="0" name=""/>
+                    <pic:cNvPicPr/>
+                  </pic:nvPicPr>
+                  <pic:blipFill>
+                    <a:blip r:embed="rId11"/>
+                    <a:stretch>
+                      <a:fillRect/>
+                    </a:stretch>
+                  </pic:blipFill>
+                  <pic:spPr>
+                    <a:xfrm>
+                      <a:off x="0" y="0"/>
+                      <a:ext cx="3361847" cy="769739"/>
+                    </a:xfrm>
+                    <a:prstGeom prst="rect">
+                      <a:avLst/>
+                    </a:prstGeom>
+                  </pic:spPr>
+                </pic:pic>
+              </a:graphicData>
+            </a:graphic>
+          </wp:inline>
+        </w:drawing>
+      </w:r>
+    </w:p>
+    <w:p>
+      <w:pPr>
+        <w:pStyle w:val="PreformattatoHTML"/>
+      </w:pPr>
+      <w:r>
+        <w:tab/>
+      </w:r>
+      <w:r>
+        <w:tab/>
+      </w:r>
+    </w:p>
+    <w:p>
+      <w:pPr>
+        <w:pStyle w:val="Paragrafoelenco"/>
+        <w:numPr>
+          <w:ilvl w:val="0"/>
+          <w:numId w:val="3"/>
+        </w:numPr>
+      </w:pPr>
+      <w:r>
+        <w:rPr>
+          <w:b/>
+        </w:rPr>
+        <w:t>Vincoli sui carrelli</w:t>
+      </w:r>
+      <w:r>
+        <w:t>: garantiscono che per procedere all’acquisto ci sia almeno un prodotto con quantità maggiore di 0</w:t>
+      </w:r>
+    </w:p>
+    <w:p>
+      <w:pPr>
+        <w:pStyle w:val="Paragrafoelenco"/>
+        <w:ind w:left="2484"/>
+      </w:pPr>
+      <w:r>
+        <w:t xml:space="preserve">     </w:t>
+      </w:r>
+      <w:r>
+        <w:drawing>
+          <wp:inline distT="0" distB="0" distL="0" distR="0" wp14:anchorId="4AA888D9" wp14:editId="3E96D31C">
+            <wp:extent cx="3370730" cy="669000"/>
+            <wp:effectExtent l="0" t="0" r="1270" b="0"/>
+            <wp:docPr id="4" name="Immagine 4"/>
+            <wp:cNvGraphicFramePr>
+              <a:graphicFrameLocks xmlns:a="http://schemas.openxmlformats.org/drawingml/2006/main" noChangeAspect="1"/>
+            </wp:cNvGraphicFramePr>
+            <a:graphic xmlns:a="http://schemas.openxmlformats.org/drawingml/2006/main">
+              <a:graphicData uri="http://schemas.openxmlformats.org/drawingml/2006/picture">
+                <pic:pic xmlns:pic="http://schemas.openxmlformats.org/drawingml/2006/picture">
+                  <pic:nvPicPr>
+                    <pic:cNvPr id="0" name=""/>
+                    <pic:cNvPicPr/>
+                  </pic:nvPicPr>
+                  <pic:blipFill>
+                    <a:blip r:embed="rId12"/>
+                    <a:stretch>
+                      <a:fillRect/>
+                    </a:stretch>
+                  </pic:blipFill>
+                  <pic:spPr>
+                    <a:xfrm>
+                      <a:off x="0" y="0"/>
+                      <a:ext cx="3380958" cy="671030"/>
+                    </a:xfrm>
+                    <a:prstGeom prst="rect">
+                      <a:avLst/>
+                    </a:prstGeom>
+                  </pic:spPr>
+                </pic:pic>
+              </a:graphicData>
+            </a:graphic>
+          </wp:inline>
+        </w:drawing>
+      </w:r>
+    </w:p>
+    <w:p>
+      <w:pPr>
+        <w:pStyle w:val="Paragrafoelenco"/>
+        <w:ind w:left="2484"/>
+      </w:pPr>
+    </w:p>
+    <w:p>
+      <w:pPr>
+        <w:pStyle w:val="Paragrafoelenco"/>
+        <w:numPr>
+          <w:ilvl w:val="0"/>
+          <w:numId w:val="3"/>
+        </w:numPr>
+      </w:pPr>
+      <w:r>
+        <w:rPr>
+          <w:b/>
+        </w:rPr>
+        <w:t>Vincoli sui ordini</w:t>
+      </w:r>
+      <w:r>
+        <w:t>: impedisce che ci sia un totale negativo da pagare</w:t>
+      </w:r>
+    </w:p>
+    <w:p>
+      <w:pPr>
+        <w:pStyle w:val="Paragrafoelenco"/>
+        <w:ind w:left="2484"/>
+      </w:pPr>
+      <w:r>
+        <w:t xml:space="preserve">    </w:t>
+      </w:r>
+      <w:r>
+        <w:drawing>
+          <wp:inline distT="0" distB="0" distL="0" distR="0" wp14:anchorId="435EE455" wp14:editId="4DEC1944">
+            <wp:extent cx="3437965" cy="597907"/>
+            <wp:effectExtent l="0" t="0" r="0" b="0"/>
+            <wp:docPr id="5" name="Immagine 5"/>
+            <wp:cNvGraphicFramePr>
+              <a:graphicFrameLocks xmlns:a="http://schemas.openxmlformats.org/drawingml/2006/main" noChangeAspect="1"/>
+            </wp:cNvGraphicFramePr>
+            <a:graphic xmlns:a="http://schemas.openxmlformats.org/drawingml/2006/main">
+              <a:graphicData uri="http://schemas.openxmlformats.org/drawingml/2006/picture">
+                <pic:pic xmlns:pic="http://schemas.openxmlformats.org/drawingml/2006/picture">
+                  <pic:nvPicPr>
+                    <pic:cNvPr id="0" name=""/>
+                    <pic:cNvPicPr/>
+                  </pic:nvPicPr>
+                  <pic:blipFill>
+                    <a:blip r:embed="rId13"/>
+                    <a:stretch>
+                      <a:fillRect/>
+                    </a:stretch>
+                  </pic:blipFill>
+                  <pic:spPr>
+                    <a:xfrm>
+                      <a:off x="0" y="0"/>
+                      <a:ext cx="3448046" cy="599660"/>
+                    </a:xfrm>
+                    <a:prstGeom prst="rect">
+                      <a:avLst/>
+                    </a:prstGeom>
+                  </pic:spPr>
+                </pic:pic>
+              </a:graphicData>
+            </a:graphic>
+          </wp:inline>
+        </w:drawing>
+      </w:r>
+    </w:p>
+    <w:p>
+      <w:pPr>
+        <w:pStyle w:val="Paragrafoelenco"/>
+        <w:ind w:left="2484"/>
+      </w:pPr>
+    </w:p>
+    <w:p>
+      <w:pPr>
+        <w:pStyle w:val="Paragrafoelenco"/>
+        <w:numPr>
+          <w:ilvl w:val="0"/>
+          <w:numId w:val="3"/>
+        </w:numPr>
+      </w:pPr>
+      <w:r>
+        <w:rPr>
+          <w:b/>
+        </w:rPr>
+        <w:t>Vincoli sui prodotti</w:t>
+      </w:r>
+      <w:r>
+        <w:t>: permettono che non ci sia mai una quantità minore di 0 e lo stesso vale per il prezzo del prodotto in questione</w:t>
+      </w:r>
+    </w:p>
+    <w:p>
+      <w:pPr>
+        <w:pStyle w:val="Paragrafoelenco"/>
+        <w:ind w:left="2484"/>
+      </w:pPr>
+      <w:r>
+        <w:t xml:space="preserve">   </w:t>
+      </w:r>
+      <w:r>
+        <w:drawing>
+          <wp:inline distT="0" distB="0" distL="0" distR="0" wp14:anchorId="100A87B6" wp14:editId="00FDD0D5">
+            <wp:extent cx="3496236" cy="826977"/>
+            <wp:effectExtent l="0" t="0" r="0" b="0"/>
+            <wp:docPr id="6" name="Immagine 6"/>
+            <wp:cNvGraphicFramePr>
+              <a:graphicFrameLocks xmlns:a="http://schemas.openxmlformats.org/drawingml/2006/main" noChangeAspect="1"/>
+            </wp:cNvGraphicFramePr>
+            <a:graphic xmlns:a="http://schemas.openxmlformats.org/drawingml/2006/main">
+              <a:graphicData uri="http://schemas.openxmlformats.org/drawingml/2006/picture">
+                <pic:pic xmlns:pic="http://schemas.openxmlformats.org/drawingml/2006/picture">
+                  <pic:nvPicPr>
+                    <pic:cNvPr id="0" name=""/>
+                    <pic:cNvPicPr/>
+                  </pic:nvPicPr>
+                  <pic:blipFill>
+                    <a:blip r:embed="rId14"/>
+                    <a:stretch>
+                      <a:fillRect/>
+                    </a:stretch>
+                  </pic:blipFill>
+                  <pic:spPr>
+                    <a:xfrm>
+                      <a:off x="0" y="0"/>
+                      <a:ext cx="3495141" cy="826718"/>
+                    </a:xfrm>
+                    <a:prstGeom prst="rect">
+                      <a:avLst/>
+                    </a:prstGeom>
+                  </pic:spPr>
+                </pic:pic>
+              </a:graphicData>
+            </a:graphic>
+          </wp:inline>
+        </w:drawing>
+      </w:r>
+    </w:p>
+    <w:p/>
+    <w:p>
+      <w:pPr>
+        <w:pStyle w:val="Titolo3"/>
+      </w:pPr>
+      <w:r>
+        <w:tab/>
+        <w:t>TRIGGER:</w:t>
+      </w:r>
+    </w:p>
+    <w:p>
+      <w:r>
+        <w:tab/>
+      </w:r>
+    </w:p>
+    <w:p>
+      <w:pPr>
+        <w:ind w:left="1416"/>
+      </w:pPr>
+      <w:r>
+        <w:t xml:space="preserve">Il trigger in questione serve per eliminare la righe della tabella carrelli che hanno lo stesso </w:t>
+      </w:r>
+      <w:proofErr w:type="spellStart"/>
+      <w:r>
+        <w:t>id_Prodotto</w:t>
+      </w:r>
+      <w:proofErr w:type="spellEnd"/>
+    </w:p>
+    <w:p>
+      <w:pPr>
+        <w:ind w:left="1416"/>
+      </w:pPr>
+      <w:r>
+        <w:drawing>
+          <wp:anchor distT="0" distB="0" distL="114300" distR="114300" simplePos="0" relativeHeight="251660288" behindDoc="1" locked="0" layoutInCell="1" allowOverlap="1" wp14:anchorId="3C466C68" wp14:editId="74B99630">
+            <wp:simplePos x="0" y="0"/>
+            <wp:positionH relativeFrom="column">
+              <wp:posOffset>1144270</wp:posOffset>
+            </wp:positionH>
+            <wp:positionV relativeFrom="paragraph">
+              <wp:posOffset>36830</wp:posOffset>
+            </wp:positionV>
+            <wp:extent cx="3244850" cy="1439545"/>
+            <wp:effectExtent l="0" t="0" r="0" b="8255"/>
+            <wp:wrapSquare wrapText="bothSides"/>
+            <wp:docPr id="7" name="Immagine 7"/>
+            <wp:cNvGraphicFramePr>
+              <a:graphicFrameLocks xmlns:a="http://schemas.openxmlformats.org/drawingml/2006/main" noChangeAspect="1"/>
+            </wp:cNvGraphicFramePr>
+            <a:graphic xmlns:a="http://schemas.openxmlformats.org/drawingml/2006/main">
+              <a:graphicData uri="http://schemas.openxmlformats.org/drawingml/2006/picture">
+                <pic:pic xmlns:pic="http://schemas.openxmlformats.org/drawingml/2006/picture">
+                  <pic:nvPicPr>
+                    <pic:cNvPr id="0" name=""/>
+                    <pic:cNvPicPr/>
+                  </pic:nvPicPr>
+                  <pic:blipFill>
+                    <a:blip r:embed="rId15" cstate="print">
+                      <a:extLst>
+                        <a:ext uri="{28A0092B-C50C-407E-A947-70E740481C1C}">
+                          <a14:useLocalDpi xmlns:a14="http://schemas.microsoft.com/office/drawing/2010/main" val="0"/>
+                        </a:ext>
+                      </a:extLst>
+                    </a:blip>
+                    <a:stretch>
+                      <a:fillRect/>
+                    </a:stretch>
+                  </pic:blipFill>
+                  <pic:spPr>
+                    <a:xfrm>
+                      <a:off x="0" y="0"/>
+                      <a:ext cx="3244850" cy="1439545"/>
+                    </a:xfrm>
+                    <a:prstGeom prst="rect">
+                      <a:avLst/>
+                    </a:prstGeom>
+                  </pic:spPr>
+                </pic:pic>
+              </a:graphicData>
+            </a:graphic>
+            <wp14:sizeRelH relativeFrom="page">
+              <wp14:pctWidth>0</wp14:pctWidth>
+            </wp14:sizeRelH>
+            <wp14:sizeRelV relativeFrom="page">
+              <wp14:pctHeight>0</wp14:pctHeight>
+            </wp14:sizeRelV>
+          </wp:anchor>
+        </w:drawing>
+      </w:r>
+    </w:p>
+    <w:p>
+      <w:pPr>
+        <w:pStyle w:val="Titolo3"/>
+      </w:pPr>
+      <w:r>
+        <w:tab/>
+      </w:r>
+    </w:p>
+    <w:p>
+      <w:pPr>
+        <w:pStyle w:val="Titolo3"/>
+        <w:ind w:firstLine="360"/>
+      </w:pPr>
+    </w:p>
+    <w:p>
+      <w:pPr>
+        <w:pStyle w:val="Titolo3"/>
+        <w:ind w:firstLine="708"/>
+      </w:pPr>
+    </w:p>
+    <w:p>
+      <w:pPr>
+        <w:pStyle w:val="Titolo3"/>
+        <w:ind w:firstLine="708"/>
+      </w:pPr>
+    </w:p>
+    <w:p>
+      <w:pPr>
+        <w:pStyle w:val="Titolo3"/>
+        <w:ind w:firstLine="708"/>
+      </w:pPr>
+    </w:p>
+    <w:p>
+      <w:bookmarkStart w:id="6" w:name="_GoBack"/>
+      <w:bookmarkEnd w:id="6"/>
+    </w:p>
+    <w:p>
+      <w:pPr>
+        <w:pStyle w:val="Titolo3"/>
+        <w:ind w:firstLine="708"/>
+      </w:pPr>
+      <w:proofErr w:type="spellStart"/>
+      <w:r>
+        <w:lastRenderedPageBreak/>
+        <w:t>SQLAlchemy</w:t>
+      </w:r>
+      <w:proofErr w:type="spellEnd"/>
+      <w:r>
+        <w:t>:</w:t>
+      </w:r>
+    </w:p>
+    <w:p/>
+    <w:p>
+      <w:pPr>
+        <w:ind w:left="1416"/>
+      </w:pPr>
+      <w:r>
+        <w:t>Sono presenti in tutto il codice, alcune di queste sono risultate fondamentali per la ricerca, nel creare un nuovo ordine, nel visualizzare il carrello</w:t>
+      </w:r>
+      <w:r>
+        <w:t>, visualizzare gli ordini</w:t>
+      </w:r>
+    </w:p>
+    <w:p>
+      <w:pPr>
+        <w:pStyle w:val="Paragrafoelenco"/>
+        <w:numPr>
+          <w:ilvl w:val="0"/>
+          <w:numId w:val="3"/>
+        </w:numPr>
+      </w:pPr>
+      <w:proofErr w:type="spellStart"/>
+      <w:r>
+        <w:t>Crea_ordine</w:t>
+      </w:r>
+      <w:proofErr w:type="spellEnd"/>
+    </w:p>
+    <w:p>
+      <w:pPr>
+        <w:pStyle w:val="Paragrafoelenco"/>
+        <w:ind w:left="2484"/>
+      </w:pPr>
+      <w:r>
+        <w:drawing>
+          <wp:anchor distT="0" distB="0" distL="114300" distR="114300" simplePos="0" relativeHeight="251661312" behindDoc="0" locked="0" layoutInCell="1" allowOverlap="1" wp14:anchorId="4E15AAC6" wp14:editId="304549B8">
+            <wp:simplePos x="0" y="0"/>
+            <wp:positionH relativeFrom="column">
+              <wp:posOffset>1609725</wp:posOffset>
+            </wp:positionH>
+            <wp:positionV relativeFrom="paragraph">
+              <wp:posOffset>38100</wp:posOffset>
+            </wp:positionV>
+            <wp:extent cx="4248785" cy="461010"/>
+            <wp:effectExtent l="0" t="0" r="0" b="0"/>
+            <wp:wrapSquare wrapText="bothSides"/>
+            <wp:docPr id="8" name="Immagine 8"/>
+            <wp:cNvGraphicFramePr>
+              <a:graphicFrameLocks xmlns:a="http://schemas.openxmlformats.org/drawingml/2006/main" noChangeAspect="1"/>
+            </wp:cNvGraphicFramePr>
+            <a:graphic xmlns:a="http://schemas.openxmlformats.org/drawingml/2006/main">
+              <a:graphicData uri="http://schemas.openxmlformats.org/drawingml/2006/picture">
+                <pic:pic xmlns:pic="http://schemas.openxmlformats.org/drawingml/2006/picture">
+                  <pic:nvPicPr>
+                    <pic:cNvPr id="0" name=""/>
+                    <pic:cNvPicPr/>
+                  </pic:nvPicPr>
+                  <pic:blipFill>
+                    <a:blip r:embed="rId16">
+                      <a:extLst>
+                        <a:ext uri="{28A0092B-C50C-407E-A947-70E740481C1C}">
+                          <a14:useLocalDpi xmlns:a14="http://schemas.microsoft.com/office/drawing/2010/main" val="0"/>
+                        </a:ext>
+                      </a:extLst>
+                    </a:blip>
+                    <a:stretch>
+                      <a:fillRect/>
+                    </a:stretch>
+                  </pic:blipFill>
+                  <pic:spPr>
+                    <a:xfrm>
+                      <a:off x="0" y="0"/>
+                      <a:ext cx="4248785" cy="461010"/>
+                    </a:xfrm>
+                    <a:prstGeom prst="rect">
+                      <a:avLst/>
+                    </a:prstGeom>
+                  </pic:spPr>
+                </pic:pic>
+              </a:graphicData>
+            </a:graphic>
+            <wp14:sizeRelH relativeFrom="page">
+              <wp14:pctWidth>0</wp14:pctWidth>
+            </wp14:sizeRelH>
+            <wp14:sizeRelV relativeFrom="page">
+              <wp14:pctHeight>0</wp14:pctHeight>
+            </wp14:sizeRelV>
+          </wp:anchor>
+        </w:drawing>
+      </w:r>
+    </w:p>
+    <w:p/>
+    <w:p>
+      <w:pPr>
+        <w:pStyle w:val="Paragrafoelenco"/>
+        <w:numPr>
+          <w:ilvl w:val="0"/>
+          <w:numId w:val="3"/>
+        </w:numPr>
+      </w:pPr>
+      <w:proofErr w:type="spellStart"/>
+      <w:r>
+        <w:t>Visualizza_carrello</w:t>
+      </w:r>
+      <w:proofErr w:type="spellEnd"/>
+    </w:p>
+    <w:p>
+      <w:pPr>
+        <w:pStyle w:val="Paragrafoelenco"/>
+        <w:ind w:left="2484"/>
+      </w:pPr>
+      <w:r>
+        <w:drawing>
+          <wp:anchor distT="0" distB="0" distL="114300" distR="114300" simplePos="0" relativeHeight="251662336" behindDoc="0" locked="0" layoutInCell="1" allowOverlap="1" wp14:anchorId="53E196CC" wp14:editId="1062E708">
+            <wp:simplePos x="0" y="0"/>
+            <wp:positionH relativeFrom="column">
+              <wp:posOffset>1609725</wp:posOffset>
+            </wp:positionH>
+            <wp:positionV relativeFrom="paragraph">
+              <wp:posOffset>103505</wp:posOffset>
+            </wp:positionV>
+            <wp:extent cx="4324985" cy="567055"/>
+            <wp:effectExtent l="0" t="0" r="0" b="4445"/>
+            <wp:wrapSquare wrapText="bothSides"/>
+            <wp:docPr id="9" name="Immagine 9"/>
+            <wp:cNvGraphicFramePr>
+              <a:graphicFrameLocks xmlns:a="http://schemas.openxmlformats.org/drawingml/2006/main" noChangeAspect="1"/>
+            </wp:cNvGraphicFramePr>
+            <a:graphic xmlns:a="http://schemas.openxmlformats.org/drawingml/2006/main">
+              <a:graphicData uri="http://schemas.openxmlformats.org/drawingml/2006/picture">
+                <pic:pic xmlns:pic="http://schemas.openxmlformats.org/drawingml/2006/picture">
+                  <pic:nvPicPr>
+                    <pic:cNvPr id="0" name=""/>
+                    <pic:cNvPicPr/>
+                  </pic:nvPicPr>
+                  <pic:blipFill>
+                    <a:blip r:embed="rId17">
+                      <a:extLst>
+                        <a:ext uri="{28A0092B-C50C-407E-A947-70E740481C1C}">
+                          <a14:useLocalDpi xmlns:a14="http://schemas.microsoft.com/office/drawing/2010/main" val="0"/>
+                        </a:ext>
+                      </a:extLst>
+                    </a:blip>
+                    <a:stretch>
+                      <a:fillRect/>
+                    </a:stretch>
+                  </pic:blipFill>
+                  <pic:spPr>
+                    <a:xfrm>
+                      <a:off x="0" y="0"/>
+                      <a:ext cx="4324985" cy="567055"/>
+                    </a:xfrm>
+                    <a:prstGeom prst="rect">
+                      <a:avLst/>
+                    </a:prstGeom>
+                  </pic:spPr>
+                </pic:pic>
+              </a:graphicData>
+            </a:graphic>
+            <wp14:sizeRelH relativeFrom="page">
+              <wp14:pctWidth>0</wp14:pctWidth>
+            </wp14:sizeRelH>
+            <wp14:sizeRelV relativeFrom="page">
+              <wp14:pctHeight>0</wp14:pctHeight>
+            </wp14:sizeRelV>
+          </wp:anchor>
+        </w:drawing>
+      </w:r>
+    </w:p>
+    <w:p>
+      <w:pPr>
+        <w:pStyle w:val="Paragrafoelenco"/>
+        <w:ind w:left="2484"/>
+      </w:pPr>
+    </w:p>
+    <w:p>
+      <w:pPr>
+        <w:pStyle w:val="Paragrafoelenco"/>
+        <w:ind w:left="2484"/>
+      </w:pPr>
+    </w:p>
+    <w:p>
+      <w:pPr>
+        <w:pStyle w:val="Paragrafoelenco"/>
+        <w:ind w:left="2484"/>
+      </w:pPr>
+    </w:p>
+    <w:p>
+      <w:pPr>
+        <w:pStyle w:val="Paragrafoelenco"/>
+        <w:numPr>
+          <w:ilvl w:val="0"/>
+          <w:numId w:val="3"/>
+        </w:numPr>
+      </w:pPr>
+      <w:r>
+        <w:drawing>
+          <wp:anchor distT="0" distB="0" distL="114300" distR="114300" simplePos="0" relativeHeight="251663360" behindDoc="0" locked="0" layoutInCell="1" allowOverlap="1" wp14:anchorId="24740FD3" wp14:editId="138FD52A">
+            <wp:simplePos x="0" y="0"/>
+            <wp:positionH relativeFrom="column">
+              <wp:posOffset>1462405</wp:posOffset>
+            </wp:positionH>
+            <wp:positionV relativeFrom="paragraph">
+              <wp:posOffset>196850</wp:posOffset>
+            </wp:positionV>
+            <wp:extent cx="4566920" cy="576580"/>
+            <wp:effectExtent l="0" t="0" r="5080" b="0"/>
+            <wp:wrapSquare wrapText="bothSides"/>
+            <wp:docPr id="10" name="Immagine 10"/>
+            <wp:cNvGraphicFramePr>
+              <a:graphicFrameLocks xmlns:a="http://schemas.openxmlformats.org/drawingml/2006/main" noChangeAspect="1"/>
+            </wp:cNvGraphicFramePr>
+            <a:graphic xmlns:a="http://schemas.openxmlformats.org/drawingml/2006/main">
+              <a:graphicData uri="http://schemas.openxmlformats.org/drawingml/2006/picture">
+                <pic:pic xmlns:pic="http://schemas.openxmlformats.org/drawingml/2006/picture">
+                  <pic:nvPicPr>
+                    <pic:cNvPr id="0" name=""/>
+                    <pic:cNvPicPr/>
+                  </pic:nvPicPr>
+                  <pic:blipFill>
+                    <a:blip r:embed="rId18">
+                      <a:extLst>
+                        <a:ext uri="{28A0092B-C50C-407E-A947-70E740481C1C}">
+                          <a14:useLocalDpi xmlns:a14="http://schemas.microsoft.com/office/drawing/2010/main" val="0"/>
+                        </a:ext>
+                      </a:extLst>
+                    </a:blip>
+                    <a:stretch>
+                      <a:fillRect/>
+                    </a:stretch>
+                  </pic:blipFill>
+                  <pic:spPr>
+                    <a:xfrm>
+                      <a:off x="0" y="0"/>
+                      <a:ext cx="4566920" cy="576580"/>
+                    </a:xfrm>
+                    <a:prstGeom prst="rect">
+                      <a:avLst/>
+                    </a:prstGeom>
+                  </pic:spPr>
+                </pic:pic>
+              </a:graphicData>
+            </a:graphic>
+            <wp14:sizeRelH relativeFrom="page">
+              <wp14:pctWidth>0</wp14:pctWidth>
+            </wp14:sizeRelH>
+            <wp14:sizeRelV relativeFrom="page">
+              <wp14:pctHeight>0</wp14:pctHeight>
+            </wp14:sizeRelV>
+          </wp:anchor>
+        </w:drawing>
+      </w:r>
+      <w:r>
+        <w:t>Ricerca</w:t>
+      </w:r>
+    </w:p>
+    <w:p>
+      <w:pPr>
+        <w:pStyle w:val="Paragrafoelenco"/>
+        <w:ind w:left="2484"/>
+      </w:pPr>
+    </w:p>
+    <w:p>
+      <w:pPr>
+        <w:pStyle w:val="Paragrafoelenco"/>
+        <w:ind w:left="2484"/>
+      </w:pPr>
+    </w:p>
+    <w:p>
+      <w:pPr>
+        <w:pStyle w:val="Paragrafoelenco"/>
+        <w:ind w:left="2484"/>
+      </w:pPr>
+    </w:p>
+    <w:p>
+      <w:pPr>
+        <w:pStyle w:val="Paragrafoelenco"/>
+        <w:ind w:left="2484"/>
+      </w:pPr>
+    </w:p>
+    <w:p>
+      <w:pPr>
+        <w:pStyle w:val="Paragrafoelenco"/>
+        <w:numPr>
+          <w:ilvl w:val="0"/>
+          <w:numId w:val="3"/>
+        </w:numPr>
+      </w:pPr>
+      <w:r>
+        <w:drawing>
+          <wp:anchor distT="0" distB="0" distL="114300" distR="114300" simplePos="0" relativeHeight="251664384" behindDoc="0" locked="0" layoutInCell="1" allowOverlap="1" wp14:anchorId="3E6FA6F1" wp14:editId="5C643774">
+            <wp:simplePos x="0" y="0"/>
+            <wp:positionH relativeFrom="column">
+              <wp:posOffset>1507490</wp:posOffset>
+            </wp:positionH>
+            <wp:positionV relativeFrom="paragraph">
+              <wp:posOffset>198120</wp:posOffset>
+            </wp:positionV>
+            <wp:extent cx="4594225" cy="466090"/>
+            <wp:effectExtent l="0" t="0" r="0" b="0"/>
+            <wp:wrapSquare wrapText="bothSides"/>
+            <wp:docPr id="11" name="Immagine 11"/>
+            <wp:cNvGraphicFramePr>
+              <a:graphicFrameLocks xmlns:a="http://schemas.openxmlformats.org/drawingml/2006/main" noChangeAspect="1"/>
+            </wp:cNvGraphicFramePr>
+            <a:graphic xmlns:a="http://schemas.openxmlformats.org/drawingml/2006/main">
+              <a:graphicData uri="http://schemas.openxmlformats.org/drawingml/2006/picture">
+                <pic:pic xmlns:pic="http://schemas.openxmlformats.org/drawingml/2006/picture">
+                  <pic:nvPicPr>
+                    <pic:cNvPr id="0" name=""/>
+                    <pic:cNvPicPr/>
+                  </pic:nvPicPr>
+                  <pic:blipFill>
+                    <a:blip r:embed="rId19">
+                      <a:extLst>
+                        <a:ext uri="{28A0092B-C50C-407E-A947-70E740481C1C}">
+                          <a14:useLocalDpi xmlns:a14="http://schemas.microsoft.com/office/drawing/2010/main" val="0"/>
+                        </a:ext>
+                      </a:extLst>
+                    </a:blip>
+                    <a:stretch>
+                      <a:fillRect/>
+                    </a:stretch>
+                  </pic:blipFill>
+                  <pic:spPr>
+                    <a:xfrm>
+                      <a:off x="0" y="0"/>
+                      <a:ext cx="4594225" cy="466090"/>
+                    </a:xfrm>
+                    <a:prstGeom prst="rect">
+                      <a:avLst/>
+                    </a:prstGeom>
+                  </pic:spPr>
+                </pic:pic>
+              </a:graphicData>
+            </a:graphic>
+            <wp14:sizeRelH relativeFrom="page">
+              <wp14:pctWidth>0</wp14:pctWidth>
+            </wp14:sizeRelH>
+            <wp14:sizeRelV relativeFrom="page">
+              <wp14:pctHeight>0</wp14:pctHeight>
+            </wp14:sizeRelV>
+          </wp:anchor>
+        </w:drawing>
+      </w:r>
+      <w:proofErr w:type="spellStart"/>
+      <w:r>
+        <w:t>Visualizza_ordini</w:t>
+      </w:r>
+      <w:proofErr w:type="spellEnd"/>
+    </w:p>
+    <w:p>
+      <w:pPr>
+        <w:pStyle w:val="Paragrafoelenco"/>
+        <w:ind w:left="2484"/>
+      </w:pPr>
+    </w:p>
+    <w:p>
+      <w:pPr>
+        <w:pStyle w:val="Paragrafoelenco"/>
+        <w:ind w:left="2484"/>
+      </w:pPr>
+    </w:p>
+    <w:p>
+      <w:pPr>
+        <w:pStyle w:val="Paragrafoelenco"/>
+        <w:ind w:left="2484"/>
+      </w:pPr>
+    </w:p>
+    <w:p>
+      <w:pPr>
+        <w:pStyle w:val="Paragrafoelenco"/>
+        <w:ind w:left="2484"/>
+      </w:pPr>
+    </w:p>
+    <w:p>
+      <w:pPr>
+        <w:pStyle w:val="Paragrafoelenco"/>
+        <w:ind w:left="2484"/>
+      </w:pPr>
+    </w:p>
+    <w:p>
+      <w:pPr>
+        <w:pStyle w:val="Paragrafoelenco"/>
+        <w:ind w:left="2484"/>
+      </w:pPr>
+    </w:p>
     <w:p>
       <w:pPr>
         <w:pStyle w:val="Titolo2"/>
@@ -1171,11 +2241,11 @@
           <w:numId w:val="1"/>
         </w:numPr>
       </w:pPr>
-      <w:bookmarkStart w:id="5" w:name="_Toc172883315"/>
+      <w:bookmarkStart w:id="7" w:name="_Toc172986048"/>
       <w:r>
         <w:t>PRINCIPALI SCELTE PROGETTUALI</w:t>
       </w:r>
-      <w:bookmarkEnd w:id="5"/>
+      <w:bookmarkEnd w:id="7"/>
     </w:p>
     <w:p/>
     <w:p>
@@ -1262,11 +2332,11 @@
           <w:numId w:val="1"/>
         </w:numPr>
       </w:pPr>
-      <w:bookmarkStart w:id="6" w:name="_Toc172883316"/>
+      <w:bookmarkStart w:id="8" w:name="_Toc172986049"/>
       <w:r>
         <w:t>ULTERIORI INFORMAZIONI</w:t>
       </w:r>
-      <w:bookmarkEnd w:id="6"/>
+      <w:bookmarkEnd w:id="8"/>
     </w:p>
     <w:p>
       <w:pPr>
@@ -1325,6 +2395,7 @@
       </w:pPr>
       <w:proofErr w:type="spellStart"/>
       <w:r>
+        <w:lastRenderedPageBreak/>
         <w:t>Flask</w:t>
       </w:r>
       <w:proofErr w:type="spellEnd"/>
@@ -1433,11 +2504,11 @@
           <w:numId w:val="1"/>
         </w:numPr>
       </w:pPr>
-      <w:bookmarkStart w:id="7" w:name="_Toc172883317"/>
+      <w:bookmarkStart w:id="9" w:name="_Toc172986050"/>
       <w:r>
         <w:t>CONTRIBUTO DEL PROGETTO</w:t>
       </w:r>
-      <w:bookmarkEnd w:id="7"/>
+      <w:bookmarkEnd w:id="9"/>
     </w:p>
     <w:p>
       <w:pPr>
@@ -1457,7 +2528,7 @@
     </w:p>
     <w:p/>
     <w:sectPr>
-      <w:headerReference w:type="default" r:id="rId11"/>
+      <w:headerReference w:type="default" r:id="rId20"/>
       <w:pgSz w:w="11906" w:h="16838"/>
       <w:pgMar w:top="1417" w:right="1134" w:bottom="1134" w:left="1134" w:header="708" w:footer="708" w:gutter="0"/>
       <w:cols w:space="708"/>
@@ -2082,6 +3153,28 @@
       <w:szCs w:val="26"/>
     </w:rPr>
   </w:style>
+  <w:style w:type="paragraph" w:styleId="Titolo3">
+    <w:name w:val="heading 3"/>
+    <w:basedOn w:val="Normale"/>
+    <w:next w:val="Normale"/>
+    <w:link w:val="Titolo3Carattere"/>
+    <w:uiPriority w:val="9"/>
+    <w:unhideWhenUsed/>
+    <w:qFormat/>
+    <w:rsid w:val="000B0AE0"/>
+    <w:pPr>
+      <w:keepNext/>
+      <w:keepLines/>
+      <w:spacing w:before="200" w:after="0"/>
+      <w:outlineLvl w:val="2"/>
+    </w:pPr>
+    <w:rPr>
+      <w:rFonts w:asciiTheme="majorHAnsi" w:eastAsiaTheme="majorEastAsia" w:hAnsiTheme="majorHAnsi" w:cstheme="majorBidi"/>
+      <w:b/>
+      <w:bCs/>
+      <w:color w:val="4F81BD" w:themeColor="accent1"/>
+    </w:rPr>
+  </w:style>
   <w:style w:type="character" w:default="1" w:styleId="Carpredefinitoparagrafo">
     <w:name w:val="Default Paragraph Font"/>
     <w:uiPriority w:val="1"/>
@@ -2352,6 +3445,32 @@
       <w:szCs w:val="20"/>
       <w:lang w:eastAsia="it-IT"/>
     </w:rPr>
+  </w:style>
+  <w:style w:type="character" w:customStyle="1" w:styleId="Titolo3Carattere">
+    <w:name w:val="Titolo 3 Carattere"/>
+    <w:basedOn w:val="Carpredefinitoparagrafo"/>
+    <w:link w:val="Titolo3"/>
+    <w:uiPriority w:val="9"/>
+    <w:rsid w:val="000B0AE0"/>
+    <w:rPr>
+      <w:rFonts w:asciiTheme="majorHAnsi" w:eastAsiaTheme="majorEastAsia" w:hAnsiTheme="majorHAnsi" w:cstheme="majorBidi"/>
+      <w:b/>
+      <w:bCs/>
+      <w:color w:val="4F81BD" w:themeColor="accent1"/>
+    </w:rPr>
+  </w:style>
+  <w:style w:type="paragraph" w:styleId="Sommario3">
+    <w:name w:val="toc 3"/>
+    <w:basedOn w:val="Normale"/>
+    <w:next w:val="Normale"/>
+    <w:autoRedefine/>
+    <w:uiPriority w:val="39"/>
+    <w:unhideWhenUsed/>
+    <w:rsid w:val="000B0AE0"/>
+    <w:pPr>
+      <w:spacing w:after="100"/>
+      <w:ind w:left="440"/>
+    </w:pPr>
   </w:style>
 </w:styles>
 </file>
@@ -2563,6 +3682,28 @@
       <w:szCs w:val="26"/>
     </w:rPr>
   </w:style>
+  <w:style w:type="paragraph" w:styleId="Titolo3">
+    <w:name w:val="heading 3"/>
+    <w:basedOn w:val="Normale"/>
+    <w:next w:val="Normale"/>
+    <w:link w:val="Titolo3Carattere"/>
+    <w:uiPriority w:val="9"/>
+    <w:unhideWhenUsed/>
+    <w:qFormat/>
+    <w:rsid w:val="000B0AE0"/>
+    <w:pPr>
+      <w:keepNext/>
+      <w:keepLines/>
+      <w:spacing w:before="200" w:after="0"/>
+      <w:outlineLvl w:val="2"/>
+    </w:pPr>
+    <w:rPr>
+      <w:rFonts w:asciiTheme="majorHAnsi" w:eastAsiaTheme="majorEastAsia" w:hAnsiTheme="majorHAnsi" w:cstheme="majorBidi"/>
+      <w:b/>
+      <w:bCs/>
+      <w:color w:val="4F81BD" w:themeColor="accent1"/>
+    </w:rPr>
+  </w:style>
   <w:style w:type="character" w:default="1" w:styleId="Carpredefinitoparagrafo">
     <w:name w:val="Default Paragraph Font"/>
     <w:uiPriority w:val="1"/>
@@ -2833,6 +3974,32 @@
       <w:szCs w:val="20"/>
       <w:lang w:eastAsia="it-IT"/>
     </w:rPr>
+  </w:style>
+  <w:style w:type="character" w:customStyle="1" w:styleId="Titolo3Carattere">
+    <w:name w:val="Titolo 3 Carattere"/>
+    <w:basedOn w:val="Carpredefinitoparagrafo"/>
+    <w:link w:val="Titolo3"/>
+    <w:uiPriority w:val="9"/>
+    <w:rsid w:val="000B0AE0"/>
+    <w:rPr>
+      <w:rFonts w:asciiTheme="majorHAnsi" w:eastAsiaTheme="majorEastAsia" w:hAnsiTheme="majorHAnsi" w:cstheme="majorBidi"/>
+      <w:b/>
+      <w:bCs/>
+      <w:color w:val="4F81BD" w:themeColor="accent1"/>
+    </w:rPr>
+  </w:style>
+  <w:style w:type="paragraph" w:styleId="Sommario3">
+    <w:name w:val="toc 3"/>
+    <w:basedOn w:val="Normale"/>
+    <w:next w:val="Normale"/>
+    <w:autoRedefine/>
+    <w:uiPriority w:val="39"/>
+    <w:unhideWhenUsed/>
+    <w:rsid w:val="000B0AE0"/>
+    <w:pPr>
+      <w:spacing w:after="100"/>
+      <w:ind w:left="440"/>
+    </w:pPr>
   </w:style>
 </w:styles>
 </file>
@@ -3127,7 +4294,7 @@
 </file>
 
 <file path=customXml/itemProps1.xml><?xml version="1.0" encoding="utf-8"?>
-<ds:datastoreItem xmlns:ds="http://schemas.openxmlformats.org/officeDocument/2006/customXml" ds:itemID="{ACB701A7-62A0-4FE4-AD4D-76F5CA6D0E3A}">
+<ds:datastoreItem xmlns:ds="http://schemas.openxmlformats.org/officeDocument/2006/customXml" ds:itemID="{69AC5E0D-3242-4A5A-BFD0-DC45407E644E}">
   <ds:schemaRefs>
     <ds:schemaRef ds:uri="http://schemas.openxmlformats.org/officeDocument/2006/bibliography"/>
   </ds:schemaRefs>

--- a/2023-2024/Basi di Dati/Progetto/RELAZIONE PROGETTO E.docx
+++ b/2023-2024/Basi di Dati/Progetto/RELAZIONE PROGETTO E.docx
@@ -59,7 +59,7 @@
           <w:r>
             <w:fldChar w:fldCharType="separate"/>
           </w:r>
-          <w:hyperlink w:anchor="_Toc172986042" w:history="1">
+          <w:hyperlink w:anchor="_Toc173135889" w:history="1">
             <w:r>
               <w:rPr>
                 <w:rStyle w:val="Collegamentoipertestuale"/>
@@ -101,7 +101,7 @@
                 <w:noProof/>
                 <w:webHidden/>
               </w:rPr>
-              <w:instrText xml:space="preserve"> PAGEREF _Toc172986042 \h </w:instrText>
+              <w:instrText xml:space="preserve"> PAGEREF _Toc173135889 \h </w:instrText>
             </w:r>
             <w:r>
               <w:rPr>
@@ -145,7 +145,7 @@
               <w:lang w:eastAsia="it-IT"/>
             </w:rPr>
           </w:pPr>
-          <w:hyperlink w:anchor="_Toc172986043" w:history="1">
+          <w:hyperlink w:anchor="_Toc173135890" w:history="1">
             <w:r>
               <w:rPr>
                 <w:rStyle w:val="Collegamentoipertestuale"/>
@@ -187,7 +187,7 @@
                 <w:noProof/>
                 <w:webHidden/>
               </w:rPr>
-              <w:instrText xml:space="preserve"> PAGEREF _Toc172986043 \h </w:instrText>
+              <w:instrText xml:space="preserve"> PAGEREF _Toc173135890 \h </w:instrText>
             </w:r>
             <w:r>
               <w:rPr>
@@ -231,7 +231,7 @@
               <w:lang w:eastAsia="it-IT"/>
             </w:rPr>
           </w:pPr>
-          <w:hyperlink w:anchor="_Toc172986044" w:history="1">
+          <w:hyperlink w:anchor="_Toc173135891" w:history="1">
             <w:r>
               <w:rPr>
                 <w:rStyle w:val="Collegamentoipertestuale"/>
@@ -273,7 +273,7 @@
                 <w:noProof/>
                 <w:webHidden/>
               </w:rPr>
-              <w:instrText xml:space="preserve"> PAGEREF _Toc172986044 \h </w:instrText>
+              <w:instrText xml:space="preserve"> PAGEREF _Toc173135891 \h </w:instrText>
             </w:r>
             <w:r>
               <w:rPr>
@@ -311,10 +311,12 @@
               <w:tab w:val="right" w:leader="dot" w:pos="9628"/>
             </w:tabs>
             <w:rPr>
+              <w:rFonts w:eastAsiaTheme="minorEastAsia"/>
               <w:noProof/>
+              <w:lang w:eastAsia="it-IT"/>
             </w:rPr>
           </w:pPr>
-          <w:hyperlink w:anchor="_Toc172986045" w:history="1">
+          <w:hyperlink w:anchor="_Toc173135892" w:history="1">
             <w:r>
               <w:rPr>
                 <w:rStyle w:val="Collegamentoipertestuale"/>
@@ -341,7 +343,7 @@
                 <w:noProof/>
                 <w:webHidden/>
               </w:rPr>
-              <w:instrText xml:space="preserve"> PAGEREF _Toc172986045 \h </w:instrText>
+              <w:instrText xml:space="preserve"> PAGEREF _Toc173135892 \h </w:instrText>
             </w:r>
             <w:r>
               <w:rPr>
@@ -379,10 +381,12 @@
               <w:tab w:val="right" w:leader="dot" w:pos="9628"/>
             </w:tabs>
             <w:rPr>
+              <w:rFonts w:eastAsiaTheme="minorEastAsia"/>
               <w:noProof/>
+              <w:lang w:eastAsia="it-IT"/>
             </w:rPr>
           </w:pPr>
-          <w:hyperlink w:anchor="_Toc172986046" w:history="1">
+          <w:hyperlink w:anchor="_Toc173135893" w:history="1">
             <w:r>
               <w:rPr>
                 <w:rStyle w:val="Collegamentoipertestuale"/>
@@ -409,7 +413,7 @@
                 <w:noProof/>
                 <w:webHidden/>
               </w:rPr>
-              <w:instrText xml:space="preserve"> PAGEREF _Toc172986046 \h </w:instrText>
+              <w:instrText xml:space="preserve"> PAGEREF _Toc173135893 \h </w:instrText>
             </w:r>
             <w:r>
               <w:rPr>
@@ -453,7 +457,7 @@
               <w:lang w:eastAsia="it-IT"/>
             </w:rPr>
           </w:pPr>
-          <w:hyperlink w:anchor="_Toc172986047" w:history="1">
+          <w:hyperlink w:anchor="_Toc173135894" w:history="1">
             <w:r>
               <w:rPr>
                 <w:rStyle w:val="Collegamentoipertestuale"/>
@@ -495,7 +499,7 @@
                 <w:noProof/>
                 <w:webHidden/>
               </w:rPr>
-              <w:instrText xml:space="preserve"> PAGEREF _Toc172986047 \h </w:instrText>
+              <w:instrText xml:space="preserve"> PAGEREF _Toc173135894 \h </w:instrText>
             </w:r>
             <w:r>
               <w:rPr>
@@ -516,6 +520,216 @@
                 <w:webHidden/>
               </w:rPr>
               <w:t>4</w:t>
+            </w:r>
+            <w:r>
+              <w:rPr>
+                <w:noProof/>
+                <w:webHidden/>
+              </w:rPr>
+              <w:fldChar w:fldCharType="end"/>
+            </w:r>
+          </w:hyperlink>
+        </w:p>
+        <w:p>
+          <w:pPr>
+            <w:pStyle w:val="Sommario3"/>
+            <w:tabs>
+              <w:tab w:val="right" w:leader="dot" w:pos="9628"/>
+            </w:tabs>
+            <w:rPr>
+              <w:rFonts w:eastAsiaTheme="minorEastAsia"/>
+              <w:noProof/>
+              <w:lang w:eastAsia="it-IT"/>
+            </w:rPr>
+          </w:pPr>
+          <w:hyperlink w:anchor="_Toc173135895" w:history="1">
+            <w:r>
+              <w:rPr>
+                <w:rStyle w:val="Collegamentoipertestuale"/>
+                <w:noProof/>
+              </w:rPr>
+              <w:t>CHECK:</w:t>
+            </w:r>
+            <w:r>
+              <w:rPr>
+                <w:noProof/>
+                <w:webHidden/>
+              </w:rPr>
+              <w:tab/>
+            </w:r>
+            <w:r>
+              <w:rPr>
+                <w:noProof/>
+                <w:webHidden/>
+              </w:rPr>
+              <w:fldChar w:fldCharType="begin"/>
+            </w:r>
+            <w:r>
+              <w:rPr>
+                <w:noProof/>
+                <w:webHidden/>
+              </w:rPr>
+              <w:instrText xml:space="preserve"> PAGEREF _Toc173135895 \h </w:instrText>
+            </w:r>
+            <w:r>
+              <w:rPr>
+                <w:noProof/>
+                <w:webHidden/>
+              </w:rPr>
+            </w:r>
+            <w:r>
+              <w:rPr>
+                <w:noProof/>
+                <w:webHidden/>
+              </w:rPr>
+              <w:fldChar w:fldCharType="separate"/>
+            </w:r>
+            <w:r>
+              <w:rPr>
+                <w:noProof/>
+                <w:webHidden/>
+              </w:rPr>
+              <w:t>4</w:t>
+            </w:r>
+            <w:r>
+              <w:rPr>
+                <w:noProof/>
+                <w:webHidden/>
+              </w:rPr>
+              <w:fldChar w:fldCharType="end"/>
+            </w:r>
+          </w:hyperlink>
+        </w:p>
+        <w:p>
+          <w:pPr>
+            <w:pStyle w:val="Sommario3"/>
+            <w:tabs>
+              <w:tab w:val="right" w:leader="dot" w:pos="9628"/>
+            </w:tabs>
+            <w:rPr>
+              <w:rFonts w:eastAsiaTheme="minorEastAsia"/>
+              <w:noProof/>
+              <w:lang w:eastAsia="it-IT"/>
+            </w:rPr>
+          </w:pPr>
+          <w:hyperlink w:anchor="_Toc173135896" w:history="1">
+            <w:r>
+              <w:rPr>
+                <w:rStyle w:val="Collegamentoipertestuale"/>
+                <w:noProof/>
+              </w:rPr>
+              <w:t>TRIGGER:</w:t>
+            </w:r>
+            <w:r>
+              <w:rPr>
+                <w:noProof/>
+                <w:webHidden/>
+              </w:rPr>
+              <w:tab/>
+            </w:r>
+            <w:r>
+              <w:rPr>
+                <w:noProof/>
+                <w:webHidden/>
+              </w:rPr>
+              <w:fldChar w:fldCharType="begin"/>
+            </w:r>
+            <w:r>
+              <w:rPr>
+                <w:noProof/>
+                <w:webHidden/>
+              </w:rPr>
+              <w:instrText xml:space="preserve"> PAGEREF _Toc173135896 \h </w:instrText>
+            </w:r>
+            <w:r>
+              <w:rPr>
+                <w:noProof/>
+                <w:webHidden/>
+              </w:rPr>
+            </w:r>
+            <w:r>
+              <w:rPr>
+                <w:noProof/>
+                <w:webHidden/>
+              </w:rPr>
+              <w:fldChar w:fldCharType="separate"/>
+            </w:r>
+            <w:r>
+              <w:rPr>
+                <w:noProof/>
+                <w:webHidden/>
+              </w:rPr>
+              <w:t>4</w:t>
+            </w:r>
+            <w:r>
+              <w:rPr>
+                <w:noProof/>
+                <w:webHidden/>
+              </w:rPr>
+              <w:fldChar w:fldCharType="end"/>
+            </w:r>
+          </w:hyperlink>
+        </w:p>
+        <w:p>
+          <w:pPr>
+            <w:pStyle w:val="Sommario3"/>
+            <w:tabs>
+              <w:tab w:val="right" w:leader="dot" w:pos="9628"/>
+            </w:tabs>
+            <w:rPr>
+              <w:rFonts w:eastAsiaTheme="minorEastAsia"/>
+              <w:noProof/>
+              <w:lang w:eastAsia="it-IT"/>
+            </w:rPr>
+          </w:pPr>
+          <w:hyperlink w:anchor="_Toc173135897" w:history="1">
+            <w:r>
+              <w:rPr>
+                <w:rStyle w:val="Collegamentoipertestuale"/>
+                <w:noProof/>
+              </w:rPr>
+              <w:t>SQLAlchemy:</w:t>
+            </w:r>
+            <w:r>
+              <w:rPr>
+                <w:noProof/>
+                <w:webHidden/>
+              </w:rPr>
+              <w:tab/>
+            </w:r>
+            <w:r>
+              <w:rPr>
+                <w:noProof/>
+                <w:webHidden/>
+              </w:rPr>
+              <w:fldChar w:fldCharType="begin"/>
+            </w:r>
+            <w:r>
+              <w:rPr>
+                <w:noProof/>
+                <w:webHidden/>
+              </w:rPr>
+              <w:instrText xml:space="preserve"> PAGEREF _Toc173135897 \h </w:instrText>
+            </w:r>
+            <w:r>
+              <w:rPr>
+                <w:noProof/>
+                <w:webHidden/>
+              </w:rPr>
+            </w:r>
+            <w:r>
+              <w:rPr>
+                <w:noProof/>
+                <w:webHidden/>
+              </w:rPr>
+              <w:fldChar w:fldCharType="separate"/>
+            </w:r>
+            <w:r>
+              <w:rPr>
+                <w:noProof/>
+                <w:webHidden/>
+              </w:rPr>
+              <w:t>5</w:t>
             </w:r>
             <w:r>
               <w:rPr>
@@ -539,7 +753,7 @@
               <w:lang w:eastAsia="it-IT"/>
             </w:rPr>
           </w:pPr>
-          <w:hyperlink w:anchor="_Toc172986048" w:history="1">
+          <w:hyperlink w:anchor="_Toc173135898" w:history="1">
             <w:r>
               <w:rPr>
                 <w:rStyle w:val="Collegamentoipertestuale"/>
@@ -581,7 +795,7 @@
                 <w:noProof/>
                 <w:webHidden/>
               </w:rPr>
-              <w:instrText xml:space="preserve"> PAGEREF _Toc172986048 \h </w:instrText>
+              <w:instrText xml:space="preserve"> PAGEREF _Toc173135898 \h </w:instrText>
             </w:r>
             <w:r>
               <w:rPr>
@@ -601,7 +815,7 @@
                 <w:noProof/>
                 <w:webHidden/>
               </w:rPr>
-              <w:t>4</w:t>
+              <w:t>5</w:t>
             </w:r>
             <w:r>
               <w:rPr>
@@ -625,7 +839,7 @@
               <w:lang w:eastAsia="it-IT"/>
             </w:rPr>
           </w:pPr>
-          <w:hyperlink w:anchor="_Toc172986049" w:history="1">
+          <w:hyperlink w:anchor="_Toc173135899" w:history="1">
             <w:r>
               <w:rPr>
                 <w:rStyle w:val="Collegamentoipertestuale"/>
@@ -667,7 +881,7 @@
                 <w:noProof/>
                 <w:webHidden/>
               </w:rPr>
-              <w:instrText xml:space="preserve"> PAGEREF _Toc172986049 \h </w:instrText>
+              <w:instrText xml:space="preserve"> PAGEREF _Toc173135899 \h </w:instrText>
             </w:r>
             <w:r>
               <w:rPr>
@@ -687,7 +901,7 @@
                 <w:noProof/>
                 <w:webHidden/>
               </w:rPr>
-              <w:t>4</w:t>
+              <w:t>6</w:t>
             </w:r>
             <w:r>
               <w:rPr>
@@ -711,7 +925,7 @@
               <w:lang w:eastAsia="it-IT"/>
             </w:rPr>
           </w:pPr>
-          <w:hyperlink w:anchor="_Toc172986050" w:history="1">
+          <w:hyperlink w:anchor="_Toc173135900" w:history="1">
             <w:r>
               <w:rPr>
                 <w:rStyle w:val="Collegamentoipertestuale"/>
@@ -753,7 +967,7 @@
                 <w:noProof/>
                 <w:webHidden/>
               </w:rPr>
-              <w:instrText xml:space="preserve"> PAGEREF _Toc172986050 \h </w:instrText>
+              <w:instrText xml:space="preserve"> PAGEREF _Toc173135900 \h </w:instrText>
             </w:r>
             <w:r>
               <w:rPr>
@@ -773,7 +987,7 @@
                 <w:noProof/>
                 <w:webHidden/>
               </w:rPr>
-              <w:t>4</w:t>
+              <w:t>6</w:t>
             </w:r>
             <w:r>
               <w:rPr>
@@ -803,7 +1017,7 @@
           <w:numId w:val="1"/>
         </w:numPr>
       </w:pPr>
-      <w:bookmarkStart w:id="0" w:name="_Toc172986042"/>
+      <w:bookmarkStart w:id="0" w:name="_Toc173135889"/>
       <w:r>
         <w:t>INTRODUZIONE</w:t>
       </w:r>
@@ -818,7 +1032,7 @@
           <w:numId w:val="1"/>
         </w:numPr>
       </w:pPr>
-      <w:bookmarkStart w:id="1" w:name="_Toc172986043"/>
+      <w:bookmarkStart w:id="1" w:name="_Toc173135890"/>
       <w:r>
         <w:t>FUNZIONALITÀ PRINCIPALI</w:t>
       </w:r>
@@ -833,7 +1047,7 @@
           <w:numId w:val="1"/>
         </w:numPr>
       </w:pPr>
-      <w:bookmarkStart w:id="2" w:name="_Toc172986044"/>
+      <w:bookmarkStart w:id="2" w:name="_Toc173135891"/>
       <w:r>
         <w:t>PROGETTAZIONE CONCETTUALE E LOGICA</w:t>
       </w:r>
@@ -844,7 +1058,7 @@
         <w:pStyle w:val="Titolo3"/>
         <w:ind w:firstLine="708"/>
       </w:pPr>
-      <w:bookmarkStart w:id="3" w:name="_Toc172986045"/>
+      <w:bookmarkStart w:id="3" w:name="_Toc173135892"/>
       <w:r>
         <w:t>Progettazione concettuale:</w:t>
       </w:r>
@@ -862,6 +1076,10 @@
         <w:ind w:left="708"/>
       </w:pPr>
       <w:r>
+        <w:rPr>
+          <w:noProof/>
+          <w:lang w:eastAsia="it-IT"/>
+        </w:rPr>
         <w:drawing>
           <wp:anchor distT="0" distB="0" distL="114300" distR="114300" simplePos="0" relativeHeight="251665408" behindDoc="0" locked="0" layoutInCell="1" allowOverlap="1" wp14:anchorId="5AB3F82C" wp14:editId="4544A506">
             <wp:simplePos x="0" y="0"/>
@@ -985,7 +1203,6 @@
         <w:ind w:left="708"/>
       </w:pPr>
       <w:r>
-        <w:lastRenderedPageBreak/>
         <w:t>La progettazione concettuale è stata suddivisa in tre classi:</w:t>
       </w:r>
     </w:p>
@@ -1212,9 +1429,8 @@
       <w:pPr>
         <w:pStyle w:val="Titolo3"/>
       </w:pPr>
-      <w:bookmarkStart w:id="4" w:name="_Toc172986046"/>
-      <w:r>
-        <w:lastRenderedPageBreak/>
+      <w:bookmarkStart w:id="4" w:name="_Toc173135893"/>
+      <w:r>
         <w:t>Progettazione logica:</w:t>
       </w:r>
       <w:bookmarkEnd w:id="4"/>
@@ -1358,8 +1574,9 @@
           <w:numId w:val="1"/>
         </w:numPr>
       </w:pPr>
-      <w:bookmarkStart w:id="5" w:name="_Toc172986047"/>
-      <w:r>
+      <w:bookmarkStart w:id="5" w:name="_Toc173135894"/>
+      <w:r>
+        <w:lastRenderedPageBreak/>
         <w:t>QUERY PRINCIPALI</w:t>
       </w:r>
       <w:bookmarkEnd w:id="5"/>
@@ -1418,10 +1635,11 @@
         <w:pStyle w:val="Titolo3"/>
         <w:ind w:firstLine="708"/>
       </w:pPr>
-      <w:r>
-        <w:lastRenderedPageBreak/>
+      <w:bookmarkStart w:id="6" w:name="_Toc173135895"/>
+      <w:r>
         <w:t>CHECK:</w:t>
       </w:r>
+      <w:bookmarkEnd w:id="6"/>
     </w:p>
     <w:p>
       <w:pPr>
@@ -1455,6 +1673,9 @@
         <w:tab/>
       </w:r>
       <w:r>
+        <w:rPr>
+          <w:noProof/>
+        </w:rPr>
         <w:drawing>
           <wp:inline distT="0" distB="0" distL="0" distR="0" wp14:anchorId="0F7A6A55" wp14:editId="56B0A63B">
             <wp:extent cx="3361764" cy="769720"/>
@@ -1530,6 +1751,10 @@
         <w:t xml:space="preserve">     </w:t>
       </w:r>
       <w:r>
+        <w:rPr>
+          <w:noProof/>
+          <w:lang w:eastAsia="it-IT"/>
+        </w:rPr>
         <w:drawing>
           <wp:inline distT="0" distB="0" distL="0" distR="0" wp14:anchorId="4AA888D9" wp14:editId="3E96D31C">
             <wp:extent cx="3370730" cy="669000"/>
@@ -1600,6 +1825,10 @@
         <w:t xml:space="preserve">    </w:t>
       </w:r>
       <w:r>
+        <w:rPr>
+          <w:noProof/>
+          <w:lang w:eastAsia="it-IT"/>
+        </w:rPr>
         <w:drawing>
           <wp:inline distT="0" distB="0" distL="0" distR="0" wp14:anchorId="435EE455" wp14:editId="4DEC1944">
             <wp:extent cx="3437965" cy="597907"/>
@@ -1670,6 +1899,10 @@
         <w:t xml:space="preserve">   </w:t>
       </w:r>
       <w:r>
+        <w:rPr>
+          <w:noProof/>
+          <w:lang w:eastAsia="it-IT"/>
+        </w:rPr>
         <w:drawing>
           <wp:inline distT="0" distB="0" distL="0" distR="0" wp14:anchorId="100A87B6" wp14:editId="00FDD0D5">
             <wp:extent cx="3496236" cy="826977"/>
@@ -1714,8 +1947,12 @@
       </w:pPr>
       <w:r>
         <w:tab/>
+      </w:r>
+      <w:bookmarkStart w:id="7" w:name="_Toc173135896"/>
+      <w:r>
         <w:t>TRIGGER:</w:t>
       </w:r>
+      <w:bookmarkEnd w:id="7"/>
     </w:p>
     <w:p>
       <w:r>
@@ -1740,6 +1977,10 @@
         <w:ind w:left="1416"/>
       </w:pPr>
       <w:r>
+        <w:rPr>
+          <w:noProof/>
+          <w:lang w:eastAsia="it-IT"/>
+        </w:rPr>
         <w:drawing>
           <wp:anchor distT="0" distB="0" distL="114300" distR="114300" simplePos="0" relativeHeight="251660288" behindDoc="1" locked="0" layoutInCell="1" allowOverlap="1" wp14:anchorId="3C466C68" wp14:editId="74B99630">
             <wp:simplePos x="0" y="0"/>
@@ -1802,6 +2043,7 @@
         <w:pStyle w:val="Titolo3"/>
       </w:pPr>
       <w:r>
+        <w:lastRenderedPageBreak/>
         <w:tab/>
       </w:r>
     </w:p>
@@ -1829,24 +2071,22 @@
         <w:ind w:firstLine="708"/>
       </w:pPr>
     </w:p>
-    <w:p>
-      <w:bookmarkStart w:id="6" w:name="_GoBack"/>
-      <w:bookmarkEnd w:id="6"/>
-    </w:p>
+    <w:p/>
     <w:p>
       <w:pPr>
         <w:pStyle w:val="Titolo3"/>
         <w:ind w:firstLine="708"/>
       </w:pPr>
+      <w:bookmarkStart w:id="8" w:name="_Toc173135897"/>
       <w:proofErr w:type="spellStart"/>
       <w:r>
-        <w:lastRenderedPageBreak/>
         <w:t>SQLAlchemy</w:t>
       </w:r>
       <w:proofErr w:type="spellEnd"/>
       <w:r>
         <w:t>:</w:t>
       </w:r>
+      <w:bookmarkEnd w:id="8"/>
     </w:p>
     <w:p/>
     <w:p>
@@ -1880,6 +2120,10 @@
         <w:ind w:left="2484"/>
       </w:pPr>
       <w:r>
+        <w:rPr>
+          <w:noProof/>
+          <w:lang w:eastAsia="it-IT"/>
+        </w:rPr>
         <w:drawing>
           <wp:anchor distT="0" distB="0" distL="114300" distR="114300" simplePos="0" relativeHeight="251661312" behindDoc="0" locked="0" layoutInCell="1" allowOverlap="1" wp14:anchorId="4E15AAC6" wp14:editId="304549B8">
             <wp:simplePos x="0" y="0"/>
@@ -1958,6 +2202,10 @@
         <w:ind w:left="2484"/>
       </w:pPr>
       <w:r>
+        <w:rPr>
+          <w:noProof/>
+          <w:lang w:eastAsia="it-IT"/>
+        </w:rPr>
         <w:drawing>
           <wp:anchor distT="0" distB="0" distL="114300" distR="114300" simplePos="0" relativeHeight="251662336" behindDoc="0" locked="0" layoutInCell="1" allowOverlap="1" wp14:anchorId="53E196CC" wp14:editId="1062E708">
             <wp:simplePos x="0" y="0"/>
@@ -2042,6 +2290,10 @@
         </w:numPr>
       </w:pPr>
       <w:r>
+        <w:rPr>
+          <w:noProof/>
+          <w:lang w:eastAsia="it-IT"/>
+        </w:rPr>
         <w:drawing>
           <wp:anchor distT="0" distB="0" distL="114300" distR="114300" simplePos="0" relativeHeight="251663360" behindDoc="0" locked="0" layoutInCell="1" allowOverlap="1" wp14:anchorId="24740FD3" wp14:editId="138FD52A">
             <wp:simplePos x="0" y="0"/>
@@ -2135,6 +2387,10 @@
         </w:numPr>
       </w:pPr>
       <w:r>
+        <w:rPr>
+          <w:noProof/>
+          <w:lang w:eastAsia="it-IT"/>
+        </w:rPr>
         <w:drawing>
           <wp:anchor distT="0" distB="0" distL="114300" distR="114300" simplePos="0" relativeHeight="251664384" behindDoc="0" locked="0" layoutInCell="1" allowOverlap="1" wp14:anchorId="3E6FA6F1" wp14:editId="5C643774">
             <wp:simplePos x="0" y="0"/>
@@ -2241,11 +2497,11 @@
           <w:numId w:val="1"/>
         </w:numPr>
       </w:pPr>
-      <w:bookmarkStart w:id="7" w:name="_Toc172986048"/>
+      <w:bookmarkStart w:id="9" w:name="_Toc173135898"/>
       <w:r>
         <w:t>PRINCIPALI SCELTE PROGETTUALI</w:t>
       </w:r>
-      <w:bookmarkEnd w:id="7"/>
+      <w:bookmarkEnd w:id="9"/>
     </w:p>
     <w:p/>
     <w:p>
@@ -2261,7 +2517,10 @@
       </w:r>
       <w:proofErr w:type="spellEnd"/>
       <w:r>
-        <w:t xml:space="preserve"> con una variabile di tipo </w:t>
+        <w:t xml:space="preserve"> con un</w:t>
+      </w:r>
+      <w:r>
+        <w:t xml:space="preserve">a variabile di tipo </w:t>
       </w:r>
       <w:proofErr w:type="spellStart"/>
       <w:r>
@@ -2273,7 +2532,12 @@
       </w:r>
       <w:proofErr w:type="spellStart"/>
       <w:r>
-        <w:t>is_venfitore</w:t>
+        <w:t>is_vend</w:t>
+      </w:r>
+      <w:bookmarkStart w:id="10" w:name="_GoBack"/>
+      <w:bookmarkEnd w:id="10"/>
+      <w:r>
+        <w:t>itore</w:t>
       </w:r>
       <w:proofErr w:type="spellEnd"/>
       <w:r>
@@ -2332,11 +2596,11 @@
           <w:numId w:val="1"/>
         </w:numPr>
       </w:pPr>
-      <w:bookmarkStart w:id="8" w:name="_Toc172986049"/>
+      <w:bookmarkStart w:id="11" w:name="_Toc173135899"/>
       <w:r>
         <w:t>ULTERIORI INFORMAZIONI</w:t>
       </w:r>
-      <w:bookmarkEnd w:id="8"/>
+      <w:bookmarkEnd w:id="11"/>
     </w:p>
     <w:p>
       <w:pPr>
@@ -2395,7 +2659,6 @@
       </w:pPr>
       <w:proofErr w:type="spellStart"/>
       <w:r>
-        <w:lastRenderedPageBreak/>
         <w:t>Flask</w:t>
       </w:r>
       <w:proofErr w:type="spellEnd"/>
@@ -2504,11 +2767,11 @@
           <w:numId w:val="1"/>
         </w:numPr>
       </w:pPr>
-      <w:bookmarkStart w:id="9" w:name="_Toc172986050"/>
+      <w:bookmarkStart w:id="12" w:name="_Toc173135900"/>
       <w:r>
         <w:t>CONTRIBUTO DEL PROGETTO</w:t>
       </w:r>
-      <w:bookmarkEnd w:id="9"/>
+      <w:bookmarkEnd w:id="12"/>
     </w:p>
     <w:p>
       <w:pPr>
@@ -4294,7 +4557,7 @@
 </file>
 
 <file path=customXml/itemProps1.xml><?xml version="1.0" encoding="utf-8"?>
-<ds:datastoreItem xmlns:ds="http://schemas.openxmlformats.org/officeDocument/2006/customXml" ds:itemID="{69AC5E0D-3242-4A5A-BFD0-DC45407E644E}">
+<ds:datastoreItem xmlns:ds="http://schemas.openxmlformats.org/officeDocument/2006/customXml" ds:itemID="{A2EE4286-06C8-4B4E-9DA5-280F3D1EC534}">
   <ds:schemaRefs>
     <ds:schemaRef ds:uri="http://schemas.openxmlformats.org/officeDocument/2006/bibliography"/>
   </ds:schemaRefs>

--- a/2023-2024/Basi di Dati/Progetto/RELAZIONE PROGETTO E.docx
+++ b/2023-2024/Basi di Dati/Progetto/RELAZIONE PROGETTO E.docx
@@ -59,7 +59,7 @@
           <w:r>
             <w:fldChar w:fldCharType="separate"/>
           </w:r>
-          <w:hyperlink w:anchor="_Toc173135889" w:history="1">
+          <w:hyperlink w:anchor="_Toc173142939" w:history="1">
             <w:r>
               <w:rPr>
                 <w:rStyle w:val="Collegamentoipertestuale"/>
@@ -101,7 +101,7 @@
                 <w:noProof/>
                 <w:webHidden/>
               </w:rPr>
-              <w:instrText xml:space="preserve"> PAGEREF _Toc173135889 \h </w:instrText>
+              <w:instrText xml:space="preserve"> PAGEREF _Toc173142939 \h </w:instrText>
             </w:r>
             <w:r>
               <w:rPr>
@@ -145,7 +145,7 @@
               <w:lang w:eastAsia="it-IT"/>
             </w:rPr>
           </w:pPr>
-          <w:hyperlink w:anchor="_Toc173135890" w:history="1">
+          <w:hyperlink w:anchor="_Toc173142940" w:history="1">
             <w:r>
               <w:rPr>
                 <w:rStyle w:val="Collegamentoipertestuale"/>
@@ -187,7 +187,7 @@
                 <w:noProof/>
                 <w:webHidden/>
               </w:rPr>
-              <w:instrText xml:space="preserve"> PAGEREF _Toc173135890 \h </w:instrText>
+              <w:instrText xml:space="preserve"> PAGEREF _Toc173142940 \h </w:instrText>
             </w:r>
             <w:r>
               <w:rPr>
@@ -231,7 +231,7 @@
               <w:lang w:eastAsia="it-IT"/>
             </w:rPr>
           </w:pPr>
-          <w:hyperlink w:anchor="_Toc173135891" w:history="1">
+          <w:hyperlink w:anchor="_Toc173142941" w:history="1">
             <w:r>
               <w:rPr>
                 <w:rStyle w:val="Collegamentoipertestuale"/>
@@ -273,7 +273,7 @@
                 <w:noProof/>
                 <w:webHidden/>
               </w:rPr>
-              <w:instrText xml:space="preserve"> PAGEREF _Toc173135891 \h </w:instrText>
+              <w:instrText xml:space="preserve"> PAGEREF _Toc173142941 \h </w:instrText>
             </w:r>
             <w:r>
               <w:rPr>
@@ -316,7 +316,7 @@
               <w:lang w:eastAsia="it-IT"/>
             </w:rPr>
           </w:pPr>
-          <w:hyperlink w:anchor="_Toc173135892" w:history="1">
+          <w:hyperlink w:anchor="_Toc173142942" w:history="1">
             <w:r>
               <w:rPr>
                 <w:rStyle w:val="Collegamentoipertestuale"/>
@@ -343,7 +343,7 @@
                 <w:noProof/>
                 <w:webHidden/>
               </w:rPr>
-              <w:instrText xml:space="preserve"> PAGEREF _Toc173135892 \h </w:instrText>
+              <w:instrText xml:space="preserve"> PAGEREF _Toc173142942 \h </w:instrText>
             </w:r>
             <w:r>
               <w:rPr>
@@ -386,7 +386,7 @@
               <w:lang w:eastAsia="it-IT"/>
             </w:rPr>
           </w:pPr>
-          <w:hyperlink w:anchor="_Toc173135893" w:history="1">
+          <w:hyperlink w:anchor="_Toc173142943" w:history="1">
             <w:r>
               <w:rPr>
                 <w:rStyle w:val="Collegamentoipertestuale"/>
@@ -413,7 +413,7 @@
                 <w:noProof/>
                 <w:webHidden/>
               </w:rPr>
-              <w:instrText xml:space="preserve"> PAGEREF _Toc173135893 \h </w:instrText>
+              <w:instrText xml:space="preserve"> PAGEREF _Toc173142943 \h </w:instrText>
             </w:r>
             <w:r>
               <w:rPr>
@@ -457,7 +457,7 @@
               <w:lang w:eastAsia="it-IT"/>
             </w:rPr>
           </w:pPr>
-          <w:hyperlink w:anchor="_Toc173135894" w:history="1">
+          <w:hyperlink w:anchor="_Toc173142944" w:history="1">
             <w:r>
               <w:rPr>
                 <w:rStyle w:val="Collegamentoipertestuale"/>
@@ -499,7 +499,7 @@
                 <w:noProof/>
                 <w:webHidden/>
               </w:rPr>
-              <w:instrText xml:space="preserve"> PAGEREF _Toc173135894 \h </w:instrText>
+              <w:instrText xml:space="preserve"> PAGEREF _Toc173142944 \h </w:instrText>
             </w:r>
             <w:r>
               <w:rPr>
@@ -542,13 +542,13 @@
               <w:lang w:eastAsia="it-IT"/>
             </w:rPr>
           </w:pPr>
-          <w:hyperlink w:anchor="_Toc173135895" w:history="1">
+          <w:hyperlink w:anchor="_Toc173142945" w:history="1">
             <w:r>
               <w:rPr>
                 <w:rStyle w:val="Collegamentoipertestuale"/>
                 <w:noProof/>
               </w:rPr>
-              <w:t>CHECK:</w:t>
+              <w:t>SQLAlchemy:</w:t>
             </w:r>
             <w:r>
               <w:rPr>
@@ -569,7 +569,7 @@
                 <w:noProof/>
                 <w:webHidden/>
               </w:rPr>
-              <w:instrText xml:space="preserve"> PAGEREF _Toc173135895 \h </w:instrText>
+              <w:instrText xml:space="preserve"> PAGEREF _Toc173142945 \h </w:instrText>
             </w:r>
             <w:r>
               <w:rPr>
@@ -590,146 +590,6 @@
                 <w:webHidden/>
               </w:rPr>
               <w:t>4</w:t>
-            </w:r>
-            <w:r>
-              <w:rPr>
-                <w:noProof/>
-                <w:webHidden/>
-              </w:rPr>
-              <w:fldChar w:fldCharType="end"/>
-            </w:r>
-          </w:hyperlink>
-        </w:p>
-        <w:p>
-          <w:pPr>
-            <w:pStyle w:val="Sommario3"/>
-            <w:tabs>
-              <w:tab w:val="right" w:leader="dot" w:pos="9628"/>
-            </w:tabs>
-            <w:rPr>
-              <w:rFonts w:eastAsiaTheme="minorEastAsia"/>
-              <w:noProof/>
-              <w:lang w:eastAsia="it-IT"/>
-            </w:rPr>
-          </w:pPr>
-          <w:hyperlink w:anchor="_Toc173135896" w:history="1">
-            <w:r>
-              <w:rPr>
-                <w:rStyle w:val="Collegamentoipertestuale"/>
-                <w:noProof/>
-              </w:rPr>
-              <w:t>TRIGGER:</w:t>
-            </w:r>
-            <w:r>
-              <w:rPr>
-                <w:noProof/>
-                <w:webHidden/>
-              </w:rPr>
-              <w:tab/>
-            </w:r>
-            <w:r>
-              <w:rPr>
-                <w:noProof/>
-                <w:webHidden/>
-              </w:rPr>
-              <w:fldChar w:fldCharType="begin"/>
-            </w:r>
-            <w:r>
-              <w:rPr>
-                <w:noProof/>
-                <w:webHidden/>
-              </w:rPr>
-              <w:instrText xml:space="preserve"> PAGEREF _Toc173135896 \h </w:instrText>
-            </w:r>
-            <w:r>
-              <w:rPr>
-                <w:noProof/>
-                <w:webHidden/>
-              </w:rPr>
-            </w:r>
-            <w:r>
-              <w:rPr>
-                <w:noProof/>
-                <w:webHidden/>
-              </w:rPr>
-              <w:fldChar w:fldCharType="separate"/>
-            </w:r>
-            <w:r>
-              <w:rPr>
-                <w:noProof/>
-                <w:webHidden/>
-              </w:rPr>
-              <w:t>4</w:t>
-            </w:r>
-            <w:r>
-              <w:rPr>
-                <w:noProof/>
-                <w:webHidden/>
-              </w:rPr>
-              <w:fldChar w:fldCharType="end"/>
-            </w:r>
-          </w:hyperlink>
-        </w:p>
-        <w:p>
-          <w:pPr>
-            <w:pStyle w:val="Sommario3"/>
-            <w:tabs>
-              <w:tab w:val="right" w:leader="dot" w:pos="9628"/>
-            </w:tabs>
-            <w:rPr>
-              <w:rFonts w:eastAsiaTheme="minorEastAsia"/>
-              <w:noProof/>
-              <w:lang w:eastAsia="it-IT"/>
-            </w:rPr>
-          </w:pPr>
-          <w:hyperlink w:anchor="_Toc173135897" w:history="1">
-            <w:r>
-              <w:rPr>
-                <w:rStyle w:val="Collegamentoipertestuale"/>
-                <w:noProof/>
-              </w:rPr>
-              <w:t>SQLAlchemy:</w:t>
-            </w:r>
-            <w:r>
-              <w:rPr>
-                <w:noProof/>
-                <w:webHidden/>
-              </w:rPr>
-              <w:tab/>
-            </w:r>
-            <w:r>
-              <w:rPr>
-                <w:noProof/>
-                <w:webHidden/>
-              </w:rPr>
-              <w:fldChar w:fldCharType="begin"/>
-            </w:r>
-            <w:r>
-              <w:rPr>
-                <w:noProof/>
-                <w:webHidden/>
-              </w:rPr>
-              <w:instrText xml:space="preserve"> PAGEREF _Toc173135897 \h </w:instrText>
-            </w:r>
-            <w:r>
-              <w:rPr>
-                <w:noProof/>
-                <w:webHidden/>
-              </w:rPr>
-            </w:r>
-            <w:r>
-              <w:rPr>
-                <w:noProof/>
-                <w:webHidden/>
-              </w:rPr>
-              <w:fldChar w:fldCharType="separate"/>
-            </w:r>
-            <w:r>
-              <w:rPr>
-                <w:noProof/>
-                <w:webHidden/>
-              </w:rPr>
-              <w:t>5</w:t>
             </w:r>
             <w:r>
               <w:rPr>
@@ -753,7 +613,7 @@
               <w:lang w:eastAsia="it-IT"/>
             </w:rPr>
           </w:pPr>
-          <w:hyperlink w:anchor="_Toc173135898" w:history="1">
+          <w:hyperlink w:anchor="_Toc173142946" w:history="1">
             <w:r>
               <w:rPr>
                 <w:rStyle w:val="Collegamentoipertestuale"/>
@@ -795,7 +655,7 @@
                 <w:noProof/>
                 <w:webHidden/>
               </w:rPr>
-              <w:instrText xml:space="preserve"> PAGEREF _Toc173135898 \h </w:instrText>
+              <w:instrText xml:space="preserve"> PAGEREF _Toc173142946 \h </w:instrText>
             </w:r>
             <w:r>
               <w:rPr>
@@ -816,6 +676,216 @@
                 <w:webHidden/>
               </w:rPr>
               <w:t>5</w:t>
+            </w:r>
+            <w:r>
+              <w:rPr>
+                <w:noProof/>
+                <w:webHidden/>
+              </w:rPr>
+              <w:fldChar w:fldCharType="end"/>
+            </w:r>
+          </w:hyperlink>
+        </w:p>
+        <w:p>
+          <w:pPr>
+            <w:pStyle w:val="Sommario3"/>
+            <w:tabs>
+              <w:tab w:val="right" w:leader="dot" w:pos="9628"/>
+            </w:tabs>
+            <w:rPr>
+              <w:rFonts w:eastAsiaTheme="minorEastAsia"/>
+              <w:noProof/>
+              <w:lang w:eastAsia="it-IT"/>
+            </w:rPr>
+          </w:pPr>
+          <w:hyperlink w:anchor="_Toc173142947" w:history="1">
+            <w:r>
+              <w:rPr>
+                <w:rStyle w:val="Collegamentoipertestuale"/>
+                <w:noProof/>
+              </w:rPr>
+              <w:t>CHECK:</w:t>
+            </w:r>
+            <w:r>
+              <w:rPr>
+                <w:noProof/>
+                <w:webHidden/>
+              </w:rPr>
+              <w:tab/>
+            </w:r>
+            <w:r>
+              <w:rPr>
+                <w:noProof/>
+                <w:webHidden/>
+              </w:rPr>
+              <w:fldChar w:fldCharType="begin"/>
+            </w:r>
+            <w:r>
+              <w:rPr>
+                <w:noProof/>
+                <w:webHidden/>
+              </w:rPr>
+              <w:instrText xml:space="preserve"> PAGEREF _Toc173142947 \h </w:instrText>
+            </w:r>
+            <w:r>
+              <w:rPr>
+                <w:noProof/>
+                <w:webHidden/>
+              </w:rPr>
+            </w:r>
+            <w:r>
+              <w:rPr>
+                <w:noProof/>
+                <w:webHidden/>
+              </w:rPr>
+              <w:fldChar w:fldCharType="separate"/>
+            </w:r>
+            <w:r>
+              <w:rPr>
+                <w:noProof/>
+                <w:webHidden/>
+              </w:rPr>
+              <w:t>5</w:t>
+            </w:r>
+            <w:r>
+              <w:rPr>
+                <w:noProof/>
+                <w:webHidden/>
+              </w:rPr>
+              <w:fldChar w:fldCharType="end"/>
+            </w:r>
+          </w:hyperlink>
+        </w:p>
+        <w:p>
+          <w:pPr>
+            <w:pStyle w:val="Sommario3"/>
+            <w:tabs>
+              <w:tab w:val="right" w:leader="dot" w:pos="9628"/>
+            </w:tabs>
+            <w:rPr>
+              <w:rFonts w:eastAsiaTheme="minorEastAsia"/>
+              <w:noProof/>
+              <w:lang w:eastAsia="it-IT"/>
+            </w:rPr>
+          </w:pPr>
+          <w:hyperlink w:anchor="_Toc173142948" w:history="1">
+            <w:r>
+              <w:rPr>
+                <w:rStyle w:val="Collegamentoipertestuale"/>
+                <w:noProof/>
+              </w:rPr>
+              <w:t>TRIGGER:</w:t>
+            </w:r>
+            <w:r>
+              <w:rPr>
+                <w:noProof/>
+                <w:webHidden/>
+              </w:rPr>
+              <w:tab/>
+            </w:r>
+            <w:r>
+              <w:rPr>
+                <w:noProof/>
+                <w:webHidden/>
+              </w:rPr>
+              <w:fldChar w:fldCharType="begin"/>
+            </w:r>
+            <w:r>
+              <w:rPr>
+                <w:noProof/>
+                <w:webHidden/>
+              </w:rPr>
+              <w:instrText xml:space="preserve"> PAGEREF _Toc173142948 \h </w:instrText>
+            </w:r>
+            <w:r>
+              <w:rPr>
+                <w:noProof/>
+                <w:webHidden/>
+              </w:rPr>
+            </w:r>
+            <w:r>
+              <w:rPr>
+                <w:noProof/>
+                <w:webHidden/>
+              </w:rPr>
+              <w:fldChar w:fldCharType="separate"/>
+            </w:r>
+            <w:r>
+              <w:rPr>
+                <w:noProof/>
+                <w:webHidden/>
+              </w:rPr>
+              <w:t>6</w:t>
+            </w:r>
+            <w:r>
+              <w:rPr>
+                <w:noProof/>
+                <w:webHidden/>
+              </w:rPr>
+              <w:fldChar w:fldCharType="end"/>
+            </w:r>
+          </w:hyperlink>
+        </w:p>
+        <w:p>
+          <w:pPr>
+            <w:pStyle w:val="Sommario3"/>
+            <w:tabs>
+              <w:tab w:val="right" w:leader="dot" w:pos="9628"/>
+            </w:tabs>
+            <w:rPr>
+              <w:rFonts w:eastAsiaTheme="minorEastAsia"/>
+              <w:noProof/>
+              <w:lang w:eastAsia="it-IT"/>
+            </w:rPr>
+          </w:pPr>
+          <w:hyperlink w:anchor="_Toc173142949" w:history="1">
+            <w:r>
+              <w:rPr>
+                <w:rStyle w:val="Collegamentoipertestuale"/>
+                <w:noProof/>
+              </w:rPr>
+              <w:t>INDICI:</w:t>
+            </w:r>
+            <w:r>
+              <w:rPr>
+                <w:noProof/>
+                <w:webHidden/>
+              </w:rPr>
+              <w:tab/>
+            </w:r>
+            <w:r>
+              <w:rPr>
+                <w:noProof/>
+                <w:webHidden/>
+              </w:rPr>
+              <w:fldChar w:fldCharType="begin"/>
+            </w:r>
+            <w:r>
+              <w:rPr>
+                <w:noProof/>
+                <w:webHidden/>
+              </w:rPr>
+              <w:instrText xml:space="preserve"> PAGEREF _Toc173142949 \h </w:instrText>
+            </w:r>
+            <w:r>
+              <w:rPr>
+                <w:noProof/>
+                <w:webHidden/>
+              </w:rPr>
+            </w:r>
+            <w:r>
+              <w:rPr>
+                <w:noProof/>
+                <w:webHidden/>
+              </w:rPr>
+              <w:fldChar w:fldCharType="separate"/>
+            </w:r>
+            <w:r>
+              <w:rPr>
+                <w:noProof/>
+                <w:webHidden/>
+              </w:rPr>
+              <w:t>6</w:t>
             </w:r>
             <w:r>
               <w:rPr>
@@ -839,7 +909,7 @@
               <w:lang w:eastAsia="it-IT"/>
             </w:rPr>
           </w:pPr>
-          <w:hyperlink w:anchor="_Toc173135899" w:history="1">
+          <w:hyperlink w:anchor="_Toc173142950" w:history="1">
             <w:r>
               <w:rPr>
                 <w:rStyle w:val="Collegamentoipertestuale"/>
@@ -881,7 +951,7 @@
                 <w:noProof/>
                 <w:webHidden/>
               </w:rPr>
-              <w:instrText xml:space="preserve"> PAGEREF _Toc173135899 \h </w:instrText>
+              <w:instrText xml:space="preserve"> PAGEREF _Toc173142950 \h </w:instrText>
             </w:r>
             <w:r>
               <w:rPr>
@@ -925,7 +995,7 @@
               <w:lang w:eastAsia="it-IT"/>
             </w:rPr>
           </w:pPr>
-          <w:hyperlink w:anchor="_Toc173135900" w:history="1">
+          <w:hyperlink w:anchor="_Toc173142951" w:history="1">
             <w:r>
               <w:rPr>
                 <w:rStyle w:val="Collegamentoipertestuale"/>
@@ -967,7 +1037,7 @@
                 <w:noProof/>
                 <w:webHidden/>
               </w:rPr>
-              <w:instrText xml:space="preserve"> PAGEREF _Toc173135900 \h </w:instrText>
+              <w:instrText xml:space="preserve"> PAGEREF _Toc173142951 \h </w:instrText>
             </w:r>
             <w:r>
               <w:rPr>
@@ -987,7 +1057,7 @@
                 <w:noProof/>
                 <w:webHidden/>
               </w:rPr>
-              <w:t>6</w:t>
+              <w:t>7</w:t>
             </w:r>
             <w:r>
               <w:rPr>
@@ -1017,13 +1087,35 @@
           <w:numId w:val="1"/>
         </w:numPr>
       </w:pPr>
-      <w:bookmarkStart w:id="0" w:name="_Toc173135889"/>
+      <w:bookmarkStart w:id="0" w:name="_Toc173142939"/>
       <w:r>
         <w:t>INTRODUZIONE</w:t>
       </w:r>
       <w:bookmarkEnd w:id="0"/>
     </w:p>
     <w:p/>
+    <w:p>
+      <w:pPr>
+        <w:ind w:left="720"/>
+      </w:pPr>
+      <w:r>
+        <w:t>L’applicazione in questione è una piattaforma di E-commerce che tratta prodotti utili a chi lavora nell’ambito edilizio e falegnameria.</w:t>
+      </w:r>
+    </w:p>
+    <w:p>
+      <w:pPr>
+        <w:ind w:left="720"/>
+      </w:pPr>
+      <w:r>
+        <w:rPr>
+          <w:rFonts w:cstheme="minorHAnsi"/>
+        </w:rPr>
+        <w:t>È</w:t>
+      </w:r>
+      <w:r>
+        <w:t xml:space="preserve"> possibile selezionare i prodotti e le relative quantità da aggiungere al carrello e procedere con il pagamento.</w:t>
+      </w:r>
+    </w:p>
     <w:p>
       <w:pPr>
         <w:pStyle w:val="Titolo2"/>
@@ -1032,11 +1124,152 @@
           <w:numId w:val="1"/>
         </w:numPr>
       </w:pPr>
-      <w:bookmarkStart w:id="1" w:name="_Toc173135890"/>
+      <w:bookmarkStart w:id="1" w:name="_Toc173142940"/>
       <w:r>
         <w:t>FUNZIONALITÀ PRINCIPALI</w:t>
       </w:r>
       <w:bookmarkEnd w:id="1"/>
+    </w:p>
+    <w:p/>
+    <w:p>
+      <w:pPr>
+        <w:ind w:left="708"/>
+      </w:pPr>
+      <w:r>
+        <w:t>Nel progetto in questione sono presenti molte funzionalità:</w:t>
+      </w:r>
+    </w:p>
+    <w:p>
+      <w:pPr>
+        <w:pStyle w:val="Paragrafoelenco"/>
+        <w:numPr>
+          <w:ilvl w:val="0"/>
+          <w:numId w:val="4"/>
+        </w:numPr>
+      </w:pPr>
+      <w:r>
+        <w:t>Possibilità di accesso tramite login se si è già registrati alla piattaforma altrimenti effettuare la registrazione inserendo i dati necessari e specificando se si è un venditore o meno.</w:t>
+      </w:r>
+    </w:p>
+    <w:p>
+      <w:pPr>
+        <w:pStyle w:val="Paragrafoelenco"/>
+        <w:numPr>
+          <w:ilvl w:val="0"/>
+          <w:numId w:val="4"/>
+        </w:numPr>
+      </w:pPr>
+      <w:r>
+        <w:t>Possibilità per il venditore</w:t>
+      </w:r>
+      <w:r>
+        <w:t>:</w:t>
+      </w:r>
+    </w:p>
+    <w:p>
+      <w:pPr>
+        <w:pStyle w:val="Paragrafoelenco"/>
+        <w:ind w:left="1416"/>
+      </w:pPr>
+      <w:r>
+        <w:t xml:space="preserve">. Aggiungere </w:t>
+      </w:r>
+      <w:r>
+        <w:t xml:space="preserve">prodotti inserendo marca, modello, quantità, prezzo e </w:t>
+      </w:r>
+      <w:proofErr w:type="spellStart"/>
+      <w:r>
+        <w:t>url</w:t>
+      </w:r>
+      <w:proofErr w:type="spellEnd"/>
+      <w:r>
+        <w:t xml:space="preserve"> dell’immagine e    rimuoverli</w:t>
+      </w:r>
+    </w:p>
+    <w:p>
+      <w:pPr>
+        <w:pStyle w:val="Paragrafoelenco"/>
+        <w:ind w:left="1416"/>
+      </w:pPr>
+      <w:r>
+        <w:t>. Modificare le quantità degli elementi già presenti</w:t>
+      </w:r>
+    </w:p>
+    <w:p>
+      <w:pPr>
+        <w:pStyle w:val="Paragrafoelenco"/>
+        <w:numPr>
+          <w:ilvl w:val="0"/>
+          <w:numId w:val="4"/>
+        </w:numPr>
+      </w:pPr>
+      <w:r>
+        <w:t>Possibilità per l’acquirente:</w:t>
+      </w:r>
+    </w:p>
+    <w:p>
+      <w:pPr>
+        <w:pStyle w:val="Paragrafoelenco"/>
+        <w:ind w:left="1416"/>
+      </w:pPr>
+      <w:r>
+        <w:t>. Aggiungere prodotti al carrello</w:t>
+      </w:r>
+    </w:p>
+    <w:p>
+      <w:pPr>
+        <w:pStyle w:val="Paragrafoelenco"/>
+        <w:ind w:left="1416"/>
+      </w:pPr>
+      <w:r>
+        <w:t>. Visualizzare i prodotti del carrello e in caso rimuoverli</w:t>
+      </w:r>
+    </w:p>
+    <w:p>
+      <w:pPr>
+        <w:pStyle w:val="Paragrafoelenco"/>
+        <w:ind w:left="1416"/>
+      </w:pPr>
+      <w:r>
+        <w:lastRenderedPageBreak/>
+        <w:t>. Effettuare l’acquisto dei prodotti selezionati</w:t>
+      </w:r>
+    </w:p>
+    <w:p>
+      <w:pPr>
+        <w:pStyle w:val="Paragrafoelenco"/>
+        <w:ind w:left="1416"/>
+      </w:pPr>
+      <w:r>
+        <w:t>. Visualizzare lo storico degli ordini</w:t>
+      </w:r>
+    </w:p>
+    <w:p>
+      <w:pPr>
+        <w:pStyle w:val="Paragrafoelenco"/>
+        <w:ind w:left="1416"/>
+      </w:pPr>
+      <w:r>
+        <w:t xml:space="preserve">. Effettuare ricerche attraverso parole chiavi per trovare più velocemente i prodotti  desiderati </w:t>
+      </w:r>
+    </w:p>
+    <w:p>
+      <w:pPr>
+        <w:pStyle w:val="Paragrafoelenco"/>
+        <w:numPr>
+          <w:ilvl w:val="0"/>
+          <w:numId w:val="4"/>
+        </w:numPr>
+      </w:pPr>
+      <w:r>
+        <w:t>Per entrambi c’è la possibilità di modificare il proprio profilo, partendo dalla email passando per la password, il nome e l’indirizzo. Sempre in questa pagina c’è anche la possibilità di effettuare il log-out</w:t>
+      </w:r>
+    </w:p>
+    <w:p>
+      <w:pPr>
+        <w:pStyle w:val="Paragrafoelenco"/>
+        <w:ind w:left="1068"/>
+      </w:pPr>
     </w:p>
     <w:p/>
     <w:p>
@@ -1047,7 +1280,7 @@
           <w:numId w:val="1"/>
         </w:numPr>
       </w:pPr>
-      <w:bookmarkStart w:id="2" w:name="_Toc173135891"/>
+      <w:bookmarkStart w:id="2" w:name="_Toc173142941"/>
       <w:r>
         <w:t>PROGETTAZIONE CONCETTUALE E LOGICA</w:t>
       </w:r>
@@ -1058,7 +1291,7 @@
         <w:pStyle w:val="Titolo3"/>
         <w:ind w:firstLine="708"/>
       </w:pPr>
-      <w:bookmarkStart w:id="3" w:name="_Toc173135892"/>
+      <w:bookmarkStart w:id="3" w:name="_Toc173142942"/>
       <w:r>
         <w:t>Progettazione concettuale:</w:t>
       </w:r>
@@ -1292,7 +1525,11 @@
         <w:t>Vende</w:t>
       </w:r>
       <w:r>
-        <w:t xml:space="preserve">: collega Utenti a Prodotti con una molti-a-molti senza parzialità in quanto, secondo nostro ragionamento, una persona può vendere più prodotti se pensiamo al venditore, oppure più prodotti possono essere venduti a più acquirenti. </w:t>
+        <w:t xml:space="preserve">: collega Utenti a Prodotti con una molti-a-molti senza parzialità in quanto, secondo nostro ragionamento, una persona può vendere più prodotti </w:t>
+      </w:r>
+      <w:r>
+        <w:lastRenderedPageBreak/>
+        <w:t xml:space="preserve">se pensiamo al venditore, oppure più prodotti possono essere venduti a più acquirenti. </w:t>
       </w:r>
     </w:p>
     <w:p>
@@ -1373,7 +1610,7 @@
         <w:t>collega Prodotti con ordini. Anche questa è una molti-a-molti ma con una parzialità su ordini</w:t>
       </w:r>
       <w:r>
-        <w:t xml:space="preserve"> e con degli attributi quali prezzo (inteso come totale dell’ordine) e la quantità di merce in fase di acquisto</w:t>
+        <w:t xml:space="preserve"> e con degli attributi quali prezzo e la quantità di merce in fase di acquisto</w:t>
       </w:r>
       <w:r>
         <w:t>. Tutto questo perché gli ordini possono contenere più prodotti ma i prodotti possono essere contenuti in più ordini o anche in nessuno se un certo articolo non viene mai acquistato.</w:t>
@@ -1429,8 +1666,9 @@
       <w:pPr>
         <w:pStyle w:val="Titolo3"/>
       </w:pPr>
-      <w:bookmarkStart w:id="4" w:name="_Toc173135893"/>
-      <w:r>
+      <w:bookmarkStart w:id="4" w:name="_Toc173142943"/>
+      <w:r>
+        <w:lastRenderedPageBreak/>
         <w:t>Progettazione logica:</w:t>
       </w:r>
       <w:bookmarkEnd w:id="4"/>
@@ -1566,6 +1804,7 @@
       </w:r>
     </w:p>
     <w:p/>
+    <w:p/>
     <w:p>
       <w:pPr>
         <w:pStyle w:val="Titolo2"/>
@@ -1574,9 +1813,8 @@
           <w:numId w:val="1"/>
         </w:numPr>
       </w:pPr>
-      <w:bookmarkStart w:id="5" w:name="_Toc173135894"/>
-      <w:r>
-        <w:lastRenderedPageBreak/>
+      <w:bookmarkStart w:id="5" w:name="_Toc173142944"/>
+      <w:r>
         <w:t>QUERY PRINCIPALI</w:t>
       </w:r>
       <w:bookmarkEnd w:id="5"/>
@@ -1597,49 +1835,63 @@
       <w:r>
         <w:t xml:space="preserve"> importanti. Sono stati utilizzati </w:t>
       </w:r>
+      <w:r>
+        <w:t>attraverso</w:t>
+      </w:r>
+      <w:r>
+        <w:t xml:space="preserve"> codice </w:t>
+      </w:r>
       <w:proofErr w:type="spellStart"/>
       <w:r>
-        <w:t>check</w:t>
+        <w:t>python</w:t>
       </w:r>
       <w:proofErr w:type="spellEnd"/>
       <w:r>
-        <w:t xml:space="preserve"> e trigger nella parte database con </w:t>
+        <w:t xml:space="preserve"> </w:t>
+      </w:r>
+      <w:r>
+        <w:t xml:space="preserve">tramite </w:t>
       </w:r>
       <w:proofErr w:type="spellStart"/>
       <w:r>
-        <w:t>postgresql</w:t>
+        <w:t>SQLAlchemy</w:t>
       </w:r>
       <w:proofErr w:type="spellEnd"/>
       <w:r>
-        <w:t xml:space="preserve"> mentre nel codice </w:t>
-      </w:r>
-      <w:proofErr w:type="spellStart"/>
-      <w:r>
-        <w:t>python</w:t>
-      </w:r>
-      <w:proofErr w:type="spellEnd"/>
-      <w:r>
-        <w:t xml:space="preserve"> ce ne sono altre effettuate tramite </w:t>
-      </w:r>
-      <w:proofErr w:type="spellStart"/>
-      <w:r>
-        <w:t>SQLAlchemy</w:t>
-      </w:r>
-      <w:proofErr w:type="spellEnd"/>
+        <w:t xml:space="preserve"> e ORM</w:t>
+      </w:r>
       <w:r>
         <w:t>.</w:t>
       </w:r>
     </w:p>
+    <w:p/>
     <w:p>
       <w:pPr>
         <w:pStyle w:val="Titolo3"/>
         <w:ind w:firstLine="708"/>
       </w:pPr>
-      <w:bookmarkStart w:id="6" w:name="_Toc173135895"/>
-      <w:r>
-        <w:t>CHECK:</w:t>
+      <w:bookmarkStart w:id="6" w:name="_Toc173142945"/>
+      <w:proofErr w:type="spellStart"/>
+      <w:r>
+        <w:t>SQLAlchemy</w:t>
+      </w:r>
+      <w:proofErr w:type="spellEnd"/>
+      <w:r>
+        <w:t>:</w:t>
       </w:r>
       <w:bookmarkEnd w:id="6"/>
+    </w:p>
+    <w:p/>
+    <w:p>
+      <w:pPr>
+        <w:ind w:left="1416"/>
+      </w:pPr>
+      <w:r>
+        <w:t>Sono presenti in tutto il codice, alcune di queste sono risultate fondamentali per la ricerca, nel creare un nuovo ordine, nel visualizzare il carrello</w:t>
+      </w:r>
+      <w:r>
+        <w:t>, visualizzare gli ordini</w:t>
+      </w:r>
     </w:p>
     <w:p>
       <w:pPr>
@@ -1649,38 +1901,53 @@
           <w:numId w:val="3"/>
         </w:numPr>
       </w:pPr>
+      <w:proofErr w:type="spellStart"/>
       <w:r>
         <w:rPr>
           <w:b/>
         </w:rPr>
-        <w:t>Vincoli sugli utenti</w:t>
-      </w:r>
-      <w:r>
-        <w:t>: impediscono che la email e la password abbiamo una lunghezza inferiore a 6 caratteri</w:t>
-      </w:r>
-    </w:p>
-    <w:p>
-      <w:pPr>
-        <w:pStyle w:val="PreformattatoHTML"/>
-      </w:pPr>
-      <w:r>
-        <w:tab/>
-      </w:r>
-      <w:r>
-        <w:tab/>
-      </w:r>
-      <w:r>
-        <w:tab/>
-      </w:r>
-      <w:r>
-        <w:rPr>
-          <w:noProof/>
-        </w:rPr>
+        <w:t>Crea_ordine</w:t>
+      </w:r>
+      <w:proofErr w:type="spellEnd"/>
+      <w:r>
+        <w:t xml:space="preserve">: questa </w:t>
+      </w:r>
+      <w:proofErr w:type="spellStart"/>
+      <w:r>
+        <w:t>query</w:t>
+      </w:r>
+      <w:proofErr w:type="spellEnd"/>
+      <w:r>
+        <w:t xml:space="preserve"> ci permette ci aggiungere il nuovo ordine sia nella tabella Ordini sia in quella </w:t>
+      </w:r>
+      <w:proofErr w:type="spellStart"/>
+      <w:r>
+        <w:t>ProdottiOrdini</w:t>
+      </w:r>
+      <w:proofErr w:type="spellEnd"/>
+      <w:r>
+        <w:t xml:space="preserve"> in modo da poter vedere anche la cronologia degli acquisti effettuati</w:t>
+      </w:r>
+    </w:p>
+    <w:p>
+      <w:pPr>
+        <w:pStyle w:val="Paragrafoelenco"/>
+        <w:ind w:left="2484"/>
+      </w:pPr>
+      <w:r>
         <w:drawing>
-          <wp:inline distT="0" distB="0" distL="0" distR="0" wp14:anchorId="0F7A6A55" wp14:editId="56B0A63B">
-            <wp:extent cx="3361764" cy="769720"/>
-            <wp:effectExtent l="0" t="0" r="0" b="0"/>
-            <wp:docPr id="1" name="Immagine 1"/>
+          <wp:anchor distT="0" distB="0" distL="114300" distR="114300" simplePos="0" relativeHeight="251667456" behindDoc="0" locked="0" layoutInCell="1" allowOverlap="1" wp14:anchorId="1E8C44DD" wp14:editId="063A9533">
+            <wp:simplePos x="0" y="0"/>
+            <wp:positionH relativeFrom="column">
+              <wp:posOffset>1691005</wp:posOffset>
+            </wp:positionH>
+            <wp:positionV relativeFrom="paragraph">
+              <wp:posOffset>102870</wp:posOffset>
+            </wp:positionV>
+            <wp:extent cx="4244340" cy="891540"/>
+            <wp:effectExtent l="0" t="0" r="3810" b="3810"/>
+            <wp:wrapSquare wrapText="bothSides"/>
+            <wp:docPr id="13" name="Immagine 13"/>
             <wp:cNvGraphicFramePr>
               <a:graphicFrameLocks xmlns:a="http://schemas.openxmlformats.org/drawingml/2006/main" noChangeAspect="1"/>
             </wp:cNvGraphicFramePr>
@@ -1692,320 +1959,7 @@
                     <pic:cNvPicPr/>
                   </pic:nvPicPr>
                   <pic:blipFill>
-                    <a:blip r:embed="rId11"/>
-                    <a:stretch>
-                      <a:fillRect/>
-                    </a:stretch>
-                  </pic:blipFill>
-                  <pic:spPr>
-                    <a:xfrm>
-                      <a:off x="0" y="0"/>
-                      <a:ext cx="3361847" cy="769739"/>
-                    </a:xfrm>
-                    <a:prstGeom prst="rect">
-                      <a:avLst/>
-                    </a:prstGeom>
-                  </pic:spPr>
-                </pic:pic>
-              </a:graphicData>
-            </a:graphic>
-          </wp:inline>
-        </w:drawing>
-      </w:r>
-    </w:p>
-    <w:p>
-      <w:pPr>
-        <w:pStyle w:val="PreformattatoHTML"/>
-      </w:pPr>
-      <w:r>
-        <w:tab/>
-      </w:r>
-      <w:r>
-        <w:tab/>
-      </w:r>
-    </w:p>
-    <w:p>
-      <w:pPr>
-        <w:pStyle w:val="Paragrafoelenco"/>
-        <w:numPr>
-          <w:ilvl w:val="0"/>
-          <w:numId w:val="3"/>
-        </w:numPr>
-      </w:pPr>
-      <w:r>
-        <w:rPr>
-          <w:b/>
-        </w:rPr>
-        <w:t>Vincoli sui carrelli</w:t>
-      </w:r>
-      <w:r>
-        <w:t>: garantiscono che per procedere all’acquisto ci sia almeno un prodotto con quantità maggiore di 0</w:t>
-      </w:r>
-    </w:p>
-    <w:p>
-      <w:pPr>
-        <w:pStyle w:val="Paragrafoelenco"/>
-        <w:ind w:left="2484"/>
-      </w:pPr>
-      <w:r>
-        <w:t xml:space="preserve">     </w:t>
-      </w:r>
-      <w:r>
-        <w:rPr>
-          <w:noProof/>
-          <w:lang w:eastAsia="it-IT"/>
-        </w:rPr>
-        <w:drawing>
-          <wp:inline distT="0" distB="0" distL="0" distR="0" wp14:anchorId="4AA888D9" wp14:editId="3E96D31C">
-            <wp:extent cx="3370730" cy="669000"/>
-            <wp:effectExtent l="0" t="0" r="1270" b="0"/>
-            <wp:docPr id="4" name="Immagine 4"/>
-            <wp:cNvGraphicFramePr>
-              <a:graphicFrameLocks xmlns:a="http://schemas.openxmlformats.org/drawingml/2006/main" noChangeAspect="1"/>
-            </wp:cNvGraphicFramePr>
-            <a:graphic xmlns:a="http://schemas.openxmlformats.org/drawingml/2006/main">
-              <a:graphicData uri="http://schemas.openxmlformats.org/drawingml/2006/picture">
-                <pic:pic xmlns:pic="http://schemas.openxmlformats.org/drawingml/2006/picture">
-                  <pic:nvPicPr>
-                    <pic:cNvPr id="0" name=""/>
-                    <pic:cNvPicPr/>
-                  </pic:nvPicPr>
-                  <pic:blipFill>
-                    <a:blip r:embed="rId12"/>
-                    <a:stretch>
-                      <a:fillRect/>
-                    </a:stretch>
-                  </pic:blipFill>
-                  <pic:spPr>
-                    <a:xfrm>
-                      <a:off x="0" y="0"/>
-                      <a:ext cx="3380958" cy="671030"/>
-                    </a:xfrm>
-                    <a:prstGeom prst="rect">
-                      <a:avLst/>
-                    </a:prstGeom>
-                  </pic:spPr>
-                </pic:pic>
-              </a:graphicData>
-            </a:graphic>
-          </wp:inline>
-        </w:drawing>
-      </w:r>
-    </w:p>
-    <w:p>
-      <w:pPr>
-        <w:pStyle w:val="Paragrafoelenco"/>
-        <w:ind w:left="2484"/>
-      </w:pPr>
-    </w:p>
-    <w:p>
-      <w:pPr>
-        <w:pStyle w:val="Paragrafoelenco"/>
-        <w:numPr>
-          <w:ilvl w:val="0"/>
-          <w:numId w:val="3"/>
-        </w:numPr>
-      </w:pPr>
-      <w:r>
-        <w:rPr>
-          <w:b/>
-        </w:rPr>
-        <w:t>Vincoli sui ordini</w:t>
-      </w:r>
-      <w:r>
-        <w:t>: impedisce che ci sia un totale negativo da pagare</w:t>
-      </w:r>
-    </w:p>
-    <w:p>
-      <w:pPr>
-        <w:pStyle w:val="Paragrafoelenco"/>
-        <w:ind w:left="2484"/>
-      </w:pPr>
-      <w:r>
-        <w:t xml:space="preserve">    </w:t>
-      </w:r>
-      <w:r>
-        <w:rPr>
-          <w:noProof/>
-          <w:lang w:eastAsia="it-IT"/>
-        </w:rPr>
-        <w:drawing>
-          <wp:inline distT="0" distB="0" distL="0" distR="0" wp14:anchorId="435EE455" wp14:editId="4DEC1944">
-            <wp:extent cx="3437965" cy="597907"/>
-            <wp:effectExtent l="0" t="0" r="0" b="0"/>
-            <wp:docPr id="5" name="Immagine 5"/>
-            <wp:cNvGraphicFramePr>
-              <a:graphicFrameLocks xmlns:a="http://schemas.openxmlformats.org/drawingml/2006/main" noChangeAspect="1"/>
-            </wp:cNvGraphicFramePr>
-            <a:graphic xmlns:a="http://schemas.openxmlformats.org/drawingml/2006/main">
-              <a:graphicData uri="http://schemas.openxmlformats.org/drawingml/2006/picture">
-                <pic:pic xmlns:pic="http://schemas.openxmlformats.org/drawingml/2006/picture">
-                  <pic:nvPicPr>
-                    <pic:cNvPr id="0" name=""/>
-                    <pic:cNvPicPr/>
-                  </pic:nvPicPr>
-                  <pic:blipFill>
-                    <a:blip r:embed="rId13"/>
-                    <a:stretch>
-                      <a:fillRect/>
-                    </a:stretch>
-                  </pic:blipFill>
-                  <pic:spPr>
-                    <a:xfrm>
-                      <a:off x="0" y="0"/>
-                      <a:ext cx="3448046" cy="599660"/>
-                    </a:xfrm>
-                    <a:prstGeom prst="rect">
-                      <a:avLst/>
-                    </a:prstGeom>
-                  </pic:spPr>
-                </pic:pic>
-              </a:graphicData>
-            </a:graphic>
-          </wp:inline>
-        </w:drawing>
-      </w:r>
-    </w:p>
-    <w:p>
-      <w:pPr>
-        <w:pStyle w:val="Paragrafoelenco"/>
-        <w:ind w:left="2484"/>
-      </w:pPr>
-    </w:p>
-    <w:p>
-      <w:pPr>
-        <w:pStyle w:val="Paragrafoelenco"/>
-        <w:numPr>
-          <w:ilvl w:val="0"/>
-          <w:numId w:val="3"/>
-        </w:numPr>
-      </w:pPr>
-      <w:r>
-        <w:rPr>
-          <w:b/>
-        </w:rPr>
-        <w:t>Vincoli sui prodotti</w:t>
-      </w:r>
-      <w:r>
-        <w:t>: permettono che non ci sia mai una quantità minore di 0 e lo stesso vale per il prezzo del prodotto in questione</w:t>
-      </w:r>
-    </w:p>
-    <w:p>
-      <w:pPr>
-        <w:pStyle w:val="Paragrafoelenco"/>
-        <w:ind w:left="2484"/>
-      </w:pPr>
-      <w:r>
-        <w:t xml:space="preserve">   </w:t>
-      </w:r>
-      <w:r>
-        <w:rPr>
-          <w:noProof/>
-          <w:lang w:eastAsia="it-IT"/>
-        </w:rPr>
-        <w:drawing>
-          <wp:inline distT="0" distB="0" distL="0" distR="0" wp14:anchorId="100A87B6" wp14:editId="00FDD0D5">
-            <wp:extent cx="3496236" cy="826977"/>
-            <wp:effectExtent l="0" t="0" r="0" b="0"/>
-            <wp:docPr id="6" name="Immagine 6"/>
-            <wp:cNvGraphicFramePr>
-              <a:graphicFrameLocks xmlns:a="http://schemas.openxmlformats.org/drawingml/2006/main" noChangeAspect="1"/>
-            </wp:cNvGraphicFramePr>
-            <a:graphic xmlns:a="http://schemas.openxmlformats.org/drawingml/2006/main">
-              <a:graphicData uri="http://schemas.openxmlformats.org/drawingml/2006/picture">
-                <pic:pic xmlns:pic="http://schemas.openxmlformats.org/drawingml/2006/picture">
-                  <pic:nvPicPr>
-                    <pic:cNvPr id="0" name=""/>
-                    <pic:cNvPicPr/>
-                  </pic:nvPicPr>
-                  <pic:blipFill>
-                    <a:blip r:embed="rId14"/>
-                    <a:stretch>
-                      <a:fillRect/>
-                    </a:stretch>
-                  </pic:blipFill>
-                  <pic:spPr>
-                    <a:xfrm>
-                      <a:off x="0" y="0"/>
-                      <a:ext cx="3495141" cy="826718"/>
-                    </a:xfrm>
-                    <a:prstGeom prst="rect">
-                      <a:avLst/>
-                    </a:prstGeom>
-                  </pic:spPr>
-                </pic:pic>
-              </a:graphicData>
-            </a:graphic>
-          </wp:inline>
-        </w:drawing>
-      </w:r>
-    </w:p>
-    <w:p/>
-    <w:p>
-      <w:pPr>
-        <w:pStyle w:val="Titolo3"/>
-      </w:pPr>
-      <w:r>
-        <w:tab/>
-      </w:r>
-      <w:bookmarkStart w:id="7" w:name="_Toc173135896"/>
-      <w:r>
-        <w:t>TRIGGER:</w:t>
-      </w:r>
-      <w:bookmarkEnd w:id="7"/>
-    </w:p>
-    <w:p>
-      <w:r>
-        <w:tab/>
-      </w:r>
-    </w:p>
-    <w:p>
-      <w:pPr>
-        <w:ind w:left="1416"/>
-      </w:pPr>
-      <w:r>
-        <w:t xml:space="preserve">Il trigger in questione serve per eliminare la righe della tabella carrelli che hanno lo stesso </w:t>
-      </w:r>
-      <w:proofErr w:type="spellStart"/>
-      <w:r>
-        <w:t>id_Prodotto</w:t>
-      </w:r>
-      <w:proofErr w:type="spellEnd"/>
-    </w:p>
-    <w:p>
-      <w:pPr>
-        <w:ind w:left="1416"/>
-      </w:pPr>
-      <w:r>
-        <w:rPr>
-          <w:noProof/>
-          <w:lang w:eastAsia="it-IT"/>
-        </w:rPr>
-        <w:drawing>
-          <wp:anchor distT="0" distB="0" distL="114300" distR="114300" simplePos="0" relativeHeight="251660288" behindDoc="1" locked="0" layoutInCell="1" allowOverlap="1" wp14:anchorId="3C466C68" wp14:editId="74B99630">
-            <wp:simplePos x="0" y="0"/>
-            <wp:positionH relativeFrom="column">
-              <wp:posOffset>1144270</wp:posOffset>
-            </wp:positionH>
-            <wp:positionV relativeFrom="paragraph">
-              <wp:posOffset>36830</wp:posOffset>
-            </wp:positionV>
-            <wp:extent cx="3244850" cy="1439545"/>
-            <wp:effectExtent l="0" t="0" r="0" b="8255"/>
-            <wp:wrapSquare wrapText="bothSides"/>
-            <wp:docPr id="7" name="Immagine 7"/>
-            <wp:cNvGraphicFramePr>
-              <a:graphicFrameLocks xmlns:a="http://schemas.openxmlformats.org/drawingml/2006/main" noChangeAspect="1"/>
-            </wp:cNvGraphicFramePr>
-            <a:graphic xmlns:a="http://schemas.openxmlformats.org/drawingml/2006/main">
-              <a:graphicData uri="http://schemas.openxmlformats.org/drawingml/2006/picture">
-                <pic:pic xmlns:pic="http://schemas.openxmlformats.org/drawingml/2006/picture">
-                  <pic:nvPicPr>
-                    <pic:cNvPr id="0" name=""/>
-                    <pic:cNvPicPr/>
-                  </pic:nvPicPr>
-                  <pic:blipFill>
-                    <a:blip r:embed="rId15" cstate="print">
+                    <a:blip r:embed="rId11" cstate="print">
                       <a:extLst>
                         <a:ext uri="{28A0092B-C50C-407E-A947-70E740481C1C}">
                           <a14:useLocalDpi xmlns:a14="http://schemas.microsoft.com/office/drawing/2010/main" val="0"/>
@@ -2019,7 +1973,7 @@
                   <pic:spPr>
                     <a:xfrm>
                       <a:off x="0" y="0"/>
-                      <a:ext cx="3244850" cy="1439545"/>
+                      <a:ext cx="4244340" cy="891540"/>
                     </a:xfrm>
                     <a:prstGeom prst="rect">
                       <a:avLst/>
@@ -2038,68 +1992,14 @@
         </w:drawing>
       </w:r>
     </w:p>
-    <w:p>
-      <w:pPr>
-        <w:pStyle w:val="Titolo3"/>
-      </w:pPr>
-      <w:r>
-        <w:lastRenderedPageBreak/>
-        <w:tab/>
-      </w:r>
-    </w:p>
-    <w:p>
-      <w:pPr>
-        <w:pStyle w:val="Titolo3"/>
-        <w:ind w:firstLine="360"/>
-      </w:pPr>
-    </w:p>
-    <w:p>
-      <w:pPr>
-        <w:pStyle w:val="Titolo3"/>
-        <w:ind w:firstLine="708"/>
-      </w:pPr>
-    </w:p>
-    <w:p>
-      <w:pPr>
-        <w:pStyle w:val="Titolo3"/>
-        <w:ind w:firstLine="708"/>
-      </w:pPr>
-    </w:p>
-    <w:p>
-      <w:pPr>
-        <w:pStyle w:val="Titolo3"/>
-        <w:ind w:firstLine="708"/>
-      </w:pPr>
-    </w:p>
     <w:p/>
     <w:p>
       <w:pPr>
-        <w:pStyle w:val="Titolo3"/>
-        <w:ind w:firstLine="708"/>
-      </w:pPr>
-      <w:bookmarkStart w:id="8" w:name="_Toc173135897"/>
-      <w:proofErr w:type="spellStart"/>
-      <w:r>
-        <w:t>SQLAlchemy</w:t>
-      </w:r>
-      <w:proofErr w:type="spellEnd"/>
-      <w:r>
-        <w:t>:</w:t>
-      </w:r>
-      <w:bookmarkEnd w:id="8"/>
+        <w:pStyle w:val="Paragrafoelenco"/>
+        <w:ind w:left="2484"/>
+      </w:pPr>
     </w:p>
     <w:p/>
-    <w:p>
-      <w:pPr>
-        <w:ind w:left="1416"/>
-      </w:pPr>
-      <w:r>
-        <w:t>Sono presenti in tutto il codice, alcune di queste sono risultate fondamentali per la ricerca, nel creare un nuovo ordine, nel visualizzare il carrello</w:t>
-      </w:r>
-      <w:r>
-        <w:t>, visualizzare gli ordini</w:t>
-      </w:r>
-    </w:p>
     <w:p>
       <w:pPr>
         <w:pStyle w:val="Paragrafoelenco"/>
@@ -2108,35 +2008,23 @@
           <w:numId w:val="3"/>
         </w:numPr>
       </w:pPr>
-      <w:proofErr w:type="spellStart"/>
-      <w:r>
-        <w:t>Crea_ordine</w:t>
-      </w:r>
-      <w:proofErr w:type="spellEnd"/>
-    </w:p>
-    <w:p>
-      <w:pPr>
-        <w:pStyle w:val="Paragrafoelenco"/>
-        <w:ind w:left="2484"/>
-      </w:pPr>
       <w:r>
         <w:rPr>
-          <w:noProof/>
-          <w:lang w:eastAsia="it-IT"/>
+          <w:b/>
         </w:rPr>
         <w:drawing>
-          <wp:anchor distT="0" distB="0" distL="114300" distR="114300" simplePos="0" relativeHeight="251661312" behindDoc="0" locked="0" layoutInCell="1" allowOverlap="1" wp14:anchorId="4E15AAC6" wp14:editId="304549B8">
+          <wp:anchor distT="0" distB="0" distL="114300" distR="114300" simplePos="0" relativeHeight="251668480" behindDoc="0" locked="0" layoutInCell="1" allowOverlap="1" wp14:anchorId="42AF2536" wp14:editId="54336D78">
             <wp:simplePos x="0" y="0"/>
             <wp:positionH relativeFrom="column">
-              <wp:posOffset>1609725</wp:posOffset>
+              <wp:posOffset>1610360</wp:posOffset>
             </wp:positionH>
             <wp:positionV relativeFrom="paragraph">
-              <wp:posOffset>38100</wp:posOffset>
+              <wp:posOffset>629285</wp:posOffset>
             </wp:positionV>
-            <wp:extent cx="4248785" cy="461010"/>
+            <wp:extent cx="4324985" cy="559435"/>
             <wp:effectExtent l="0" t="0" r="0" b="0"/>
             <wp:wrapSquare wrapText="bothSides"/>
-            <wp:docPr id="8" name="Immagine 8"/>
+            <wp:docPr id="14" name="Immagine 14"/>
             <wp:cNvGraphicFramePr>
               <a:graphicFrameLocks xmlns:a="http://schemas.openxmlformats.org/drawingml/2006/main" noChangeAspect="1"/>
             </wp:cNvGraphicFramePr>
@@ -2148,7 +2036,7 @@
                     <pic:cNvPicPr/>
                   </pic:nvPicPr>
                   <pic:blipFill>
-                    <a:blip r:embed="rId16">
+                    <a:blip r:embed="rId12">
                       <a:extLst>
                         <a:ext uri="{28A0092B-C50C-407E-A947-70E740481C1C}">
                           <a14:useLocalDpi xmlns:a14="http://schemas.microsoft.com/office/drawing/2010/main" val="0"/>
@@ -2162,7 +2050,7 @@
                   <pic:spPr>
                     <a:xfrm>
                       <a:off x="0" y="0"/>
-                      <a:ext cx="4248785" cy="461010"/>
+                      <a:ext cx="4324985" cy="559435"/>
                     </a:xfrm>
                     <a:prstGeom prst="rect">
                       <a:avLst/>
@@ -2180,8 +2068,42 @@
           </wp:anchor>
         </w:drawing>
       </w:r>
-    </w:p>
-    <w:p/>
+      <w:proofErr w:type="spellStart"/>
+      <w:r>
+        <w:rPr>
+          <w:b/>
+        </w:rPr>
+        <w:t>Elimina_elementi_dal_carrello</w:t>
+      </w:r>
+      <w:proofErr w:type="spellEnd"/>
+      <w:r>
+        <w:t>: il codice in questione ci consente di eliminare i prodotti acquistati dal carrello in modo che non ci siano conflitti con l’inserimento di prodotti aggiuntivi prima di effettuare il pagamento</w:t>
+      </w:r>
+    </w:p>
+    <w:p>
+      <w:pPr>
+        <w:pStyle w:val="Paragrafoelenco"/>
+        <w:ind w:left="2484"/>
+      </w:pPr>
+    </w:p>
+    <w:p>
+      <w:pPr>
+        <w:pStyle w:val="Paragrafoelenco"/>
+        <w:ind w:left="2484"/>
+      </w:pPr>
+    </w:p>
+    <w:p>
+      <w:pPr>
+        <w:pStyle w:val="Paragrafoelenco"/>
+        <w:ind w:left="2484"/>
+      </w:pPr>
+    </w:p>
+    <w:p>
+      <w:pPr>
+        <w:pStyle w:val="Paragrafoelenco"/>
+        <w:ind w:left="2484"/>
+      </w:pPr>
+    </w:p>
     <w:p>
       <w:pPr>
         <w:pStyle w:val="Paragrafoelenco"/>
@@ -2192,9 +2114,26 @@
       </w:pPr>
       <w:proofErr w:type="spellStart"/>
       <w:r>
+        <w:rPr>
+          <w:b/>
+        </w:rPr>
         <w:t>Visualizza_carrello</w:t>
       </w:r>
       <w:proofErr w:type="spellEnd"/>
+      <w:r>
+        <w:t xml:space="preserve">: questa </w:t>
+      </w:r>
+      <w:proofErr w:type="spellStart"/>
+      <w:r>
+        <w:t>query</w:t>
+      </w:r>
+      <w:proofErr w:type="spellEnd"/>
+      <w:r>
+        <w:t xml:space="preserve"> è fondamentale per gli acquirenti che vogliono vedere tutto quello che stanno per acquistare, ovvero tutti prodotti presenti nel carrello, c</w:t>
+      </w:r>
+      <w:r>
+        <w:t>on la possibilità di rimuoverli</w:t>
+      </w:r>
     </w:p>
     <w:p>
       <w:pPr>
@@ -2230,7 +2169,7 @@
                     <pic:cNvPicPr/>
                   </pic:nvPicPr>
                   <pic:blipFill>
-                    <a:blip r:embed="rId17">
+                    <a:blip r:embed="rId13">
                       <a:extLst>
                         <a:ext uri="{28A0092B-C50C-407E-A947-70E740481C1C}">
                           <a14:useLocalDpi xmlns:a14="http://schemas.microsoft.com/office/drawing/2010/main" val="0"/>
@@ -2291,20 +2230,38 @@
       </w:pPr>
       <w:r>
         <w:rPr>
+          <w:b/>
+        </w:rPr>
+        <w:t>Ricerca</w:t>
+      </w:r>
+      <w:r>
+        <w:t xml:space="preserve">: aiuta l’acquirente a cercare più specificatamente determinati prodotti con la possibilità di inserire </w:t>
+      </w:r>
+      <w:r>
+        <w:t>delle parole chiavi</w:t>
+      </w:r>
+    </w:p>
+    <w:p>
+      <w:pPr>
+        <w:pStyle w:val="Paragrafoelenco"/>
+        <w:ind w:left="2484"/>
+      </w:pPr>
+      <w:r>
+        <w:rPr>
           <w:noProof/>
           <w:lang w:eastAsia="it-IT"/>
         </w:rPr>
         <w:drawing>
-          <wp:anchor distT="0" distB="0" distL="114300" distR="114300" simplePos="0" relativeHeight="251663360" behindDoc="0" locked="0" layoutInCell="1" allowOverlap="1" wp14:anchorId="24740FD3" wp14:editId="138FD52A">
+          <wp:anchor distT="0" distB="0" distL="114300" distR="114300" simplePos="0" relativeHeight="251663360" behindDoc="0" locked="0" layoutInCell="1" allowOverlap="1" wp14:anchorId="7AD17996" wp14:editId="5132589E">
             <wp:simplePos x="0" y="0"/>
             <wp:positionH relativeFrom="column">
-              <wp:posOffset>1462405</wp:posOffset>
+              <wp:posOffset>1579245</wp:posOffset>
             </wp:positionH>
             <wp:positionV relativeFrom="paragraph">
-              <wp:posOffset>196850</wp:posOffset>
+              <wp:posOffset>16510</wp:posOffset>
             </wp:positionV>
-            <wp:extent cx="4566920" cy="576580"/>
-            <wp:effectExtent l="0" t="0" r="5080" b="0"/>
+            <wp:extent cx="4374515" cy="554990"/>
+            <wp:effectExtent l="0" t="0" r="6985" b="0"/>
             <wp:wrapSquare wrapText="bothSides"/>
             <wp:docPr id="10" name="Immagine 10"/>
             <wp:cNvGraphicFramePr>
@@ -2318,7 +2275,7 @@
                     <pic:cNvPicPr/>
                   </pic:nvPicPr>
                   <pic:blipFill>
-                    <a:blip r:embed="rId18">
+                    <a:blip r:embed="rId14">
                       <a:extLst>
                         <a:ext uri="{28A0092B-C50C-407E-A947-70E740481C1C}">
                           <a14:useLocalDpi xmlns:a14="http://schemas.microsoft.com/office/drawing/2010/main" val="0"/>
@@ -2332,7 +2289,7 @@
                   <pic:spPr>
                     <a:xfrm>
                       <a:off x="0" y="0"/>
-                      <a:ext cx="4566920" cy="576580"/>
+                      <a:ext cx="4374515" cy="554990"/>
                     </a:xfrm>
                     <a:prstGeom prst="rect">
                       <a:avLst/>
@@ -2350,15 +2307,6 @@
           </wp:anchor>
         </w:drawing>
       </w:r>
-      <w:r>
-        <w:t>Ricerca</w:t>
-      </w:r>
-    </w:p>
-    <w:p>
-      <w:pPr>
-        <w:pStyle w:val="Paragrafoelenco"/>
-        <w:ind w:left="2484"/>
-      </w:pPr>
     </w:p>
     <w:p>
       <w:pPr>
@@ -2386,24 +2334,37 @@
           <w:numId w:val="3"/>
         </w:numPr>
       </w:pPr>
+      <w:proofErr w:type="spellStart"/>
       <w:r>
         <w:rPr>
-          <w:noProof/>
-          <w:lang w:eastAsia="it-IT"/>
+          <w:b/>
         </w:rPr>
+        <w:t>Visualizza_ordini</w:t>
+      </w:r>
+      <w:proofErr w:type="spellEnd"/>
+      <w:r>
+        <w:t>: ci permette di visualizza lo storico degli ordini effettuati con relativi costi, quantità e nomi dei prodotti</w:t>
+      </w:r>
+    </w:p>
+    <w:p>
+      <w:pPr>
+        <w:pStyle w:val="Paragrafoelenco"/>
+        <w:ind w:left="2484"/>
+      </w:pPr>
+      <w:r>
         <w:drawing>
-          <wp:anchor distT="0" distB="0" distL="114300" distR="114300" simplePos="0" relativeHeight="251664384" behindDoc="0" locked="0" layoutInCell="1" allowOverlap="1" wp14:anchorId="3E6FA6F1" wp14:editId="5C643774">
+          <wp:anchor distT="0" distB="0" distL="114300" distR="114300" simplePos="0" relativeHeight="251666432" behindDoc="0" locked="0" layoutInCell="1" allowOverlap="1" wp14:anchorId="071B9BE4" wp14:editId="49383C11">
             <wp:simplePos x="0" y="0"/>
             <wp:positionH relativeFrom="column">
-              <wp:posOffset>1507490</wp:posOffset>
+              <wp:posOffset>1579245</wp:posOffset>
             </wp:positionH>
             <wp:positionV relativeFrom="paragraph">
-              <wp:posOffset>198120</wp:posOffset>
+              <wp:posOffset>66675</wp:posOffset>
             </wp:positionV>
-            <wp:extent cx="4594225" cy="466090"/>
-            <wp:effectExtent l="0" t="0" r="0" b="0"/>
+            <wp:extent cx="4405630" cy="779145"/>
+            <wp:effectExtent l="0" t="0" r="0" b="1905"/>
             <wp:wrapSquare wrapText="bothSides"/>
-            <wp:docPr id="11" name="Immagine 11"/>
+            <wp:docPr id="3" name="Immagine 3"/>
             <wp:cNvGraphicFramePr>
               <a:graphicFrameLocks xmlns:a="http://schemas.openxmlformats.org/drawingml/2006/main" noChangeAspect="1"/>
             </wp:cNvGraphicFramePr>
@@ -2415,7 +2376,7 @@
                     <pic:cNvPicPr/>
                   </pic:nvPicPr>
                   <pic:blipFill>
-                    <a:blip r:embed="rId19">
+                    <a:blip r:embed="rId15">
                       <a:extLst>
                         <a:ext uri="{28A0092B-C50C-407E-A947-70E740481C1C}">
                           <a14:useLocalDpi xmlns:a14="http://schemas.microsoft.com/office/drawing/2010/main" val="0"/>
@@ -2429,7 +2390,7 @@
                   <pic:spPr>
                     <a:xfrm>
                       <a:off x="0" y="0"/>
-                      <a:ext cx="4594225" cy="466090"/>
+                      <a:ext cx="4405630" cy="779145"/>
                     </a:xfrm>
                     <a:prstGeom prst="rect">
                       <a:avLst/>
@@ -2447,17 +2408,6 @@
           </wp:anchor>
         </w:drawing>
       </w:r>
-      <w:proofErr w:type="spellStart"/>
-      <w:r>
-        <w:t>Visualizza_ordini</w:t>
-      </w:r>
-      <w:proofErr w:type="spellEnd"/>
-    </w:p>
-    <w:p>
-      <w:pPr>
-        <w:pStyle w:val="Paragrafoelenco"/>
-        <w:ind w:left="2484"/>
-      </w:pPr>
     </w:p>
     <w:p>
       <w:pPr>
@@ -2497,95 +2447,643 @@
           <w:numId w:val="1"/>
         </w:numPr>
       </w:pPr>
-      <w:bookmarkStart w:id="9" w:name="_Toc173135898"/>
-      <w:r>
+      <w:bookmarkStart w:id="7" w:name="_Toc173142946"/>
+      <w:r>
+        <w:lastRenderedPageBreak/>
         <w:t>PRINCIPALI SCELTE PROGETTUALI</w:t>
       </w:r>
+      <w:bookmarkEnd w:id="7"/>
+    </w:p>
+    <w:p/>
+    <w:p>
+      <w:pPr>
+        <w:ind w:left="708"/>
+      </w:pPr>
+      <w:r>
+        <w:t xml:space="preserve">L’utilizzo dei ruoli (venditore e acquirente) sono stati gestiti tramite </w:t>
+      </w:r>
+      <w:proofErr w:type="spellStart"/>
+      <w:r>
+        <w:t>flask</w:t>
+      </w:r>
+      <w:proofErr w:type="spellEnd"/>
+      <w:r>
+        <w:t xml:space="preserve"> con un</w:t>
+      </w:r>
+      <w:r>
+        <w:t xml:space="preserve">a variabile di tipo </w:t>
+      </w:r>
+      <w:proofErr w:type="spellStart"/>
+      <w:r>
+        <w:t>bool</w:t>
+      </w:r>
+      <w:proofErr w:type="spellEnd"/>
+      <w:r>
+        <w:t xml:space="preserve"> </w:t>
+      </w:r>
+      <w:proofErr w:type="spellStart"/>
+      <w:r>
+        <w:t>is_vend</w:t>
+      </w:r>
+      <w:r>
+        <w:t>itore</w:t>
+      </w:r>
+      <w:proofErr w:type="spellEnd"/>
+      <w:r>
+        <w:t xml:space="preserve"> che se è True ci si riferisce al venditore altrimenti all’acquirente.</w:t>
+      </w:r>
+    </w:p>
+    <w:p>
+      <w:pPr>
+        <w:ind w:left="708"/>
+      </w:pPr>
+      <w:r>
+        <w:t xml:space="preserve">I </w:t>
+      </w:r>
+      <w:r>
+        <w:t xml:space="preserve">vincoli di integrità sono stati garantiti tramite l’utilizzo di </w:t>
+      </w:r>
+      <w:proofErr w:type="spellStart"/>
+      <w:r>
+        <w:t>check</w:t>
+      </w:r>
+      <w:proofErr w:type="spellEnd"/>
+      <w:r>
+        <w:t xml:space="preserve"> e trigger nella parte SQL mentre nell’ambito </w:t>
+      </w:r>
+      <w:proofErr w:type="spellStart"/>
+      <w:r>
+        <w:t>python</w:t>
+      </w:r>
+      <w:proofErr w:type="spellEnd"/>
+      <w:r>
+        <w:t xml:space="preserve">, tramite funzioni di </w:t>
+      </w:r>
+      <w:proofErr w:type="spellStart"/>
+      <w:r>
+        <w:t>SQLAlchemy</w:t>
+      </w:r>
+      <w:proofErr w:type="spellEnd"/>
+      <w:r>
+        <w:t xml:space="preserve"> unite a ORM, viene garantita la protezione da </w:t>
+      </w:r>
+      <w:proofErr w:type="spellStart"/>
+      <w:r>
+        <w:t>SQLInjection</w:t>
+      </w:r>
+      <w:proofErr w:type="spellEnd"/>
+      <w:r>
+        <w:t>. Mentre tramite l’utilizzo in html di {{ }}, dove vengono passati i dati del database, permetto la protezione da XSS.</w:t>
+      </w:r>
+    </w:p>
+    <w:p>
+      <w:pPr>
+        <w:pStyle w:val="Titolo3"/>
+        <w:ind w:firstLine="708"/>
+      </w:pPr>
+      <w:bookmarkStart w:id="8" w:name="_Toc173142947"/>
+      <w:r>
+        <w:t>CHECK:</w:t>
+      </w:r>
+      <w:bookmarkEnd w:id="8"/>
+    </w:p>
+    <w:p>
+      <w:pPr>
+        <w:pStyle w:val="Paragrafoelenco"/>
+        <w:numPr>
+          <w:ilvl w:val="0"/>
+          <w:numId w:val="3"/>
+        </w:numPr>
+      </w:pPr>
+      <w:r>
+        <w:rPr>
+          <w:b/>
+        </w:rPr>
+        <w:t>Vincoli sugli utenti</w:t>
+      </w:r>
+      <w:r>
+        <w:t>: impediscono che la email e la password abbiamo una lunghezza inferiore a 6 caratteri</w:t>
+      </w:r>
+    </w:p>
+    <w:p>
+      <w:pPr>
+        <w:pStyle w:val="PreformattatoHTML"/>
+      </w:pPr>
+      <w:r>
+        <w:tab/>
+      </w:r>
+      <w:r>
+        <w:tab/>
+      </w:r>
+      <w:r>
+        <w:tab/>
+      </w:r>
+      <w:r>
+        <w:rPr>
+          <w:noProof/>
+        </w:rPr>
+        <w:drawing>
+          <wp:inline distT="0" distB="0" distL="0" distR="0" wp14:anchorId="16066B99" wp14:editId="0F5A8EAC">
+            <wp:extent cx="3361764" cy="769720"/>
+            <wp:effectExtent l="0" t="0" r="0" b="0"/>
+            <wp:docPr id="1" name="Immagine 1"/>
+            <wp:cNvGraphicFramePr>
+              <a:graphicFrameLocks xmlns:a="http://schemas.openxmlformats.org/drawingml/2006/main" noChangeAspect="1"/>
+            </wp:cNvGraphicFramePr>
+            <a:graphic xmlns:a="http://schemas.openxmlformats.org/drawingml/2006/main">
+              <a:graphicData uri="http://schemas.openxmlformats.org/drawingml/2006/picture">
+                <pic:pic xmlns:pic="http://schemas.openxmlformats.org/drawingml/2006/picture">
+                  <pic:nvPicPr>
+                    <pic:cNvPr id="0" name=""/>
+                    <pic:cNvPicPr/>
+                  </pic:nvPicPr>
+                  <pic:blipFill>
+                    <a:blip r:embed="rId16"/>
+                    <a:stretch>
+                      <a:fillRect/>
+                    </a:stretch>
+                  </pic:blipFill>
+                  <pic:spPr>
+                    <a:xfrm>
+                      <a:off x="0" y="0"/>
+                      <a:ext cx="3361847" cy="769739"/>
+                    </a:xfrm>
+                    <a:prstGeom prst="rect">
+                      <a:avLst/>
+                    </a:prstGeom>
+                  </pic:spPr>
+                </pic:pic>
+              </a:graphicData>
+            </a:graphic>
+          </wp:inline>
+        </w:drawing>
+      </w:r>
+    </w:p>
+    <w:p>
+      <w:pPr>
+        <w:pStyle w:val="PreformattatoHTML"/>
+      </w:pPr>
+      <w:r>
+        <w:tab/>
+      </w:r>
+      <w:r>
+        <w:tab/>
+      </w:r>
+    </w:p>
+    <w:p>
+      <w:pPr>
+        <w:pStyle w:val="Paragrafoelenco"/>
+        <w:numPr>
+          <w:ilvl w:val="0"/>
+          <w:numId w:val="3"/>
+        </w:numPr>
+      </w:pPr>
+      <w:r>
+        <w:rPr>
+          <w:b/>
+        </w:rPr>
+        <w:t>Vincoli sui carrelli</w:t>
+      </w:r>
+      <w:r>
+        <w:t>: garantiscono che per procedere all’acquisto ci sia almeno un prodotto con quantità maggiore di 0</w:t>
+      </w:r>
+    </w:p>
+    <w:p>
+      <w:pPr>
+        <w:pStyle w:val="Paragrafoelenco"/>
+        <w:ind w:left="2484"/>
+      </w:pPr>
+      <w:r>
+        <w:t xml:space="preserve">     </w:t>
+      </w:r>
+      <w:r>
+        <w:rPr>
+          <w:noProof/>
+          <w:lang w:eastAsia="it-IT"/>
+        </w:rPr>
+        <w:drawing>
+          <wp:inline distT="0" distB="0" distL="0" distR="0" wp14:anchorId="202017E8" wp14:editId="0A41D456">
+            <wp:extent cx="3370730" cy="669000"/>
+            <wp:effectExtent l="0" t="0" r="1270" b="0"/>
+            <wp:docPr id="4" name="Immagine 4"/>
+            <wp:cNvGraphicFramePr>
+              <a:graphicFrameLocks xmlns:a="http://schemas.openxmlformats.org/drawingml/2006/main" noChangeAspect="1"/>
+            </wp:cNvGraphicFramePr>
+            <a:graphic xmlns:a="http://schemas.openxmlformats.org/drawingml/2006/main">
+              <a:graphicData uri="http://schemas.openxmlformats.org/drawingml/2006/picture">
+                <pic:pic xmlns:pic="http://schemas.openxmlformats.org/drawingml/2006/picture">
+                  <pic:nvPicPr>
+                    <pic:cNvPr id="0" name=""/>
+                    <pic:cNvPicPr/>
+                  </pic:nvPicPr>
+                  <pic:blipFill>
+                    <a:blip r:embed="rId17"/>
+                    <a:stretch>
+                      <a:fillRect/>
+                    </a:stretch>
+                  </pic:blipFill>
+                  <pic:spPr>
+                    <a:xfrm>
+                      <a:off x="0" y="0"/>
+                      <a:ext cx="3380958" cy="671030"/>
+                    </a:xfrm>
+                    <a:prstGeom prst="rect">
+                      <a:avLst/>
+                    </a:prstGeom>
+                  </pic:spPr>
+                </pic:pic>
+              </a:graphicData>
+            </a:graphic>
+          </wp:inline>
+        </w:drawing>
+      </w:r>
+    </w:p>
+    <w:p>
+      <w:pPr>
+        <w:pStyle w:val="Paragrafoelenco"/>
+        <w:ind w:left="2484"/>
+      </w:pPr>
+    </w:p>
+    <w:p>
+      <w:pPr>
+        <w:pStyle w:val="Paragrafoelenco"/>
+        <w:numPr>
+          <w:ilvl w:val="0"/>
+          <w:numId w:val="3"/>
+        </w:numPr>
+      </w:pPr>
+      <w:r>
+        <w:rPr>
+          <w:b/>
+        </w:rPr>
+        <w:t>Vincoli sui ordini</w:t>
+      </w:r>
+      <w:r>
+        <w:t>: impedisce che ci sia un totale negativo da pagare</w:t>
+      </w:r>
+    </w:p>
+    <w:p>
+      <w:pPr>
+        <w:pStyle w:val="Paragrafoelenco"/>
+        <w:ind w:left="2484"/>
+      </w:pPr>
+      <w:r>
+        <w:t xml:space="preserve">    </w:t>
+      </w:r>
+      <w:r>
+        <w:rPr>
+          <w:noProof/>
+          <w:lang w:eastAsia="it-IT"/>
+        </w:rPr>
+        <w:drawing>
+          <wp:inline distT="0" distB="0" distL="0" distR="0" wp14:anchorId="1A7B8B6F" wp14:editId="10A0F0E7">
+            <wp:extent cx="3437965" cy="597907"/>
+            <wp:effectExtent l="0" t="0" r="0" b="0"/>
+            <wp:docPr id="5" name="Immagine 5"/>
+            <wp:cNvGraphicFramePr>
+              <a:graphicFrameLocks xmlns:a="http://schemas.openxmlformats.org/drawingml/2006/main" noChangeAspect="1"/>
+            </wp:cNvGraphicFramePr>
+            <a:graphic xmlns:a="http://schemas.openxmlformats.org/drawingml/2006/main">
+              <a:graphicData uri="http://schemas.openxmlformats.org/drawingml/2006/picture">
+                <pic:pic xmlns:pic="http://schemas.openxmlformats.org/drawingml/2006/picture">
+                  <pic:nvPicPr>
+                    <pic:cNvPr id="0" name=""/>
+                    <pic:cNvPicPr/>
+                  </pic:nvPicPr>
+                  <pic:blipFill>
+                    <a:blip r:embed="rId18"/>
+                    <a:stretch>
+                      <a:fillRect/>
+                    </a:stretch>
+                  </pic:blipFill>
+                  <pic:spPr>
+                    <a:xfrm>
+                      <a:off x="0" y="0"/>
+                      <a:ext cx="3448046" cy="599660"/>
+                    </a:xfrm>
+                    <a:prstGeom prst="rect">
+                      <a:avLst/>
+                    </a:prstGeom>
+                  </pic:spPr>
+                </pic:pic>
+              </a:graphicData>
+            </a:graphic>
+          </wp:inline>
+        </w:drawing>
+      </w:r>
+    </w:p>
+    <w:p>
+      <w:pPr>
+        <w:pStyle w:val="Paragrafoelenco"/>
+        <w:ind w:left="2484"/>
+      </w:pPr>
+    </w:p>
+    <w:p>
+      <w:pPr>
+        <w:pStyle w:val="Paragrafoelenco"/>
+        <w:numPr>
+          <w:ilvl w:val="0"/>
+          <w:numId w:val="3"/>
+        </w:numPr>
+      </w:pPr>
+      <w:r>
+        <w:rPr>
+          <w:b/>
+        </w:rPr>
+        <w:t>Vincoli sui prodotti</w:t>
+      </w:r>
+      <w:r>
+        <w:t>: permettono che non ci sia mai una quantità minore di 0 e lo stesso vale per il prezzo del prodotto in questione</w:t>
+      </w:r>
+    </w:p>
+    <w:p>
+      <w:pPr>
+        <w:pStyle w:val="Paragrafoelenco"/>
+        <w:ind w:left="2484"/>
+      </w:pPr>
+      <w:r>
+        <w:t xml:space="preserve">   </w:t>
+      </w:r>
+      <w:r>
+        <w:rPr>
+          <w:noProof/>
+          <w:lang w:eastAsia="it-IT"/>
+        </w:rPr>
+        <w:drawing>
+          <wp:inline distT="0" distB="0" distL="0" distR="0" wp14:anchorId="09467DA7" wp14:editId="704F17D4">
+            <wp:extent cx="3496236" cy="826977"/>
+            <wp:effectExtent l="0" t="0" r="0" b="0"/>
+            <wp:docPr id="6" name="Immagine 6"/>
+            <wp:cNvGraphicFramePr>
+              <a:graphicFrameLocks xmlns:a="http://schemas.openxmlformats.org/drawingml/2006/main" noChangeAspect="1"/>
+            </wp:cNvGraphicFramePr>
+            <a:graphic xmlns:a="http://schemas.openxmlformats.org/drawingml/2006/main">
+              <a:graphicData uri="http://schemas.openxmlformats.org/drawingml/2006/picture">
+                <pic:pic xmlns:pic="http://schemas.openxmlformats.org/drawingml/2006/picture">
+                  <pic:nvPicPr>
+                    <pic:cNvPr id="0" name=""/>
+                    <pic:cNvPicPr/>
+                  </pic:nvPicPr>
+                  <pic:blipFill>
+                    <a:blip r:embed="rId19"/>
+                    <a:stretch>
+                      <a:fillRect/>
+                    </a:stretch>
+                  </pic:blipFill>
+                  <pic:spPr>
+                    <a:xfrm>
+                      <a:off x="0" y="0"/>
+                      <a:ext cx="3495141" cy="826718"/>
+                    </a:xfrm>
+                    <a:prstGeom prst="rect">
+                      <a:avLst/>
+                    </a:prstGeom>
+                  </pic:spPr>
+                </pic:pic>
+              </a:graphicData>
+            </a:graphic>
+          </wp:inline>
+        </w:drawing>
+      </w:r>
+    </w:p>
+    <w:p/>
+    <w:p>
+      <w:pPr>
+        <w:pStyle w:val="Titolo3"/>
+      </w:pPr>
+      <w:r>
+        <w:tab/>
+      </w:r>
+      <w:bookmarkStart w:id="9" w:name="_Toc173142948"/>
+    </w:p>
+    <w:p>
+      <w:pPr>
+        <w:pStyle w:val="Titolo3"/>
+      </w:pPr>
+    </w:p>
+    <w:p>
+      <w:pPr>
+        <w:pStyle w:val="Titolo3"/>
+      </w:pPr>
+    </w:p>
+    <w:p/>
+    <w:p>
+      <w:pPr>
+        <w:pStyle w:val="Titolo3"/>
+      </w:pPr>
+      <w:r>
+        <w:lastRenderedPageBreak/>
+        <w:t>TRIGGER:</w:t>
+      </w:r>
       <w:bookmarkEnd w:id="9"/>
     </w:p>
+    <w:p>
+      <w:r>
+        <w:tab/>
+      </w:r>
+    </w:p>
+    <w:p>
+      <w:pPr>
+        <w:ind w:left="1416"/>
+      </w:pPr>
+      <w:r>
+        <w:t xml:space="preserve">Il trigger in questione serve per eliminare la righe della tabella carrelli che hanno lo stesso </w:t>
+      </w:r>
+      <w:proofErr w:type="spellStart"/>
+      <w:r>
+        <w:t>id_Prodotto</w:t>
+      </w:r>
+      <w:proofErr w:type="spellEnd"/>
+    </w:p>
+    <w:p>
+      <w:pPr>
+        <w:ind w:left="1416"/>
+      </w:pPr>
+      <w:r>
+        <w:rPr>
+          <w:noProof/>
+          <w:lang w:eastAsia="it-IT"/>
+        </w:rPr>
+        <w:drawing>
+          <wp:anchor distT="0" distB="0" distL="114300" distR="114300" simplePos="0" relativeHeight="251670528" behindDoc="1" locked="0" layoutInCell="1" allowOverlap="1" wp14:anchorId="652DD3B0" wp14:editId="2A1F045E">
+            <wp:simplePos x="0" y="0"/>
+            <wp:positionH relativeFrom="column">
+              <wp:posOffset>1143635</wp:posOffset>
+            </wp:positionH>
+            <wp:positionV relativeFrom="paragraph">
+              <wp:posOffset>398780</wp:posOffset>
+            </wp:positionV>
+            <wp:extent cx="3242945" cy="1290320"/>
+            <wp:effectExtent l="0" t="0" r="0" b="5080"/>
+            <wp:wrapSquare wrapText="bothSides"/>
+            <wp:docPr id="7" name="Immagine 7"/>
+            <wp:cNvGraphicFramePr>
+              <a:graphicFrameLocks xmlns:a="http://schemas.openxmlformats.org/drawingml/2006/main" noChangeAspect="1"/>
+            </wp:cNvGraphicFramePr>
+            <a:graphic xmlns:a="http://schemas.openxmlformats.org/drawingml/2006/main">
+              <a:graphicData uri="http://schemas.openxmlformats.org/drawingml/2006/picture">
+                <pic:pic xmlns:pic="http://schemas.openxmlformats.org/drawingml/2006/picture">
+                  <pic:nvPicPr>
+                    <pic:cNvPr id="0" name=""/>
+                    <pic:cNvPicPr/>
+                  </pic:nvPicPr>
+                  <pic:blipFill>
+                    <a:blip r:embed="rId20" cstate="print">
+                      <a:extLst>
+                        <a:ext uri="{28A0092B-C50C-407E-A947-70E740481C1C}">
+                          <a14:useLocalDpi xmlns:a14="http://schemas.microsoft.com/office/drawing/2010/main" val="0"/>
+                        </a:ext>
+                      </a:extLst>
+                    </a:blip>
+                    <a:stretch>
+                      <a:fillRect/>
+                    </a:stretch>
+                  </pic:blipFill>
+                  <pic:spPr>
+                    <a:xfrm>
+                      <a:off x="0" y="0"/>
+                      <a:ext cx="3242945" cy="1290320"/>
+                    </a:xfrm>
+                    <a:prstGeom prst="rect">
+                      <a:avLst/>
+                    </a:prstGeom>
+                  </pic:spPr>
+                </pic:pic>
+              </a:graphicData>
+            </a:graphic>
+            <wp14:sizeRelH relativeFrom="page">
+              <wp14:pctWidth>0</wp14:pctWidth>
+            </wp14:sizeRelH>
+            <wp14:sizeRelV relativeFrom="page">
+              <wp14:pctHeight>0</wp14:pctHeight>
+            </wp14:sizeRelV>
+          </wp:anchor>
+        </w:drawing>
+      </w:r>
+    </w:p>
+    <w:p>
+      <w:pPr>
+        <w:pStyle w:val="Titolo3"/>
+      </w:pPr>
+      <w:r>
+        <w:tab/>
+      </w:r>
+    </w:p>
+    <w:p>
+      <w:pPr>
+        <w:pStyle w:val="Titolo3"/>
+        <w:ind w:firstLine="360"/>
+      </w:pPr>
+    </w:p>
+    <w:p>
+      <w:pPr>
+        <w:pStyle w:val="Titolo3"/>
+        <w:ind w:firstLine="708"/>
+      </w:pPr>
+    </w:p>
     <w:p/>
     <w:p>
       <w:pPr>
+        <w:pStyle w:val="Titolo3"/>
+      </w:pPr>
+      <w:r>
+        <w:tab/>
+      </w:r>
+      <w:bookmarkStart w:id="10" w:name="_Toc173142949"/>
+    </w:p>
+    <w:p>
+      <w:pPr>
+        <w:pStyle w:val="Titolo3"/>
+      </w:pPr>
+      <w:bookmarkStart w:id="11" w:name="_GoBack"/>
+      <w:bookmarkEnd w:id="11"/>
+      <w:r>
+        <w:t>INDICI:</w:t>
+      </w:r>
+      <w:bookmarkEnd w:id="10"/>
+    </w:p>
+    <w:p/>
+    <w:p>
+      <w:pPr>
+        <w:ind w:left="1104"/>
+      </w:pPr>
+      <w:r>
+        <w:t>Sono stati utilizzati gli indici nella tabella Prodotti, sono multi-valore su marca e modello con l’obbiettivo di velocizzare la ricerca</w:t>
+      </w:r>
+    </w:p>
+    <w:p>
+      <w:pPr>
+        <w:ind w:left="1104"/>
+      </w:pPr>
+      <w:r>
+        <w:drawing>
+          <wp:anchor distT="0" distB="0" distL="114300" distR="114300" simplePos="0" relativeHeight="251671552" behindDoc="0" locked="0" layoutInCell="1" allowOverlap="1" wp14:anchorId="1B9792B2" wp14:editId="20E375FB">
+            <wp:simplePos x="0" y="0"/>
+            <wp:positionH relativeFrom="column">
+              <wp:posOffset>1144270</wp:posOffset>
+            </wp:positionH>
+            <wp:positionV relativeFrom="paragraph">
+              <wp:posOffset>73025</wp:posOffset>
+            </wp:positionV>
+            <wp:extent cx="3321050" cy="671195"/>
+            <wp:effectExtent l="0" t="0" r="0" b="0"/>
+            <wp:wrapSquare wrapText="bothSides"/>
+            <wp:docPr id="15" name="Immagine 15"/>
+            <wp:cNvGraphicFramePr>
+              <a:graphicFrameLocks xmlns:a="http://schemas.openxmlformats.org/drawingml/2006/main" noChangeAspect="1"/>
+            </wp:cNvGraphicFramePr>
+            <a:graphic xmlns:a="http://schemas.openxmlformats.org/drawingml/2006/main">
+              <a:graphicData uri="http://schemas.openxmlformats.org/drawingml/2006/picture">
+                <pic:pic xmlns:pic="http://schemas.openxmlformats.org/drawingml/2006/picture">
+                  <pic:nvPicPr>
+                    <pic:cNvPr id="0" name=""/>
+                    <pic:cNvPicPr/>
+                  </pic:nvPicPr>
+                  <pic:blipFill rotWithShape="1">
+                    <a:blip r:embed="rId21">
+                      <a:extLst>
+                        <a:ext uri="{28A0092B-C50C-407E-A947-70E740481C1C}">
+                          <a14:useLocalDpi xmlns:a14="http://schemas.microsoft.com/office/drawing/2010/main" val="0"/>
+                        </a:ext>
+                      </a:extLst>
+                    </a:blip>
+                    <a:srcRect t="9652"/>
+                    <a:stretch/>
+                  </pic:blipFill>
+                  <pic:spPr bwMode="auto">
+                    <a:xfrm>
+                      <a:off x="0" y="0"/>
+                      <a:ext cx="3321050" cy="671195"/>
+                    </a:xfrm>
+                    <a:prstGeom prst="rect">
+                      <a:avLst/>
+                    </a:prstGeom>
+                    <a:ln>
+                      <a:noFill/>
+                    </a:ln>
+                    <a:extLst>
+                      <a:ext uri="{53640926-AAD7-44D8-BBD7-CCE9431645EC}">
+                        <a14:shadowObscured xmlns:a14="http://schemas.microsoft.com/office/drawing/2010/main"/>
+                      </a:ext>
+                    </a:extLst>
+                  </pic:spPr>
+                </pic:pic>
+              </a:graphicData>
+            </a:graphic>
+            <wp14:sizeRelH relativeFrom="page">
+              <wp14:pctWidth>0</wp14:pctWidth>
+            </wp14:sizeRelH>
+            <wp14:sizeRelV relativeFrom="page">
+              <wp14:pctHeight>0</wp14:pctHeight>
+            </wp14:sizeRelV>
+          </wp:anchor>
+        </w:drawing>
+      </w:r>
+    </w:p>
+    <w:p>
+      <w:pPr>
         <w:ind w:left="708"/>
       </w:pPr>
-      <w:r>
-        <w:t xml:space="preserve">L’utilizzo dei ruoli (venditore e acquirente) sono stati gestiti tramite </w:t>
-      </w:r>
-      <w:proofErr w:type="spellStart"/>
-      <w:r>
-        <w:t>flask</w:t>
-      </w:r>
-      <w:proofErr w:type="spellEnd"/>
-      <w:r>
-        <w:t xml:space="preserve"> con un</w:t>
-      </w:r>
-      <w:r>
-        <w:t xml:space="preserve">a variabile di tipo </w:t>
-      </w:r>
-      <w:proofErr w:type="spellStart"/>
-      <w:r>
-        <w:t>bool</w:t>
-      </w:r>
-      <w:proofErr w:type="spellEnd"/>
-      <w:r>
-        <w:t xml:space="preserve"> </w:t>
-      </w:r>
-      <w:proofErr w:type="spellStart"/>
-      <w:r>
-        <w:t>is_vend</w:t>
-      </w:r>
-      <w:bookmarkStart w:id="10" w:name="_GoBack"/>
-      <w:bookmarkEnd w:id="10"/>
-      <w:r>
-        <w:t>itore</w:t>
-      </w:r>
-      <w:proofErr w:type="spellEnd"/>
-      <w:r>
-        <w:t xml:space="preserve"> che se è True ci si riferisce al venditore altrimenti all’acquirente.</w:t>
-      </w:r>
-    </w:p>
-    <w:p>
-      <w:pPr>
-        <w:ind w:left="708"/>
-      </w:pPr>
-      <w:r>
-        <w:t xml:space="preserve">I </w:t>
-      </w:r>
-      <w:r>
-        <w:t xml:space="preserve">vincoli di integrità sono stati garantiti tramite l’utilizzo di </w:t>
-      </w:r>
-      <w:proofErr w:type="spellStart"/>
-      <w:r>
-        <w:t>check</w:t>
-      </w:r>
-      <w:proofErr w:type="spellEnd"/>
-      <w:r>
-        <w:t xml:space="preserve"> e trigger nella parte SQL mentre nell’ambito </w:t>
-      </w:r>
-      <w:proofErr w:type="spellStart"/>
-      <w:r>
-        <w:t>python</w:t>
-      </w:r>
-      <w:proofErr w:type="spellEnd"/>
-      <w:r>
-        <w:t xml:space="preserve">, tramite funzioni di </w:t>
-      </w:r>
-      <w:proofErr w:type="spellStart"/>
-      <w:r>
-        <w:t>SQLAlchemy</w:t>
-      </w:r>
-      <w:proofErr w:type="spellEnd"/>
-      <w:r>
-        <w:t xml:space="preserve"> unite a ORM, viene garantita la protezione da </w:t>
-      </w:r>
-      <w:proofErr w:type="spellStart"/>
-      <w:r>
-        <w:t>SQLInjection</w:t>
-      </w:r>
-      <w:proofErr w:type="spellEnd"/>
-      <w:r>
-        <w:t>. Mentre tramite l’utilizzo in html di {{ }}, dove vengono passati i dati del database, permetto la protezione da XSS.</w:t>
-      </w:r>
     </w:p>
     <w:p/>
     <w:p>
@@ -2596,11 +3094,11 @@
           <w:numId w:val="1"/>
         </w:numPr>
       </w:pPr>
-      <w:bookmarkStart w:id="11" w:name="_Toc173135899"/>
+      <w:bookmarkStart w:id="12" w:name="_Toc173142950"/>
       <w:r>
         <w:t>ULTERIORI INFORMAZIONI</w:t>
       </w:r>
-      <w:bookmarkEnd w:id="11"/>
+      <w:bookmarkEnd w:id="12"/>
     </w:p>
     <w:p>
       <w:pPr>
@@ -2767,11 +3265,12 @@
           <w:numId w:val="1"/>
         </w:numPr>
       </w:pPr>
-      <w:bookmarkStart w:id="12" w:name="_Toc173135900"/>
-      <w:r>
+      <w:bookmarkStart w:id="13" w:name="_Toc173142951"/>
+      <w:r>
+        <w:lastRenderedPageBreak/>
         <w:t>CONTRIBUTO DEL PROGETTO</w:t>
       </w:r>
-      <w:bookmarkEnd w:id="12"/>
+      <w:bookmarkEnd w:id="13"/>
     </w:p>
     <w:p>
       <w:pPr>
@@ -2791,7 +3290,7 @@
     </w:p>
     <w:p/>
     <w:sectPr>
-      <w:headerReference w:type="default" r:id="rId20"/>
+      <w:headerReference w:type="default" r:id="rId22"/>
       <w:pgSz w:w="11906" w:h="16838"/>
       <w:pgMar w:top="1417" w:right="1134" w:bottom="1134" w:left="1134" w:header="708" w:footer="708" w:gutter="0"/>
       <w:cols w:space="708"/>
@@ -3197,6 +3696,119 @@
       </w:pPr>
     </w:lvl>
   </w:abstractNum>
+  <w:abstractNum w:abstractNumId="3">
+    <w:nsid w:val="44D26224"/>
+    <w:multiLevelType w:val="hybridMultilevel"/>
+    <w:tmpl w:val="562097CE"/>
+    <w:lvl w:ilvl="0" w:tplc="448E59D6">
+      <w:start w:val="7"/>
+      <w:numFmt w:val="bullet"/>
+      <w:lvlText w:val="-"/>
+      <w:lvlJc w:val="left"/>
+      <w:pPr>
+        <w:ind w:left="1068" w:hanging="360"/>
+      </w:pPr>
+      <w:rPr>
+        <w:rFonts w:ascii="Calibri" w:eastAsiaTheme="minorHAnsi" w:hAnsi="Calibri" w:cs="Calibri" w:hint="default"/>
+      </w:rPr>
+    </w:lvl>
+    <w:lvl w:ilvl="1" w:tplc="04100003" w:tentative="1">
+      <w:start w:val="1"/>
+      <w:numFmt w:val="bullet"/>
+      <w:lvlText w:val="o"/>
+      <w:lvlJc w:val="left"/>
+      <w:pPr>
+        <w:ind w:left="1788" w:hanging="360"/>
+      </w:pPr>
+      <w:rPr>
+        <w:rFonts w:ascii="Courier New" w:hAnsi="Courier New" w:cs="Courier New" w:hint="default"/>
+      </w:rPr>
+    </w:lvl>
+    <w:lvl w:ilvl="2" w:tplc="04100005" w:tentative="1">
+      <w:start w:val="1"/>
+      <w:numFmt w:val="bullet"/>
+      <w:lvlText w:val=""/>
+      <w:lvlJc w:val="left"/>
+      <w:pPr>
+        <w:ind w:left="2508" w:hanging="360"/>
+      </w:pPr>
+      <w:rPr>
+        <w:rFonts w:ascii="Wingdings" w:hAnsi="Wingdings" w:hint="default"/>
+      </w:rPr>
+    </w:lvl>
+    <w:lvl w:ilvl="3" w:tplc="04100001" w:tentative="1">
+      <w:start w:val="1"/>
+      <w:numFmt w:val="bullet"/>
+      <w:lvlText w:val=""/>
+      <w:lvlJc w:val="left"/>
+      <w:pPr>
+        <w:ind w:left="3228" w:hanging="360"/>
+      </w:pPr>
+      <w:rPr>
+        <w:rFonts w:ascii="Symbol" w:hAnsi="Symbol" w:hint="default"/>
+      </w:rPr>
+    </w:lvl>
+    <w:lvl w:ilvl="4" w:tplc="04100003" w:tentative="1">
+      <w:start w:val="1"/>
+      <w:numFmt w:val="bullet"/>
+      <w:lvlText w:val="o"/>
+      <w:lvlJc w:val="left"/>
+      <w:pPr>
+        <w:ind w:left="3948" w:hanging="360"/>
+      </w:pPr>
+      <w:rPr>
+        <w:rFonts w:ascii="Courier New" w:hAnsi="Courier New" w:cs="Courier New" w:hint="default"/>
+      </w:rPr>
+    </w:lvl>
+    <w:lvl w:ilvl="5" w:tplc="04100005" w:tentative="1">
+      <w:start w:val="1"/>
+      <w:numFmt w:val="bullet"/>
+      <w:lvlText w:val=""/>
+      <w:lvlJc w:val="left"/>
+      <w:pPr>
+        <w:ind w:left="4668" w:hanging="360"/>
+      </w:pPr>
+      <w:rPr>
+        <w:rFonts w:ascii="Wingdings" w:hAnsi="Wingdings" w:hint="default"/>
+      </w:rPr>
+    </w:lvl>
+    <w:lvl w:ilvl="6" w:tplc="04100001" w:tentative="1">
+      <w:start w:val="1"/>
+      <w:numFmt w:val="bullet"/>
+      <w:lvlText w:val=""/>
+      <w:lvlJc w:val="left"/>
+      <w:pPr>
+        <w:ind w:left="5388" w:hanging="360"/>
+      </w:pPr>
+      <w:rPr>
+        <w:rFonts w:ascii="Symbol" w:hAnsi="Symbol" w:hint="default"/>
+      </w:rPr>
+    </w:lvl>
+    <w:lvl w:ilvl="7" w:tplc="04100003" w:tentative="1">
+      <w:start w:val="1"/>
+      <w:numFmt w:val="bullet"/>
+      <w:lvlText w:val="o"/>
+      <w:lvlJc w:val="left"/>
+      <w:pPr>
+        <w:ind w:left="6108" w:hanging="360"/>
+      </w:pPr>
+      <w:rPr>
+        <w:rFonts w:ascii="Courier New" w:hAnsi="Courier New" w:cs="Courier New" w:hint="default"/>
+      </w:rPr>
+    </w:lvl>
+    <w:lvl w:ilvl="8" w:tplc="04100005" w:tentative="1">
+      <w:start w:val="1"/>
+      <w:numFmt w:val="bullet"/>
+      <w:lvlText w:val=""/>
+      <w:lvlJc w:val="left"/>
+      <w:pPr>
+        <w:ind w:left="6828" w:hanging="360"/>
+      </w:pPr>
+      <w:rPr>
+        <w:rFonts w:ascii="Wingdings" w:hAnsi="Wingdings" w:hint="default"/>
+      </w:rPr>
+    </w:lvl>
+  </w:abstractNum>
   <w:num w:numId="1">
     <w:abstractNumId w:val="2"/>
   </w:num>
@@ -3205,6 +3817,9 @@
   </w:num>
   <w:num w:numId="3">
     <w:abstractNumId w:val="0"/>
+  </w:num>
+  <w:num w:numId="4">
+    <w:abstractNumId w:val="3"/>
   </w:num>
 </w:numbering>
 </file>
@@ -3438,6 +4053,30 @@
       <w:color w:val="4F81BD" w:themeColor="accent1"/>
     </w:rPr>
   </w:style>
+  <w:style w:type="paragraph" w:styleId="Titolo4">
+    <w:name w:val="heading 4"/>
+    <w:basedOn w:val="Normale"/>
+    <w:next w:val="Normale"/>
+    <w:link w:val="Titolo4Carattere"/>
+    <w:uiPriority w:val="9"/>
+    <w:unhideWhenUsed/>
+    <w:qFormat/>
+    <w:rsid w:val="00C27146"/>
+    <w:pPr>
+      <w:keepNext/>
+      <w:keepLines/>
+      <w:spacing w:before="200" w:after="0"/>
+      <w:outlineLvl w:val="3"/>
+    </w:pPr>
+    <w:rPr>
+      <w:rFonts w:asciiTheme="majorHAnsi" w:eastAsiaTheme="majorEastAsia" w:hAnsiTheme="majorHAnsi" w:cstheme="majorBidi"/>
+      <w:b/>
+      <w:bCs/>
+      <w:i/>
+      <w:iCs/>
+      <w:color w:val="4F81BD" w:themeColor="accent1"/>
+    </w:rPr>
+  </w:style>
   <w:style w:type="character" w:default="1" w:styleId="Carpredefinitoparagrafo">
     <w:name w:val="Default Paragraph Font"/>
     <w:uiPriority w:val="1"/>
@@ -3734,6 +4373,21 @@
       <w:spacing w:after="100"/>
       <w:ind w:left="440"/>
     </w:pPr>
+  </w:style>
+  <w:style w:type="character" w:customStyle="1" w:styleId="Titolo4Carattere">
+    <w:name w:val="Titolo 4 Carattere"/>
+    <w:basedOn w:val="Carpredefinitoparagrafo"/>
+    <w:link w:val="Titolo4"/>
+    <w:uiPriority w:val="9"/>
+    <w:rsid w:val="00C27146"/>
+    <w:rPr>
+      <w:rFonts w:asciiTheme="majorHAnsi" w:eastAsiaTheme="majorEastAsia" w:hAnsiTheme="majorHAnsi" w:cstheme="majorBidi"/>
+      <w:b/>
+      <w:bCs/>
+      <w:i/>
+      <w:iCs/>
+      <w:color w:val="4F81BD" w:themeColor="accent1"/>
+    </w:rPr>
   </w:style>
 </w:styles>
 </file>
@@ -3967,6 +4621,30 @@
       <w:color w:val="4F81BD" w:themeColor="accent1"/>
     </w:rPr>
   </w:style>
+  <w:style w:type="paragraph" w:styleId="Titolo4">
+    <w:name w:val="heading 4"/>
+    <w:basedOn w:val="Normale"/>
+    <w:next w:val="Normale"/>
+    <w:link w:val="Titolo4Carattere"/>
+    <w:uiPriority w:val="9"/>
+    <w:unhideWhenUsed/>
+    <w:qFormat/>
+    <w:rsid w:val="00C27146"/>
+    <w:pPr>
+      <w:keepNext/>
+      <w:keepLines/>
+      <w:spacing w:before="200" w:after="0"/>
+      <w:outlineLvl w:val="3"/>
+    </w:pPr>
+    <w:rPr>
+      <w:rFonts w:asciiTheme="majorHAnsi" w:eastAsiaTheme="majorEastAsia" w:hAnsiTheme="majorHAnsi" w:cstheme="majorBidi"/>
+      <w:b/>
+      <w:bCs/>
+      <w:i/>
+      <w:iCs/>
+      <w:color w:val="4F81BD" w:themeColor="accent1"/>
+    </w:rPr>
+  </w:style>
   <w:style w:type="character" w:default="1" w:styleId="Carpredefinitoparagrafo">
     <w:name w:val="Default Paragraph Font"/>
     <w:uiPriority w:val="1"/>
@@ -4263,6 +4941,21 @@
       <w:spacing w:after="100"/>
       <w:ind w:left="440"/>
     </w:pPr>
+  </w:style>
+  <w:style w:type="character" w:customStyle="1" w:styleId="Titolo4Carattere">
+    <w:name w:val="Titolo 4 Carattere"/>
+    <w:basedOn w:val="Carpredefinitoparagrafo"/>
+    <w:link w:val="Titolo4"/>
+    <w:uiPriority w:val="9"/>
+    <w:rsid w:val="00C27146"/>
+    <w:rPr>
+      <w:rFonts w:asciiTheme="majorHAnsi" w:eastAsiaTheme="majorEastAsia" w:hAnsiTheme="majorHAnsi" w:cstheme="majorBidi"/>
+      <w:b/>
+      <w:bCs/>
+      <w:i/>
+      <w:iCs/>
+      <w:color w:val="4F81BD" w:themeColor="accent1"/>
+    </w:rPr>
   </w:style>
 </w:styles>
 </file>
@@ -4557,7 +5250,7 @@
 </file>
 
 <file path=customXml/itemProps1.xml><?xml version="1.0" encoding="utf-8"?>
-<ds:datastoreItem xmlns:ds="http://schemas.openxmlformats.org/officeDocument/2006/customXml" ds:itemID="{A2EE4286-06C8-4B4E-9DA5-280F3D1EC534}">
+<ds:datastoreItem xmlns:ds="http://schemas.openxmlformats.org/officeDocument/2006/customXml" ds:itemID="{2011CB12-32AD-4615-BD4D-2E11044E8D21}">
   <ds:schemaRefs>
     <ds:schemaRef ds:uri="http://schemas.openxmlformats.org/officeDocument/2006/bibliography"/>
   </ds:schemaRefs>

--- a/2023-2024/Basi di Dati/Progetto/RELAZIONE PROGETTO E.docx
+++ b/2023-2024/Basi di Dati/Progetto/RELAZIONE PROGETTO E.docx
@@ -2995,8 +2995,6 @@
       <w:pPr>
         <w:pStyle w:val="Titolo3"/>
       </w:pPr>
-      <w:bookmarkStart w:id="11" w:name="_GoBack"/>
-      <w:bookmarkEnd w:id="11"/>
       <w:r>
         <w:t>INDICI:</w:t>
       </w:r>
@@ -3094,11 +3092,11 @@
           <w:numId w:val="1"/>
         </w:numPr>
       </w:pPr>
-      <w:bookmarkStart w:id="12" w:name="_Toc173142950"/>
+      <w:bookmarkStart w:id="11" w:name="_Toc173142950"/>
       <w:r>
         <w:t>ULTERIORI INFORMAZIONI</w:t>
       </w:r>
-      <w:bookmarkEnd w:id="12"/>
+      <w:bookmarkEnd w:id="11"/>
     </w:p>
     <w:p>
       <w:pPr>
@@ -3265,28 +3263,40 @@
           <w:numId w:val="1"/>
         </w:numPr>
       </w:pPr>
-      <w:bookmarkStart w:id="13" w:name="_Toc173142951"/>
+      <w:bookmarkStart w:id="12" w:name="_Toc173142951"/>
       <w:r>
         <w:lastRenderedPageBreak/>
         <w:t>CONTRIBUTO DEL PROGETTO</w:t>
       </w:r>
+      <w:bookmarkEnd w:id="12"/>
+    </w:p>
+    <w:p>
+      <w:pPr>
+        <w:ind w:left="708"/>
+      </w:pPr>
+    </w:p>
+    <w:p>
+      <w:pPr>
+        <w:ind w:left="708"/>
+      </w:pPr>
+      <w:r>
+        <w:t xml:space="preserve">Il progetto è stato </w:t>
+      </w:r>
+      <w:r>
+        <w:t xml:space="preserve">svolto, sia nella parte di back-end e front-end, da entrambi i membri del gruppo in ugual modo. </w:t>
+      </w:r>
+    </w:p>
+    <w:p>
+      <w:pPr>
+        <w:ind w:left="708"/>
+      </w:pPr>
+    </w:p>
+    <w:p>
+      <w:pPr>
+        <w:ind w:left="708"/>
+      </w:pPr>
+      <w:bookmarkStart w:id="13" w:name="_GoBack"/>
       <w:bookmarkEnd w:id="13"/>
-    </w:p>
-    <w:p>
-      <w:pPr>
-        <w:ind w:left="708"/>
-      </w:pPr>
-    </w:p>
-    <w:p>
-      <w:pPr>
-        <w:ind w:left="708"/>
-      </w:pPr>
-      <w:r>
-        <w:t xml:space="preserve">Il progetto è stato </w:t>
-      </w:r>
-      <w:r>
-        <w:t xml:space="preserve">svolto, sia nella parte di back-end e front-end, da entrambi i membri del gruppo in ugual modo. </w:t>
-      </w:r>
     </w:p>
     <w:p/>
     <w:sectPr>
@@ -5250,7 +5260,7 @@
 </file>
 
 <file path=customXml/itemProps1.xml><?xml version="1.0" encoding="utf-8"?>
-<ds:datastoreItem xmlns:ds="http://schemas.openxmlformats.org/officeDocument/2006/customXml" ds:itemID="{2011CB12-32AD-4615-BD4D-2E11044E8D21}">
+<ds:datastoreItem xmlns:ds="http://schemas.openxmlformats.org/officeDocument/2006/customXml" ds:itemID="{CEF494DC-A247-4926-9B02-5514E571FA40}">
   <ds:schemaRefs>
     <ds:schemaRef ds:uri="http://schemas.openxmlformats.org/officeDocument/2006/bibliography"/>
   </ds:schemaRefs>

--- a/2023-2024/Basi di Dati/Progetto/RELAZIONE PROGETTO E.docx
+++ b/2023-2024/Basi di Dati/Progetto/RELAZIONE PROGETTO E.docx
@@ -3292,9 +3292,6 @@
       </w:pPr>
     </w:p>
     <w:p>
-      <w:pPr>
-        <w:ind w:left="708"/>
-      </w:pPr>
       <w:bookmarkStart w:id="13" w:name="_GoBack"/>
       <w:bookmarkEnd w:id="13"/>
     </w:p>
@@ -5260,7 +5257,7 @@
 </file>
 
 <file path=customXml/itemProps1.xml><?xml version="1.0" encoding="utf-8"?>
-<ds:datastoreItem xmlns:ds="http://schemas.openxmlformats.org/officeDocument/2006/customXml" ds:itemID="{CEF494DC-A247-4926-9B02-5514E571FA40}">
+<ds:datastoreItem xmlns:ds="http://schemas.openxmlformats.org/officeDocument/2006/customXml" ds:itemID="{FDB77636-4769-4723-94E9-81C7E4E5DBF2}">
   <ds:schemaRefs>
     <ds:schemaRef ds:uri="http://schemas.openxmlformats.org/officeDocument/2006/bibliography"/>
   </ds:schemaRefs>

--- a/2023-2024/Basi di Dati/Progetto/RELAZIONE PROGETTO E.docx
+++ b/2023-2024/Basi di Dati/Progetto/RELAZIONE PROGETTO E.docx
@@ -1148,8 +1148,191 @@
         </w:numPr>
       </w:pPr>
       <w:r>
+        <w:drawing>
+          <wp:anchor distT="0" distB="0" distL="114300" distR="114300" simplePos="0" relativeHeight="251673600" behindDoc="0" locked="0" layoutInCell="1" allowOverlap="1" wp14:anchorId="20246B0D" wp14:editId="302BA3B2">
+            <wp:simplePos x="0" y="0"/>
+            <wp:positionH relativeFrom="column">
+              <wp:posOffset>4985385</wp:posOffset>
+            </wp:positionH>
+            <wp:positionV relativeFrom="paragraph">
+              <wp:posOffset>393700</wp:posOffset>
+            </wp:positionV>
+            <wp:extent cx="990600" cy="1228090"/>
+            <wp:effectExtent l="0" t="0" r="0" b="0"/>
+            <wp:wrapSquare wrapText="bothSides"/>
+            <wp:docPr id="11" name="Immagine 11"/>
+            <wp:cNvGraphicFramePr>
+              <a:graphicFrameLocks xmlns:a="http://schemas.openxmlformats.org/drawingml/2006/main" noChangeAspect="1"/>
+            </wp:cNvGraphicFramePr>
+            <a:graphic xmlns:a="http://schemas.openxmlformats.org/drawingml/2006/main">
+              <a:graphicData uri="http://schemas.openxmlformats.org/drawingml/2006/picture">
+                <pic:pic xmlns:pic="http://schemas.openxmlformats.org/drawingml/2006/picture">
+                  <pic:nvPicPr>
+                    <pic:cNvPr id="0" name=""/>
+                    <pic:cNvPicPr/>
+                  </pic:nvPicPr>
+                  <pic:blipFill>
+                    <a:blip r:embed="rId9" cstate="print">
+                      <a:extLst>
+                        <a:ext uri="{28A0092B-C50C-407E-A947-70E740481C1C}">
+                          <a14:useLocalDpi xmlns:a14="http://schemas.microsoft.com/office/drawing/2010/main" val="0"/>
+                        </a:ext>
+                      </a:extLst>
+                    </a:blip>
+                    <a:stretch>
+                      <a:fillRect/>
+                    </a:stretch>
+                  </pic:blipFill>
+                  <pic:spPr>
+                    <a:xfrm>
+                      <a:off x="0" y="0"/>
+                      <a:ext cx="990600" cy="1228090"/>
+                    </a:xfrm>
+                    <a:prstGeom prst="rect">
+                      <a:avLst/>
+                    </a:prstGeom>
+                  </pic:spPr>
+                </pic:pic>
+              </a:graphicData>
+            </a:graphic>
+            <wp14:sizeRelH relativeFrom="page">
+              <wp14:pctWidth>0</wp14:pctWidth>
+            </wp14:sizeRelH>
+            <wp14:sizeRelV relativeFrom="page">
+              <wp14:pctHeight>0</wp14:pctHeight>
+            </wp14:sizeRelV>
+          </wp:anchor>
+        </w:drawing>
+      </w:r>
+      <w:r>
         <w:t>Possibilità di accesso tramite login se si è già registrati alla piattaforma altrimenti effettuare la registrazione inserendo i dati necessari e specificando se si è un venditore o meno.</w:t>
       </w:r>
+    </w:p>
+    <w:p>
+      <w:pPr>
+        <w:pStyle w:val="Paragrafoelenco"/>
+        <w:ind w:left="1068"/>
+      </w:pPr>
+      <w:r>
+        <w:drawing>
+          <wp:anchor distT="0" distB="0" distL="114300" distR="114300" simplePos="0" relativeHeight="251674624" behindDoc="0" locked="0" layoutInCell="1" allowOverlap="1" wp14:anchorId="2FC387EC" wp14:editId="7B422439">
+            <wp:simplePos x="0" y="0"/>
+            <wp:positionH relativeFrom="column">
+              <wp:posOffset>408940</wp:posOffset>
+            </wp:positionH>
+            <wp:positionV relativeFrom="paragraph">
+              <wp:posOffset>1905</wp:posOffset>
+            </wp:positionV>
+            <wp:extent cx="1492250" cy="1183005"/>
+            <wp:effectExtent l="0" t="0" r="0" b="0"/>
+            <wp:wrapSquare wrapText="bothSides"/>
+            <wp:docPr id="8" name="Immagine 8"/>
+            <wp:cNvGraphicFramePr>
+              <a:graphicFrameLocks xmlns:a="http://schemas.openxmlformats.org/drawingml/2006/main" noChangeAspect="1"/>
+            </wp:cNvGraphicFramePr>
+            <a:graphic xmlns:a="http://schemas.openxmlformats.org/drawingml/2006/main">
+              <a:graphicData uri="http://schemas.openxmlformats.org/drawingml/2006/picture">
+                <pic:pic xmlns:pic="http://schemas.openxmlformats.org/drawingml/2006/picture">
+                  <pic:nvPicPr>
+                    <pic:cNvPr id="0" name=""/>
+                    <pic:cNvPicPr/>
+                  </pic:nvPicPr>
+                  <pic:blipFill>
+                    <a:blip r:embed="rId10" cstate="print">
+                      <a:extLst>
+                        <a:ext uri="{28A0092B-C50C-407E-A947-70E740481C1C}">
+                          <a14:useLocalDpi xmlns:a14="http://schemas.microsoft.com/office/drawing/2010/main" val="0"/>
+                        </a:ext>
+                      </a:extLst>
+                    </a:blip>
+                    <a:stretch>
+                      <a:fillRect/>
+                    </a:stretch>
+                  </pic:blipFill>
+                  <pic:spPr>
+                    <a:xfrm>
+                      <a:off x="0" y="0"/>
+                      <a:ext cx="1492250" cy="1183005"/>
+                    </a:xfrm>
+                    <a:prstGeom prst="rect">
+                      <a:avLst/>
+                    </a:prstGeom>
+                  </pic:spPr>
+                </pic:pic>
+              </a:graphicData>
+            </a:graphic>
+            <wp14:sizeRelH relativeFrom="page">
+              <wp14:pctWidth>0</wp14:pctWidth>
+            </wp14:sizeRelH>
+            <wp14:sizeRelV relativeFrom="page">
+              <wp14:pctHeight>0</wp14:pctHeight>
+            </wp14:sizeRelV>
+          </wp:anchor>
+        </w:drawing>
+      </w:r>
+      <w:r>
+        <w:drawing>
+          <wp:anchor distT="0" distB="0" distL="114300" distR="114300" simplePos="0" relativeHeight="251672576" behindDoc="0" locked="0" layoutInCell="1" allowOverlap="1" wp14:anchorId="53639334" wp14:editId="2E1326C8">
+            <wp:simplePos x="0" y="0"/>
+            <wp:positionH relativeFrom="column">
+              <wp:posOffset>2877820</wp:posOffset>
+            </wp:positionH>
+            <wp:positionV relativeFrom="paragraph">
+              <wp:posOffset>41910</wp:posOffset>
+            </wp:positionV>
+            <wp:extent cx="1322070" cy="1234440"/>
+            <wp:effectExtent l="0" t="0" r="0" b="3810"/>
+            <wp:wrapSquare wrapText="bothSides"/>
+            <wp:docPr id="16" name="Immagine 16"/>
+            <wp:cNvGraphicFramePr>
+              <a:graphicFrameLocks xmlns:a="http://schemas.openxmlformats.org/drawingml/2006/main" noChangeAspect="1"/>
+            </wp:cNvGraphicFramePr>
+            <a:graphic xmlns:a="http://schemas.openxmlformats.org/drawingml/2006/main">
+              <a:graphicData uri="http://schemas.openxmlformats.org/drawingml/2006/picture">
+                <pic:pic xmlns:pic="http://schemas.openxmlformats.org/drawingml/2006/picture">
+                  <pic:nvPicPr>
+                    <pic:cNvPr id="0" name=""/>
+                    <pic:cNvPicPr/>
+                  </pic:nvPicPr>
+                  <pic:blipFill>
+                    <a:blip r:embed="rId11">
+                      <a:extLst>
+                        <a:ext uri="{28A0092B-C50C-407E-A947-70E740481C1C}">
+                          <a14:useLocalDpi xmlns:a14="http://schemas.microsoft.com/office/drawing/2010/main" val="0"/>
+                        </a:ext>
+                      </a:extLst>
+                    </a:blip>
+                    <a:stretch>
+                      <a:fillRect/>
+                    </a:stretch>
+                  </pic:blipFill>
+                  <pic:spPr>
+                    <a:xfrm>
+                      <a:off x="0" y="0"/>
+                      <a:ext cx="1322070" cy="1234440"/>
+                    </a:xfrm>
+                    <a:prstGeom prst="rect">
+                      <a:avLst/>
+                    </a:prstGeom>
+                  </pic:spPr>
+                </pic:pic>
+              </a:graphicData>
+            </a:graphic>
+            <wp14:sizeRelH relativeFrom="page">
+              <wp14:pctWidth>0</wp14:pctWidth>
+            </wp14:sizeRelH>
+            <wp14:sizeRelV relativeFrom="page">
+              <wp14:pctHeight>0</wp14:pctHeight>
+            </wp14:sizeRelV>
+          </wp:anchor>
+        </w:drawing>
+      </w:r>
+    </w:p>
+    <w:p>
+      <w:pPr>
+        <w:pStyle w:val="Paragrafoelenco"/>
+        <w:ind w:left="1068"/>
+      </w:pPr>
     </w:p>
     <w:p>
       <w:pPr>
@@ -1159,41 +1342,6 @@
           <w:numId w:val="4"/>
         </w:numPr>
       </w:pPr>
-      <w:r>
-        <w:t>Possibilità per il venditore</w:t>
-      </w:r>
-      <w:r>
-        <w:t>:</w:t>
-      </w:r>
-    </w:p>
-    <w:p>
-      <w:pPr>
-        <w:pStyle w:val="Paragrafoelenco"/>
-        <w:ind w:left="1416"/>
-      </w:pPr>
-      <w:r>
-        <w:t xml:space="preserve">. Aggiungere </w:t>
-      </w:r>
-      <w:r>
-        <w:t xml:space="preserve">prodotti inserendo marca, modello, quantità, prezzo e </w:t>
-      </w:r>
-      <w:proofErr w:type="spellStart"/>
-      <w:r>
-        <w:t>url</w:t>
-      </w:r>
-      <w:proofErr w:type="spellEnd"/>
-      <w:r>
-        <w:t xml:space="preserve"> dell’immagine e    rimuoverli</w:t>
-      </w:r>
-    </w:p>
-    <w:p>
-      <w:pPr>
-        <w:pStyle w:val="Paragrafoelenco"/>
-        <w:ind w:left="1416"/>
-      </w:pPr>
-      <w:r>
-        <w:t>. Modificare le quantità degli elementi già presenti</w:t>
-      </w:r>
     </w:p>
     <w:p>
       <w:pPr>
@@ -1203,55 +1351,6 @@
           <w:numId w:val="4"/>
         </w:numPr>
       </w:pPr>
-      <w:r>
-        <w:t>Possibilità per l’acquirente:</w:t>
-      </w:r>
-    </w:p>
-    <w:p>
-      <w:pPr>
-        <w:pStyle w:val="Paragrafoelenco"/>
-        <w:ind w:left="1416"/>
-      </w:pPr>
-      <w:r>
-        <w:t>. Aggiungere prodotti al carrello</w:t>
-      </w:r>
-    </w:p>
-    <w:p>
-      <w:pPr>
-        <w:pStyle w:val="Paragrafoelenco"/>
-        <w:ind w:left="1416"/>
-      </w:pPr>
-      <w:r>
-        <w:t>. Visualizzare i prodotti del carrello e in caso rimuoverli</w:t>
-      </w:r>
-    </w:p>
-    <w:p>
-      <w:pPr>
-        <w:pStyle w:val="Paragrafoelenco"/>
-        <w:ind w:left="1416"/>
-      </w:pPr>
-      <w:r>
-        <w:lastRenderedPageBreak/>
-        <w:t>. Effettuare l’acquisto dei prodotti selezionati</w:t>
-      </w:r>
-    </w:p>
-    <w:p>
-      <w:pPr>
-        <w:pStyle w:val="Paragrafoelenco"/>
-        <w:ind w:left="1416"/>
-      </w:pPr>
-      <w:r>
-        <w:t>. Visualizzare lo storico degli ordini</w:t>
-      </w:r>
-    </w:p>
-    <w:p>
-      <w:pPr>
-        <w:pStyle w:val="Paragrafoelenco"/>
-        <w:ind w:left="1416"/>
-      </w:pPr>
-      <w:r>
-        <w:t xml:space="preserve">. Effettuare ricerche attraverso parole chiavi per trovare più velocemente i prodotti  desiderati </w:t>
-      </w:r>
     </w:p>
     <w:p>
       <w:pPr>
@@ -1261,8 +1360,542 @@
           <w:numId w:val="4"/>
         </w:numPr>
       </w:pPr>
+    </w:p>
+    <w:p>
+      <w:pPr>
+        <w:pStyle w:val="Paragrafoelenco"/>
+        <w:numPr>
+          <w:ilvl w:val="0"/>
+          <w:numId w:val="4"/>
+        </w:numPr>
+      </w:pPr>
+    </w:p>
+    <w:p>
+      <w:pPr>
+        <w:pStyle w:val="Paragrafoelenco"/>
+        <w:numPr>
+          <w:ilvl w:val="0"/>
+          <w:numId w:val="4"/>
+        </w:numPr>
+      </w:pPr>
+    </w:p>
+    <w:p>
+      <w:pPr>
+        <w:pStyle w:val="Paragrafoelenco"/>
+        <w:numPr>
+          <w:ilvl w:val="0"/>
+          <w:numId w:val="4"/>
+        </w:numPr>
+      </w:pPr>
+      <w:bookmarkStart w:id="2" w:name="_GoBack"/>
+      <w:r>
+        <w:rPr>
+          <w:b/>
+        </w:rPr>
+        <w:lastRenderedPageBreak/>
+        <w:t>Possibilità per il venditore</w:t>
+      </w:r>
+      <w:bookmarkEnd w:id="2"/>
+      <w:r>
+        <w:t>:</w:t>
+      </w:r>
+    </w:p>
+    <w:p>
+      <w:pPr>
+        <w:pStyle w:val="Paragrafoelenco"/>
+        <w:ind w:left="1416"/>
+      </w:pPr>
+      <w:r>
+        <w:t xml:space="preserve">. Aggiungere </w:t>
+      </w:r>
+      <w:r>
+        <w:t xml:space="preserve">prodotti inserendo marca, modello, quantità, prezzo e </w:t>
+      </w:r>
+      <w:proofErr w:type="spellStart"/>
+      <w:r>
+        <w:t>url</w:t>
+      </w:r>
+      <w:proofErr w:type="spellEnd"/>
+      <w:r>
+        <w:t xml:space="preserve"> dell’immagine e    rimuoverli</w:t>
+      </w:r>
+    </w:p>
+    <w:p>
+      <w:pPr>
+        <w:pStyle w:val="Paragrafoelenco"/>
+        <w:ind w:left="1416"/>
+      </w:pPr>
+      <w:r>
+        <w:drawing>
+          <wp:inline distT="0" distB="0" distL="0" distR="0" wp14:anchorId="6EF91035" wp14:editId="7C9EBCB3">
+            <wp:extent cx="1529242" cy="2478741"/>
+            <wp:effectExtent l="0" t="0" r="0" b="0"/>
+            <wp:docPr id="17" name="Immagine 17"/>
+            <wp:cNvGraphicFramePr>
+              <a:graphicFrameLocks xmlns:a="http://schemas.openxmlformats.org/drawingml/2006/main" noChangeAspect="1"/>
+            </wp:cNvGraphicFramePr>
+            <a:graphic xmlns:a="http://schemas.openxmlformats.org/drawingml/2006/main">
+              <a:graphicData uri="http://schemas.openxmlformats.org/drawingml/2006/picture">
+                <pic:pic xmlns:pic="http://schemas.openxmlformats.org/drawingml/2006/picture">
+                  <pic:nvPicPr>
+                    <pic:cNvPr id="0" name=""/>
+                    <pic:cNvPicPr/>
+                  </pic:nvPicPr>
+                  <pic:blipFill>
+                    <a:blip r:embed="rId12"/>
+                    <a:stretch>
+                      <a:fillRect/>
+                    </a:stretch>
+                  </pic:blipFill>
+                  <pic:spPr>
+                    <a:xfrm>
+                      <a:off x="0" y="0"/>
+                      <a:ext cx="1529207" cy="2478684"/>
+                    </a:xfrm>
+                    <a:prstGeom prst="rect">
+                      <a:avLst/>
+                    </a:prstGeom>
+                  </pic:spPr>
+                </pic:pic>
+              </a:graphicData>
+            </a:graphic>
+          </wp:inline>
+        </w:drawing>
+      </w:r>
+    </w:p>
+    <w:p>
+      <w:pPr>
+        <w:pStyle w:val="Paragrafoelenco"/>
+        <w:ind w:left="1416"/>
+      </w:pPr>
+      <w:r>
+        <w:t>. Modificare le quantità degli elementi già presenti</w:t>
+      </w:r>
+    </w:p>
+    <w:p>
+      <w:pPr>
+        <w:pStyle w:val="Paragrafoelenco"/>
+        <w:ind w:left="1416"/>
+      </w:pPr>
+      <w:r>
+        <w:drawing>
+          <wp:inline distT="0" distB="0" distL="0" distR="0" wp14:anchorId="0C73A025" wp14:editId="4AD36F7A">
+            <wp:extent cx="3836895" cy="854252"/>
+            <wp:effectExtent l="0" t="0" r="0" b="3175"/>
+            <wp:docPr id="18" name="Immagine 18"/>
+            <wp:cNvGraphicFramePr>
+              <a:graphicFrameLocks xmlns:a="http://schemas.openxmlformats.org/drawingml/2006/main" noChangeAspect="1"/>
+            </wp:cNvGraphicFramePr>
+            <a:graphic xmlns:a="http://schemas.openxmlformats.org/drawingml/2006/main">
+              <a:graphicData uri="http://schemas.openxmlformats.org/drawingml/2006/picture">
+                <pic:pic xmlns:pic="http://schemas.openxmlformats.org/drawingml/2006/picture">
+                  <pic:nvPicPr>
+                    <pic:cNvPr id="0" name=""/>
+                    <pic:cNvPicPr/>
+                  </pic:nvPicPr>
+                  <pic:blipFill>
+                    <a:blip r:embed="rId13"/>
+                    <a:stretch>
+                      <a:fillRect/>
+                    </a:stretch>
+                  </pic:blipFill>
+                  <pic:spPr>
+                    <a:xfrm>
+                      <a:off x="0" y="0"/>
+                      <a:ext cx="3838282" cy="854561"/>
+                    </a:xfrm>
+                    <a:prstGeom prst="rect">
+                      <a:avLst/>
+                    </a:prstGeom>
+                  </pic:spPr>
+                </pic:pic>
+              </a:graphicData>
+            </a:graphic>
+          </wp:inline>
+        </w:drawing>
+      </w:r>
+    </w:p>
+    <w:p>
+      <w:pPr>
+        <w:pStyle w:val="Paragrafoelenco"/>
+        <w:ind w:left="1068"/>
+      </w:pPr>
+    </w:p>
+    <w:p>
+      <w:pPr>
+        <w:pStyle w:val="Paragrafoelenco"/>
+        <w:numPr>
+          <w:ilvl w:val="0"/>
+          <w:numId w:val="4"/>
+        </w:numPr>
+      </w:pPr>
+      <w:r>
+        <w:rPr>
+          <w:b/>
+        </w:rPr>
+        <w:t>Possibilità per l’acquirente</w:t>
+      </w:r>
+      <w:r>
+        <w:t>:</w:t>
+      </w:r>
+    </w:p>
+    <w:p>
+      <w:pPr>
+        <w:pStyle w:val="Paragrafoelenco"/>
+        <w:ind w:left="1416"/>
+      </w:pPr>
+      <w:r>
+        <w:t>. Aggiungere prodotti al carrello</w:t>
+      </w:r>
+    </w:p>
+    <w:p>
+      <w:pPr>
+        <w:pStyle w:val="Paragrafoelenco"/>
+        <w:ind w:left="1416"/>
+      </w:pPr>
+      <w:r>
+        <w:drawing>
+          <wp:inline distT="0" distB="0" distL="0" distR="0" wp14:anchorId="0BC12AE4" wp14:editId="1C99C3B1">
+            <wp:extent cx="4448796" cy="552527"/>
+            <wp:effectExtent l="0" t="0" r="9525" b="0"/>
+            <wp:docPr id="19" name="Immagine 19"/>
+            <wp:cNvGraphicFramePr>
+              <a:graphicFrameLocks xmlns:a="http://schemas.openxmlformats.org/drawingml/2006/main" noChangeAspect="1"/>
+            </wp:cNvGraphicFramePr>
+            <a:graphic xmlns:a="http://schemas.openxmlformats.org/drawingml/2006/main">
+              <a:graphicData uri="http://schemas.openxmlformats.org/drawingml/2006/picture">
+                <pic:pic xmlns:pic="http://schemas.openxmlformats.org/drawingml/2006/picture">
+                  <pic:nvPicPr>
+                    <pic:cNvPr id="0" name=""/>
+                    <pic:cNvPicPr/>
+                  </pic:nvPicPr>
+                  <pic:blipFill>
+                    <a:blip r:embed="rId14"/>
+                    <a:stretch>
+                      <a:fillRect/>
+                    </a:stretch>
+                  </pic:blipFill>
+                  <pic:spPr>
+                    <a:xfrm>
+                      <a:off x="0" y="0"/>
+                      <a:ext cx="4448796" cy="552527"/>
+                    </a:xfrm>
+                    <a:prstGeom prst="rect">
+                      <a:avLst/>
+                    </a:prstGeom>
+                  </pic:spPr>
+                </pic:pic>
+              </a:graphicData>
+            </a:graphic>
+          </wp:inline>
+        </w:drawing>
+      </w:r>
+    </w:p>
+    <w:p>
+      <w:pPr>
+        <w:pStyle w:val="Paragrafoelenco"/>
+        <w:ind w:left="1416"/>
+      </w:pPr>
+      <w:r>
+        <w:t>. Visualizzare i prodotti del carrello e in caso rimuoverli</w:t>
+      </w:r>
+    </w:p>
+    <w:p>
+      <w:pPr>
+        <w:pStyle w:val="Paragrafoelenco"/>
+        <w:ind w:left="1416"/>
+      </w:pPr>
+      <w:r>
+        <w:drawing>
+          <wp:inline distT="0" distB="0" distL="0" distR="0" wp14:anchorId="614CCDDA" wp14:editId="4CBE3A1B">
+            <wp:extent cx="4450977" cy="685642"/>
+            <wp:effectExtent l="0" t="0" r="0" b="635"/>
+            <wp:docPr id="20" name="Immagine 20"/>
+            <wp:cNvGraphicFramePr>
+              <a:graphicFrameLocks xmlns:a="http://schemas.openxmlformats.org/drawingml/2006/main" noChangeAspect="1"/>
+            </wp:cNvGraphicFramePr>
+            <a:graphic xmlns:a="http://schemas.openxmlformats.org/drawingml/2006/main">
+              <a:graphicData uri="http://schemas.openxmlformats.org/drawingml/2006/picture">
+                <pic:pic xmlns:pic="http://schemas.openxmlformats.org/drawingml/2006/picture">
+                  <pic:nvPicPr>
+                    <pic:cNvPr id="0" name=""/>
+                    <pic:cNvPicPr/>
+                  </pic:nvPicPr>
+                  <pic:blipFill>
+                    <a:blip r:embed="rId15"/>
+                    <a:stretch>
+                      <a:fillRect/>
+                    </a:stretch>
+                  </pic:blipFill>
+                  <pic:spPr>
+                    <a:xfrm>
+                      <a:off x="0" y="0"/>
+                      <a:ext cx="4462256" cy="687379"/>
+                    </a:xfrm>
+                    <a:prstGeom prst="rect">
+                      <a:avLst/>
+                    </a:prstGeom>
+                  </pic:spPr>
+                </pic:pic>
+              </a:graphicData>
+            </a:graphic>
+          </wp:inline>
+        </w:drawing>
+      </w:r>
+    </w:p>
+    <w:p>
+      <w:pPr>
+        <w:pStyle w:val="Paragrafoelenco"/>
+        <w:ind w:left="1416"/>
+      </w:pPr>
+      <w:r>
+        <w:t>. Effettuare l’acquisto dei prodotti selezionati</w:t>
+      </w:r>
+    </w:p>
+    <w:p>
+      <w:pPr>
+        <w:pStyle w:val="Paragrafoelenco"/>
+        <w:ind w:left="1416"/>
+      </w:pPr>
+      <w:r>
+        <w:drawing>
+          <wp:inline distT="0" distB="0" distL="0" distR="0" wp14:anchorId="21FA487D" wp14:editId="4D72CA4F">
+            <wp:extent cx="1324160" cy="1047896"/>
+            <wp:effectExtent l="0" t="0" r="9525" b="0"/>
+            <wp:docPr id="21" name="Immagine 21"/>
+            <wp:cNvGraphicFramePr>
+              <a:graphicFrameLocks xmlns:a="http://schemas.openxmlformats.org/drawingml/2006/main" noChangeAspect="1"/>
+            </wp:cNvGraphicFramePr>
+            <a:graphic xmlns:a="http://schemas.openxmlformats.org/drawingml/2006/main">
+              <a:graphicData uri="http://schemas.openxmlformats.org/drawingml/2006/picture">
+                <pic:pic xmlns:pic="http://schemas.openxmlformats.org/drawingml/2006/picture">
+                  <pic:nvPicPr>
+                    <pic:cNvPr id="0" name=""/>
+                    <pic:cNvPicPr/>
+                  </pic:nvPicPr>
+                  <pic:blipFill>
+                    <a:blip r:embed="rId16"/>
+                    <a:stretch>
+                      <a:fillRect/>
+                    </a:stretch>
+                  </pic:blipFill>
+                  <pic:spPr>
+                    <a:xfrm>
+                      <a:off x="0" y="0"/>
+                      <a:ext cx="1324160" cy="1047896"/>
+                    </a:xfrm>
+                    <a:prstGeom prst="rect">
+                      <a:avLst/>
+                    </a:prstGeom>
+                  </pic:spPr>
+                </pic:pic>
+              </a:graphicData>
+            </a:graphic>
+          </wp:inline>
+        </w:drawing>
+      </w:r>
+    </w:p>
+    <w:p>
+      <w:pPr>
+        <w:pStyle w:val="Paragrafoelenco"/>
+        <w:ind w:left="1416"/>
+      </w:pPr>
+      <w:r>
+        <w:t>. Visualizzare lo storico degli ordini</w:t>
+      </w:r>
+    </w:p>
+    <w:p>
+      <w:pPr>
+        <w:pStyle w:val="Paragrafoelenco"/>
+        <w:ind w:left="1416"/>
+      </w:pPr>
+      <w:r>
+        <w:drawing>
+          <wp:inline distT="0" distB="0" distL="0" distR="0" wp14:anchorId="11D369D3" wp14:editId="79D6F347">
+            <wp:extent cx="5356412" cy="1195148"/>
+            <wp:effectExtent l="0" t="0" r="0" b="5080"/>
+            <wp:docPr id="22" name="Immagine 22"/>
+            <wp:cNvGraphicFramePr>
+              <a:graphicFrameLocks xmlns:a="http://schemas.openxmlformats.org/drawingml/2006/main" noChangeAspect="1"/>
+            </wp:cNvGraphicFramePr>
+            <a:graphic xmlns:a="http://schemas.openxmlformats.org/drawingml/2006/main">
+              <a:graphicData uri="http://schemas.openxmlformats.org/drawingml/2006/picture">
+                <pic:pic xmlns:pic="http://schemas.openxmlformats.org/drawingml/2006/picture">
+                  <pic:nvPicPr>
+                    <pic:cNvPr id="0" name=""/>
+                    <pic:cNvPicPr/>
+                  </pic:nvPicPr>
+                  <pic:blipFill>
+                    <a:blip r:embed="rId17"/>
+                    <a:stretch>
+                      <a:fillRect/>
+                    </a:stretch>
+                  </pic:blipFill>
+                  <pic:spPr>
+                    <a:xfrm>
+                      <a:off x="0" y="0"/>
+                      <a:ext cx="5357916" cy="1195484"/>
+                    </a:xfrm>
+                    <a:prstGeom prst="rect">
+                      <a:avLst/>
+                    </a:prstGeom>
+                  </pic:spPr>
+                </pic:pic>
+              </a:graphicData>
+            </a:graphic>
+          </wp:inline>
+        </w:drawing>
+      </w:r>
+    </w:p>
+    <w:p>
+      <w:pPr>
+        <w:pStyle w:val="Paragrafoelenco"/>
+        <w:ind w:left="1416"/>
+      </w:pPr>
+      <w:r>
+        <w:lastRenderedPageBreak/>
+        <w:t xml:space="preserve">. Effettuare ricerche attraverso parole chiavi per trovare più velocemente i prodotti  desiderati </w:t>
+      </w:r>
+    </w:p>
+    <w:p>
+      <w:pPr>
+        <w:pStyle w:val="Paragrafoelenco"/>
+        <w:ind w:left="1416"/>
+      </w:pPr>
+      <w:r>
+        <w:drawing>
+          <wp:inline distT="0" distB="0" distL="0" distR="0" wp14:anchorId="12C0499B" wp14:editId="73978B6E">
+            <wp:extent cx="3343742" cy="438211"/>
+            <wp:effectExtent l="0" t="0" r="9525" b="0"/>
+            <wp:docPr id="23" name="Immagine 23"/>
+            <wp:cNvGraphicFramePr>
+              <a:graphicFrameLocks xmlns:a="http://schemas.openxmlformats.org/drawingml/2006/main" noChangeAspect="1"/>
+            </wp:cNvGraphicFramePr>
+            <a:graphic xmlns:a="http://schemas.openxmlformats.org/drawingml/2006/main">
+              <a:graphicData uri="http://schemas.openxmlformats.org/drawingml/2006/picture">
+                <pic:pic xmlns:pic="http://schemas.openxmlformats.org/drawingml/2006/picture">
+                  <pic:nvPicPr>
+                    <pic:cNvPr id="0" name=""/>
+                    <pic:cNvPicPr/>
+                  </pic:nvPicPr>
+                  <pic:blipFill>
+                    <a:blip r:embed="rId18"/>
+                    <a:stretch>
+                      <a:fillRect/>
+                    </a:stretch>
+                  </pic:blipFill>
+                  <pic:spPr>
+                    <a:xfrm>
+                      <a:off x="0" y="0"/>
+                      <a:ext cx="3343742" cy="438211"/>
+                    </a:xfrm>
+                    <a:prstGeom prst="rect">
+                      <a:avLst/>
+                    </a:prstGeom>
+                  </pic:spPr>
+                </pic:pic>
+              </a:graphicData>
+            </a:graphic>
+          </wp:inline>
+        </w:drawing>
+      </w:r>
+    </w:p>
+    <w:p>
+      <w:pPr>
+        <w:pStyle w:val="Paragrafoelenco"/>
+        <w:ind w:left="1416"/>
+      </w:pPr>
+    </w:p>
+    <w:p>
+      <w:pPr>
+        <w:pStyle w:val="Paragrafoelenco"/>
+        <w:numPr>
+          <w:ilvl w:val="0"/>
+          <w:numId w:val="4"/>
+        </w:numPr>
+      </w:pPr>
       <w:r>
         <w:t>Per entrambi c’è la possibilità di modificare il proprio profilo, partendo dalla email passando per la password, il nome e l’indirizzo. Sempre in questa pagina c’è anche la possibilità di effettuare il log-out</w:t>
+      </w:r>
+    </w:p>
+    <w:p>
+      <w:pPr>
+        <w:pStyle w:val="Paragrafoelenco"/>
+        <w:ind w:left="1068"/>
+      </w:pPr>
+      <w:r>
+        <w:drawing>
+          <wp:inline distT="0" distB="0" distL="0" distR="0" wp14:anchorId="49270B0F" wp14:editId="27160947">
+            <wp:extent cx="1277881" cy="2147047"/>
+            <wp:effectExtent l="0" t="0" r="0" b="5715"/>
+            <wp:docPr id="24" name="Immagine 24"/>
+            <wp:cNvGraphicFramePr>
+              <a:graphicFrameLocks xmlns:a="http://schemas.openxmlformats.org/drawingml/2006/main" noChangeAspect="1"/>
+            </wp:cNvGraphicFramePr>
+            <a:graphic xmlns:a="http://schemas.openxmlformats.org/drawingml/2006/main">
+              <a:graphicData uri="http://schemas.openxmlformats.org/drawingml/2006/picture">
+                <pic:pic xmlns:pic="http://schemas.openxmlformats.org/drawingml/2006/picture">
+                  <pic:nvPicPr>
+                    <pic:cNvPr id="0" name=""/>
+                    <pic:cNvPicPr/>
+                  </pic:nvPicPr>
+                  <pic:blipFill>
+                    <a:blip r:embed="rId19"/>
+                    <a:stretch>
+                      <a:fillRect/>
+                    </a:stretch>
+                  </pic:blipFill>
+                  <pic:spPr>
+                    <a:xfrm>
+                      <a:off x="0" y="0"/>
+                      <a:ext cx="1277878" cy="2147043"/>
+                    </a:xfrm>
+                    <a:prstGeom prst="rect">
+                      <a:avLst/>
+                    </a:prstGeom>
+                  </pic:spPr>
+                </pic:pic>
+              </a:graphicData>
+            </a:graphic>
+          </wp:inline>
+        </w:drawing>
+      </w:r>
+      <w:r>
+        <w:drawing>
+          <wp:inline distT="0" distB="0" distL="0" distR="0" wp14:anchorId="7E747513" wp14:editId="57A31D85">
+            <wp:extent cx="1310202" cy="2142565"/>
+            <wp:effectExtent l="0" t="0" r="4445" b="0"/>
+            <wp:docPr id="25" name="Immagine 25"/>
+            <wp:cNvGraphicFramePr>
+              <a:graphicFrameLocks xmlns:a="http://schemas.openxmlformats.org/drawingml/2006/main" noChangeAspect="1"/>
+            </wp:cNvGraphicFramePr>
+            <a:graphic xmlns:a="http://schemas.openxmlformats.org/drawingml/2006/main">
+              <a:graphicData uri="http://schemas.openxmlformats.org/drawingml/2006/picture">
+                <pic:pic xmlns:pic="http://schemas.openxmlformats.org/drawingml/2006/picture">
+                  <pic:nvPicPr>
+                    <pic:cNvPr id="0" name=""/>
+                    <pic:cNvPicPr/>
+                  </pic:nvPicPr>
+                  <pic:blipFill>
+                    <a:blip r:embed="rId20"/>
+                    <a:stretch>
+                      <a:fillRect/>
+                    </a:stretch>
+                  </pic:blipFill>
+                  <pic:spPr>
+                    <a:xfrm>
+                      <a:off x="0" y="0"/>
+                      <a:ext cx="1313278" cy="2147595"/>
+                    </a:xfrm>
+                    <a:prstGeom prst="rect">
+                      <a:avLst/>
+                    </a:prstGeom>
+                  </pic:spPr>
+                </pic:pic>
+              </a:graphicData>
+            </a:graphic>
+          </wp:inline>
+        </w:drawing>
       </w:r>
     </w:p>
     <w:p>
@@ -1280,22 +1913,22 @@
           <w:numId w:val="1"/>
         </w:numPr>
       </w:pPr>
-      <w:bookmarkStart w:id="2" w:name="_Toc173142941"/>
+      <w:bookmarkStart w:id="3" w:name="_Toc173142941"/>
       <w:r>
         <w:t>PROGETTAZIONE CONCETTUALE E LOGICA</w:t>
       </w:r>
-      <w:bookmarkEnd w:id="2"/>
+      <w:bookmarkEnd w:id="3"/>
     </w:p>
     <w:p>
       <w:pPr>
         <w:pStyle w:val="Titolo3"/>
         <w:ind w:firstLine="708"/>
       </w:pPr>
-      <w:bookmarkStart w:id="3" w:name="_Toc173142942"/>
+      <w:bookmarkStart w:id="4" w:name="_Toc173142942"/>
       <w:r>
         <w:t>Progettazione concettuale:</w:t>
       </w:r>
-      <w:bookmarkEnd w:id="3"/>
+      <w:bookmarkEnd w:id="4"/>
       <w:r>
         <w:rPr>
           <w:noProof/>
@@ -1337,7 +1970,7 @@
                     <pic:cNvPicPr/>
                   </pic:nvPicPr>
                   <pic:blipFill>
-                    <a:blip r:embed="rId9">
+                    <a:blip r:embed="rId21">
                       <a:extLst>
                         <a:ext uri="{28A0092B-C50C-407E-A947-70E740481C1C}">
                           <a14:useLocalDpi xmlns:a14="http://schemas.microsoft.com/office/drawing/2010/main" val="0"/>
@@ -1451,6 +2084,7 @@
         <w:rPr>
           <w:b/>
         </w:rPr>
+        <w:lastRenderedPageBreak/>
         <w:t>Utenti</w:t>
       </w:r>
       <w:r>
@@ -1525,11 +2159,7 @@
         <w:t>Vende</w:t>
       </w:r>
       <w:r>
-        <w:t xml:space="preserve">: collega Utenti a Prodotti con una molti-a-molti senza parzialità in quanto, secondo nostro ragionamento, una persona può vendere più prodotti </w:t>
-      </w:r>
-      <w:r>
-        <w:lastRenderedPageBreak/>
-        <w:t xml:space="preserve">se pensiamo al venditore, oppure più prodotti possono essere venduti a più acquirenti. </w:t>
+        <w:t xml:space="preserve">: collega Utenti a Prodotti con una molti-a-molti senza parzialità in quanto, secondo nostro ragionamento, una persona può vendere più prodotti se pensiamo al venditore, oppure più prodotti possono essere venduti a più acquirenti. </w:t>
       </w:r>
     </w:p>
     <w:p>
@@ -1666,12 +2296,12 @@
       <w:pPr>
         <w:pStyle w:val="Titolo3"/>
       </w:pPr>
-      <w:bookmarkStart w:id="4" w:name="_Toc173142943"/>
+      <w:bookmarkStart w:id="5" w:name="_Toc173142943"/>
       <w:r>
         <w:lastRenderedPageBreak/>
         <w:t>Progettazione logica:</w:t>
       </w:r>
-      <w:bookmarkEnd w:id="4"/>
+      <w:bookmarkEnd w:id="5"/>
     </w:p>
     <w:p>
       <w:pPr>
@@ -1701,7 +2331,7 @@
                     <pic:cNvPicPr/>
                   </pic:nvPicPr>
                   <pic:blipFill>
-                    <a:blip r:embed="rId10"/>
+                    <a:blip r:embed="rId22"/>
                     <a:stretch>
                       <a:fillRect/>
                     </a:stretch>
@@ -1813,11 +2443,11 @@
           <w:numId w:val="1"/>
         </w:numPr>
       </w:pPr>
-      <w:bookmarkStart w:id="5" w:name="_Toc173142944"/>
+      <w:bookmarkStart w:id="6" w:name="_Toc173142944"/>
       <w:r>
         <w:t>QUERY PRINCIPALI</w:t>
       </w:r>
-      <w:bookmarkEnd w:id="5"/>
+      <w:bookmarkEnd w:id="6"/>
     </w:p>
     <w:p/>
     <w:p>
@@ -1870,7 +2500,7 @@
         <w:pStyle w:val="Titolo3"/>
         <w:ind w:firstLine="708"/>
       </w:pPr>
-      <w:bookmarkStart w:id="6" w:name="_Toc173142945"/>
+      <w:bookmarkStart w:id="7" w:name="_Toc173142945"/>
       <w:proofErr w:type="spellStart"/>
       <w:r>
         <w:t>SQLAlchemy</w:t>
@@ -1879,7 +2509,7 @@
       <w:r>
         <w:t>:</w:t>
       </w:r>
-      <w:bookmarkEnd w:id="6"/>
+      <w:bookmarkEnd w:id="7"/>
     </w:p>
     <w:p/>
     <w:p>
@@ -1935,6 +2565,10 @@
         <w:ind w:left="2484"/>
       </w:pPr>
       <w:r>
+        <w:rPr>
+          <w:noProof/>
+          <w:lang w:eastAsia="it-IT"/>
+        </w:rPr>
         <w:drawing>
           <wp:anchor distT="0" distB="0" distL="114300" distR="114300" simplePos="0" relativeHeight="251667456" behindDoc="0" locked="0" layoutInCell="1" allowOverlap="1" wp14:anchorId="1E8C44DD" wp14:editId="063A9533">
             <wp:simplePos x="0" y="0"/>
@@ -1959,7 +2593,7 @@
                     <pic:cNvPicPr/>
                   </pic:nvPicPr>
                   <pic:blipFill>
-                    <a:blip r:embed="rId11" cstate="print">
+                    <a:blip r:embed="rId23" cstate="print">
                       <a:extLst>
                         <a:ext uri="{28A0092B-C50C-407E-A947-70E740481C1C}">
                           <a14:useLocalDpi xmlns:a14="http://schemas.microsoft.com/office/drawing/2010/main" val="0"/>
@@ -2011,6 +2645,8 @@
       <w:r>
         <w:rPr>
           <w:b/>
+          <w:noProof/>
+          <w:lang w:eastAsia="it-IT"/>
         </w:rPr>
         <w:drawing>
           <wp:anchor distT="0" distB="0" distL="114300" distR="114300" simplePos="0" relativeHeight="251668480" behindDoc="0" locked="0" layoutInCell="1" allowOverlap="1" wp14:anchorId="42AF2536" wp14:editId="54336D78">
@@ -2036,7 +2672,7 @@
                     <pic:cNvPicPr/>
                   </pic:nvPicPr>
                   <pic:blipFill>
-                    <a:blip r:embed="rId12">
+                    <a:blip r:embed="rId24">
                       <a:extLst>
                         <a:ext uri="{28A0092B-C50C-407E-A947-70E740481C1C}">
                           <a14:useLocalDpi xmlns:a14="http://schemas.microsoft.com/office/drawing/2010/main" val="0"/>
@@ -2169,7 +2805,7 @@
                     <pic:cNvPicPr/>
                   </pic:nvPicPr>
                   <pic:blipFill>
-                    <a:blip r:embed="rId13">
+                    <a:blip r:embed="rId25">
                       <a:extLst>
                         <a:ext uri="{28A0092B-C50C-407E-A947-70E740481C1C}">
                           <a14:useLocalDpi xmlns:a14="http://schemas.microsoft.com/office/drawing/2010/main" val="0"/>
@@ -2275,7 +2911,7 @@
                     <pic:cNvPicPr/>
                   </pic:nvPicPr>
                   <pic:blipFill>
-                    <a:blip r:embed="rId14">
+                    <a:blip r:embed="rId26">
                       <a:extLst>
                         <a:ext uri="{28A0092B-C50C-407E-A947-70E740481C1C}">
                           <a14:useLocalDpi xmlns:a14="http://schemas.microsoft.com/office/drawing/2010/main" val="0"/>
@@ -2352,6 +2988,10 @@
         <w:ind w:left="2484"/>
       </w:pPr>
       <w:r>
+        <w:rPr>
+          <w:noProof/>
+          <w:lang w:eastAsia="it-IT"/>
+        </w:rPr>
         <w:drawing>
           <wp:anchor distT="0" distB="0" distL="114300" distR="114300" simplePos="0" relativeHeight="251666432" behindDoc="0" locked="0" layoutInCell="1" allowOverlap="1" wp14:anchorId="071B9BE4" wp14:editId="49383C11">
             <wp:simplePos x="0" y="0"/>
@@ -2376,7 +3016,7 @@
                     <pic:cNvPicPr/>
                   </pic:nvPicPr>
                   <pic:blipFill>
-                    <a:blip r:embed="rId15">
+                    <a:blip r:embed="rId27">
                       <a:extLst>
                         <a:ext uri="{28A0092B-C50C-407E-A947-70E740481C1C}">
                           <a14:useLocalDpi xmlns:a14="http://schemas.microsoft.com/office/drawing/2010/main" val="0"/>
@@ -2447,12 +3087,12 @@
           <w:numId w:val="1"/>
         </w:numPr>
       </w:pPr>
-      <w:bookmarkStart w:id="7" w:name="_Toc173142946"/>
+      <w:bookmarkStart w:id="8" w:name="_Toc173142946"/>
       <w:r>
         <w:lastRenderedPageBreak/>
         <w:t>PRINCIPALI SCELTE PROGETTUALI</w:t>
       </w:r>
-      <w:bookmarkEnd w:id="7"/>
+      <w:bookmarkEnd w:id="8"/>
     </w:p>
     <w:p/>
     <w:p>
@@ -2541,11 +3181,11 @@
         <w:pStyle w:val="Titolo3"/>
         <w:ind w:firstLine="708"/>
       </w:pPr>
-      <w:bookmarkStart w:id="8" w:name="_Toc173142947"/>
+      <w:bookmarkStart w:id="9" w:name="_Toc173142947"/>
       <w:r>
         <w:t>CHECK:</w:t>
       </w:r>
-      <w:bookmarkEnd w:id="8"/>
+      <w:bookmarkEnd w:id="9"/>
     </w:p>
     <w:p>
       <w:pPr>
@@ -2598,7 +3238,7 @@
                     <pic:cNvPicPr/>
                   </pic:nvPicPr>
                   <pic:blipFill>
-                    <a:blip r:embed="rId16"/>
+                    <a:blip r:embed="rId28"/>
                     <a:stretch>
                       <a:fillRect/>
                     </a:stretch>
@@ -2677,7 +3317,7 @@
                     <pic:cNvPicPr/>
                   </pic:nvPicPr>
                   <pic:blipFill>
-                    <a:blip r:embed="rId17"/>
+                    <a:blip r:embed="rId29"/>
                     <a:stretch>
                       <a:fillRect/>
                     </a:stretch>
@@ -2751,7 +3391,7 @@
                     <pic:cNvPicPr/>
                   </pic:nvPicPr>
                   <pic:blipFill>
-                    <a:blip r:embed="rId18"/>
+                    <a:blip r:embed="rId30"/>
                     <a:stretch>
                       <a:fillRect/>
                     </a:stretch>
@@ -2825,7 +3465,7 @@
                     <pic:cNvPicPr/>
                   </pic:nvPicPr>
                   <pic:blipFill>
-                    <a:blip r:embed="rId19"/>
+                    <a:blip r:embed="rId31"/>
                     <a:stretch>
                       <a:fillRect/>
                     </a:stretch>
@@ -2854,7 +3494,7 @@
       <w:r>
         <w:tab/>
       </w:r>
-      <w:bookmarkStart w:id="9" w:name="_Toc173142948"/>
+      <w:bookmarkStart w:id="10" w:name="_Toc173142948"/>
     </w:p>
     <w:p>
       <w:pPr>
@@ -2875,7 +3515,7 @@
         <w:lastRenderedPageBreak/>
         <w:t>TRIGGER:</w:t>
       </w:r>
-      <w:bookmarkEnd w:id="9"/>
+      <w:bookmarkEnd w:id="10"/>
     </w:p>
     <w:p>
       <w:r>
@@ -2928,7 +3568,7 @@
                     <pic:cNvPicPr/>
                   </pic:nvPicPr>
                   <pic:blipFill>
-                    <a:blip r:embed="rId20" cstate="print">
+                    <a:blip r:embed="rId32" cstate="print">
                       <a:extLst>
                         <a:ext uri="{28A0092B-C50C-407E-A947-70E740481C1C}">
                           <a14:useLocalDpi xmlns:a14="http://schemas.microsoft.com/office/drawing/2010/main" val="0"/>
@@ -2989,7 +3629,7 @@
       <w:r>
         <w:tab/>
       </w:r>
-      <w:bookmarkStart w:id="10" w:name="_Toc173142949"/>
+      <w:bookmarkStart w:id="11" w:name="_Toc173142949"/>
     </w:p>
     <w:p>
       <w:pPr>
@@ -2998,7 +3638,7 @@
       <w:r>
         <w:t>INDICI:</w:t>
       </w:r>
-      <w:bookmarkEnd w:id="10"/>
+      <w:bookmarkEnd w:id="11"/>
     </w:p>
     <w:p/>
     <w:p>
@@ -3014,6 +3654,10 @@
         <w:ind w:left="1104"/>
       </w:pPr>
       <w:r>
+        <w:rPr>
+          <w:noProof/>
+          <w:lang w:eastAsia="it-IT"/>
+        </w:rPr>
         <w:drawing>
           <wp:anchor distT="0" distB="0" distL="114300" distR="114300" simplePos="0" relativeHeight="251671552" behindDoc="0" locked="0" layoutInCell="1" allowOverlap="1" wp14:anchorId="1B9792B2" wp14:editId="20E375FB">
             <wp:simplePos x="0" y="0"/>
@@ -3038,7 +3682,7 @@
                     <pic:cNvPicPr/>
                   </pic:nvPicPr>
                   <pic:blipFill rotWithShape="1">
-                    <a:blip r:embed="rId21">
+                    <a:blip r:embed="rId33">
                       <a:extLst>
                         <a:ext uri="{28A0092B-C50C-407E-A947-70E740481C1C}">
                           <a14:useLocalDpi xmlns:a14="http://schemas.microsoft.com/office/drawing/2010/main" val="0"/>
@@ -3092,11 +3736,11 @@
           <w:numId w:val="1"/>
         </w:numPr>
       </w:pPr>
-      <w:bookmarkStart w:id="11" w:name="_Toc173142950"/>
+      <w:bookmarkStart w:id="12" w:name="_Toc173142950"/>
       <w:r>
         <w:t>ULTERIORI INFORMAZIONI</w:t>
       </w:r>
-      <w:bookmarkEnd w:id="11"/>
+      <w:bookmarkEnd w:id="12"/>
     </w:p>
     <w:p>
       <w:pPr>
@@ -3263,12 +3907,12 @@
           <w:numId w:val="1"/>
         </w:numPr>
       </w:pPr>
-      <w:bookmarkStart w:id="12" w:name="_Toc173142951"/>
+      <w:bookmarkStart w:id="13" w:name="_Toc173142951"/>
       <w:r>
         <w:lastRenderedPageBreak/>
         <w:t>CONTRIBUTO DEL PROGETTO</w:t>
       </w:r>
-      <w:bookmarkEnd w:id="12"/>
+      <w:bookmarkEnd w:id="13"/>
     </w:p>
     <w:p>
       <w:pPr>
@@ -3291,13 +3935,10 @@
         <w:ind w:left="708"/>
       </w:pPr>
     </w:p>
-    <w:p>
-      <w:bookmarkStart w:id="13" w:name="_GoBack"/>
-      <w:bookmarkEnd w:id="13"/>
-    </w:p>
+    <w:p/>
     <w:p/>
     <w:sectPr>
-      <w:headerReference w:type="default" r:id="rId22"/>
+      <w:headerReference w:type="default" r:id="rId34"/>
       <w:pgSz w:w="11906" w:h="16838"/>
       <w:pgMar w:top="1417" w:right="1134" w:bottom="1134" w:left="1134" w:header="708" w:footer="708" w:gutter="0"/>
       <w:cols w:space="708"/>
@@ -5257,7 +5898,7 @@
 </file>
 
 <file path=customXml/itemProps1.xml><?xml version="1.0" encoding="utf-8"?>
-<ds:datastoreItem xmlns:ds="http://schemas.openxmlformats.org/officeDocument/2006/customXml" ds:itemID="{FDB77636-4769-4723-94E9-81C7E4E5DBF2}">
+<ds:datastoreItem xmlns:ds="http://schemas.openxmlformats.org/officeDocument/2006/customXml" ds:itemID="{25201D36-7D87-432B-9432-3AD9F8FCC04A}">
   <ds:schemaRefs>
     <ds:schemaRef ds:uri="http://schemas.openxmlformats.org/officeDocument/2006/bibliography"/>
   </ds:schemaRefs>

--- a/2023-2024/Basi di Dati/Progetto/RELAZIONE PROGETTO E.docx
+++ b/2023-2024/Basi di Dati/Progetto/RELAZIONE PROGETTO E.docx
@@ -1113,7 +1113,24 @@
         <w:t>È</w:t>
       </w:r>
       <w:r>
-        <w:t xml:space="preserve"> possibile selezionare i prodotti e le relative quantità da aggiungere al carrello e procedere con il pagamento.</w:t>
+        <w:t xml:space="preserve"> possibile selezionare i prodotti e le relative quantità da aggiungere al carrello e procedere con il pagamento</w:t>
+      </w:r>
+      <w:r>
+        <w:t>, questo per quanto riguarda l’acquirente</w:t>
+      </w:r>
+      <w:r>
+        <w:t>.</w:t>
+      </w:r>
+    </w:p>
+    <w:p>
+      <w:pPr>
+        <w:ind w:left="720"/>
+      </w:pPr>
+      <w:r>
+        <w:rPr>
+          <w:rFonts w:cstheme="minorHAnsi"/>
+        </w:rPr>
+        <w:t>Per il venditore ci sono le possibilità di aggiungere nuovi prodotti con descrizione, disponibilità e immagine. Inoltre si può modificare la disponibilità dei prodotti già presenti ed eventualmente rimuoverli.</w:t>
       </w:r>
     </w:p>
     <w:p>
@@ -1360,34 +1377,6 @@
           <w:numId w:val="4"/>
         </w:numPr>
       </w:pPr>
-    </w:p>
-    <w:p>
-      <w:pPr>
-        <w:pStyle w:val="Paragrafoelenco"/>
-        <w:numPr>
-          <w:ilvl w:val="0"/>
-          <w:numId w:val="4"/>
-        </w:numPr>
-      </w:pPr>
-    </w:p>
-    <w:p>
-      <w:pPr>
-        <w:pStyle w:val="Paragrafoelenco"/>
-        <w:numPr>
-          <w:ilvl w:val="0"/>
-          <w:numId w:val="4"/>
-        </w:numPr>
-      </w:pPr>
-    </w:p>
-    <w:p>
-      <w:pPr>
-        <w:pStyle w:val="Paragrafoelenco"/>
-        <w:numPr>
-          <w:ilvl w:val="0"/>
-          <w:numId w:val="4"/>
-        </w:numPr>
-      </w:pPr>
-      <w:bookmarkStart w:id="2" w:name="_GoBack"/>
       <w:r>
         <w:rPr>
           <w:b/>
@@ -1395,10 +1384,31 @@
         <w:lastRenderedPageBreak/>
         <w:t>Possibilità per il venditore</w:t>
       </w:r>
+      <w:r>
+        <w:t>:</w:t>
+      </w:r>
+    </w:p>
+    <w:p>
+      <w:pPr>
+        <w:pStyle w:val="Paragrafoelenco"/>
+        <w:ind w:left="1416"/>
+      </w:pPr>
+      <w:r>
+        <w:t xml:space="preserve">. Aggiungere </w:t>
+      </w:r>
+      <w:r>
+        <w:t xml:space="preserve">prodotti inserendo marca, modello, quantità, prezzo e </w:t>
+      </w:r>
+      <w:proofErr w:type="spellStart"/>
+      <w:r>
+        <w:t>url</w:t>
+      </w:r>
+      <w:proofErr w:type="spellEnd"/>
+      <w:r>
+        <w:t xml:space="preserve"> dell’immagine e    rimuoverli</w:t>
+      </w:r>
+      <w:bookmarkStart w:id="2" w:name="_GoBack"/>
       <w:bookmarkEnd w:id="2"/>
-      <w:r>
-        <w:t>:</w:t>
-      </w:r>
     </w:p>
     <w:p>
       <w:pPr>
@@ -1406,31 +1416,19 @@
         <w:ind w:left="1416"/>
       </w:pPr>
       <w:r>
-        <w:t xml:space="preserve">. Aggiungere </w:t>
-      </w:r>
-      <w:r>
-        <w:t xml:space="preserve">prodotti inserendo marca, modello, quantità, prezzo e </w:t>
-      </w:r>
-      <w:proofErr w:type="spellStart"/>
-      <w:r>
-        <w:t>url</w:t>
-      </w:r>
-      <w:proofErr w:type="spellEnd"/>
-      <w:r>
-        <w:t xml:space="preserve"> dell’immagine e    rimuoverli</w:t>
-      </w:r>
-    </w:p>
-    <w:p>
-      <w:pPr>
-        <w:pStyle w:val="Paragrafoelenco"/>
-        <w:ind w:left="1416"/>
-      </w:pPr>
-      <w:r>
         <w:drawing>
-          <wp:inline distT="0" distB="0" distL="0" distR="0" wp14:anchorId="6EF91035" wp14:editId="7C9EBCB3">
-            <wp:extent cx="1529242" cy="2478741"/>
-            <wp:effectExtent l="0" t="0" r="0" b="0"/>
-            <wp:docPr id="17" name="Immagine 17"/>
+          <wp:anchor distT="0" distB="0" distL="114300" distR="114300" simplePos="0" relativeHeight="251675648" behindDoc="0" locked="0" layoutInCell="1" allowOverlap="1" wp14:anchorId="1FDA7E83" wp14:editId="1C341A05">
+            <wp:simplePos x="0" y="0"/>
+            <wp:positionH relativeFrom="column">
+              <wp:posOffset>3318510</wp:posOffset>
+            </wp:positionH>
+            <wp:positionV relativeFrom="paragraph">
+              <wp:posOffset>1043940</wp:posOffset>
+            </wp:positionV>
+            <wp:extent cx="2819400" cy="600075"/>
+            <wp:effectExtent l="0" t="0" r="0" b="9525"/>
+            <wp:wrapSquare wrapText="bothSides"/>
+            <wp:docPr id="26" name="Immagine 26"/>
             <wp:cNvGraphicFramePr>
               <a:graphicFrameLocks xmlns:a="http://schemas.openxmlformats.org/drawingml/2006/main" noChangeAspect="1"/>
             </wp:cNvGraphicFramePr>
@@ -1442,7 +1440,13 @@
                     <pic:cNvPicPr/>
                   </pic:nvPicPr>
                   <pic:blipFill>
-                    <a:blip r:embed="rId12"/>
+                    <a:blip r:embed="rId12">
+                      <a:extLst>
+                        <a:ext uri="{28A0092B-C50C-407E-A947-70E740481C1C}">
+                          <a14:useLocalDpi xmlns:a14="http://schemas.microsoft.com/office/drawing/2010/main" val="0"/>
+                        </a:ext>
+                      </a:extLst>
+                    </a:blip>
                     <a:stretch>
                       <a:fillRect/>
                     </a:stretch>
@@ -1450,7 +1454,7 @@
                   <pic:spPr>
                     <a:xfrm>
                       <a:off x="0" y="0"/>
-                      <a:ext cx="1529207" cy="2478684"/>
+                      <a:ext cx="2819400" cy="600075"/>
                     </a:xfrm>
                     <a:prstGeom prst="rect">
                       <a:avLst/>
@@ -1459,30 +1463,21 @@
                 </pic:pic>
               </a:graphicData>
             </a:graphic>
-          </wp:inline>
+            <wp14:sizeRelH relativeFrom="page">
+              <wp14:pctWidth>0</wp14:pctWidth>
+            </wp14:sizeRelH>
+            <wp14:sizeRelV relativeFrom="page">
+              <wp14:pctHeight>0</wp14:pctHeight>
+            </wp14:sizeRelV>
+          </wp:anchor>
         </w:drawing>
       </w:r>
-    </w:p>
-    <w:p>
-      <w:pPr>
-        <w:pStyle w:val="Paragrafoelenco"/>
-        <w:ind w:left="1416"/>
-      </w:pPr>
-      <w:r>
-        <w:t>. Modificare le quantità degli elementi già presenti</w:t>
-      </w:r>
-    </w:p>
-    <w:p>
-      <w:pPr>
-        <w:pStyle w:val="Paragrafoelenco"/>
-        <w:ind w:left="1416"/>
-      </w:pPr>
       <w:r>
         <w:drawing>
-          <wp:inline distT="0" distB="0" distL="0" distR="0" wp14:anchorId="0C73A025" wp14:editId="4AD36F7A">
-            <wp:extent cx="3836895" cy="854252"/>
-            <wp:effectExtent l="0" t="0" r="0" b="3175"/>
-            <wp:docPr id="18" name="Immagine 18"/>
+          <wp:inline distT="0" distB="0" distL="0" distR="0" wp14:anchorId="5ED977B1" wp14:editId="57D19F56">
+            <wp:extent cx="1770530" cy="2477510"/>
+            <wp:effectExtent l="0" t="0" r="1270" b="0"/>
+            <wp:docPr id="17" name="Immagine 17"/>
             <wp:cNvGraphicFramePr>
               <a:graphicFrameLocks xmlns:a="http://schemas.openxmlformats.org/drawingml/2006/main" noChangeAspect="1"/>
             </wp:cNvGraphicFramePr>
@@ -1502,7 +1497,7 @@
                   <pic:spPr>
                     <a:xfrm>
                       <a:off x="0" y="0"/>
-                      <a:ext cx="3838282" cy="854561"/>
+                      <a:ext cx="1771369" cy="2478684"/>
                     </a:xfrm>
                     <a:prstGeom prst="rect">
                       <a:avLst/>
@@ -1518,34 +1513,10 @@
     <w:p>
       <w:pPr>
         <w:pStyle w:val="Paragrafoelenco"/>
-        <w:ind w:left="1068"/>
-      </w:pPr>
-    </w:p>
-    <w:p>
-      <w:pPr>
-        <w:pStyle w:val="Paragrafoelenco"/>
-        <w:numPr>
-          <w:ilvl w:val="0"/>
-          <w:numId w:val="4"/>
-        </w:numPr>
-      </w:pPr>
-      <w:r>
-        <w:rPr>
-          <w:b/>
-        </w:rPr>
-        <w:t>Possibilità per l’acquirente</w:t>
-      </w:r>
-      <w:r>
-        <w:t>:</w:t>
-      </w:r>
-    </w:p>
-    <w:p>
-      <w:pPr>
-        <w:pStyle w:val="Paragrafoelenco"/>
         <w:ind w:left="1416"/>
       </w:pPr>
       <w:r>
-        <w:t>. Aggiungere prodotti al carrello</w:t>
+        <w:t>. Modificare le quantità degli elementi già presenti</w:t>
       </w:r>
     </w:p>
     <w:p>
@@ -1555,10 +1526,10 @@
       </w:pPr>
       <w:r>
         <w:drawing>
-          <wp:inline distT="0" distB="0" distL="0" distR="0" wp14:anchorId="0BC12AE4" wp14:editId="1C99C3B1">
-            <wp:extent cx="4448796" cy="552527"/>
-            <wp:effectExtent l="0" t="0" r="9525" b="0"/>
-            <wp:docPr id="19" name="Immagine 19"/>
+          <wp:inline distT="0" distB="0" distL="0" distR="0" wp14:anchorId="0C73A025" wp14:editId="4AD36F7A">
+            <wp:extent cx="3836895" cy="854252"/>
+            <wp:effectExtent l="0" t="0" r="0" b="3175"/>
+            <wp:docPr id="18" name="Immagine 18"/>
             <wp:cNvGraphicFramePr>
               <a:graphicFrameLocks xmlns:a="http://schemas.openxmlformats.org/drawingml/2006/main" noChangeAspect="1"/>
             </wp:cNvGraphicFramePr>
@@ -1578,7 +1549,7 @@
                   <pic:spPr>
                     <a:xfrm>
                       <a:off x="0" y="0"/>
-                      <a:ext cx="4448796" cy="552527"/>
+                      <a:ext cx="3838282" cy="854561"/>
                     </a:xfrm>
                     <a:prstGeom prst="rect">
                       <a:avLst/>
@@ -1594,10 +1565,34 @@
     <w:p>
       <w:pPr>
         <w:pStyle w:val="Paragrafoelenco"/>
+        <w:ind w:left="1068"/>
+      </w:pPr>
+    </w:p>
+    <w:p>
+      <w:pPr>
+        <w:pStyle w:val="Paragrafoelenco"/>
+        <w:numPr>
+          <w:ilvl w:val="0"/>
+          <w:numId w:val="4"/>
+        </w:numPr>
+      </w:pPr>
+      <w:r>
+        <w:rPr>
+          <w:b/>
+        </w:rPr>
+        <w:t>Possibilità per l’acquirente</w:t>
+      </w:r>
+      <w:r>
+        <w:t>:</w:t>
+      </w:r>
+    </w:p>
+    <w:p>
+      <w:pPr>
+        <w:pStyle w:val="Paragrafoelenco"/>
         <w:ind w:left="1416"/>
       </w:pPr>
       <w:r>
-        <w:t>. Visualizzare i prodotti del carrello e in caso rimuoverli</w:t>
+        <w:t>. Aggiungere prodotti al carrello</w:t>
       </w:r>
     </w:p>
     <w:p>
@@ -1607,10 +1602,10 @@
       </w:pPr>
       <w:r>
         <w:drawing>
-          <wp:inline distT="0" distB="0" distL="0" distR="0" wp14:anchorId="614CCDDA" wp14:editId="4CBE3A1B">
-            <wp:extent cx="4450977" cy="685642"/>
-            <wp:effectExtent l="0" t="0" r="0" b="635"/>
-            <wp:docPr id="20" name="Immagine 20"/>
+          <wp:inline distT="0" distB="0" distL="0" distR="0" wp14:anchorId="0BC12AE4" wp14:editId="1C99C3B1">
+            <wp:extent cx="4448796" cy="552527"/>
+            <wp:effectExtent l="0" t="0" r="9525" b="0"/>
+            <wp:docPr id="19" name="Immagine 19"/>
             <wp:cNvGraphicFramePr>
               <a:graphicFrameLocks xmlns:a="http://schemas.openxmlformats.org/drawingml/2006/main" noChangeAspect="1"/>
             </wp:cNvGraphicFramePr>
@@ -1630,7 +1625,7 @@
                   <pic:spPr>
                     <a:xfrm>
                       <a:off x="0" y="0"/>
-                      <a:ext cx="4462256" cy="687379"/>
+                      <a:ext cx="4448796" cy="552527"/>
                     </a:xfrm>
                     <a:prstGeom prst="rect">
                       <a:avLst/>
@@ -1649,7 +1644,7 @@
         <w:ind w:left="1416"/>
       </w:pPr>
       <w:r>
-        <w:t>. Effettuare l’acquisto dei prodotti selezionati</w:t>
+        <w:t>. Visualizzare i prodotti del carrello e in caso rimuoverli</w:t>
       </w:r>
     </w:p>
     <w:p>
@@ -1659,10 +1654,10 @@
       </w:pPr>
       <w:r>
         <w:drawing>
-          <wp:inline distT="0" distB="0" distL="0" distR="0" wp14:anchorId="21FA487D" wp14:editId="4D72CA4F">
-            <wp:extent cx="1324160" cy="1047896"/>
-            <wp:effectExtent l="0" t="0" r="9525" b="0"/>
-            <wp:docPr id="21" name="Immagine 21"/>
+          <wp:inline distT="0" distB="0" distL="0" distR="0" wp14:anchorId="614CCDDA" wp14:editId="4CBE3A1B">
+            <wp:extent cx="4450977" cy="685642"/>
+            <wp:effectExtent l="0" t="0" r="0" b="635"/>
+            <wp:docPr id="20" name="Immagine 20"/>
             <wp:cNvGraphicFramePr>
               <a:graphicFrameLocks xmlns:a="http://schemas.openxmlformats.org/drawingml/2006/main" noChangeAspect="1"/>
             </wp:cNvGraphicFramePr>
@@ -1682,7 +1677,7 @@
                   <pic:spPr>
                     <a:xfrm>
                       <a:off x="0" y="0"/>
-                      <a:ext cx="1324160" cy="1047896"/>
+                      <a:ext cx="4462256" cy="687379"/>
                     </a:xfrm>
                     <a:prstGeom prst="rect">
                       <a:avLst/>
@@ -1701,7 +1696,7 @@
         <w:ind w:left="1416"/>
       </w:pPr>
       <w:r>
-        <w:t>. Visualizzare lo storico degli ordini</w:t>
+        <w:t>. Effettuare l’acquisto dei prodotti selezionati</w:t>
       </w:r>
     </w:p>
     <w:p>
@@ -1711,10 +1706,10 @@
       </w:pPr>
       <w:r>
         <w:drawing>
-          <wp:inline distT="0" distB="0" distL="0" distR="0" wp14:anchorId="11D369D3" wp14:editId="79D6F347">
-            <wp:extent cx="5356412" cy="1195148"/>
-            <wp:effectExtent l="0" t="0" r="0" b="5080"/>
-            <wp:docPr id="22" name="Immagine 22"/>
+          <wp:inline distT="0" distB="0" distL="0" distR="0" wp14:anchorId="21FA487D" wp14:editId="4D72CA4F">
+            <wp:extent cx="1324160" cy="1047896"/>
+            <wp:effectExtent l="0" t="0" r="9525" b="0"/>
+            <wp:docPr id="21" name="Immagine 21"/>
             <wp:cNvGraphicFramePr>
               <a:graphicFrameLocks xmlns:a="http://schemas.openxmlformats.org/drawingml/2006/main" noChangeAspect="1"/>
             </wp:cNvGraphicFramePr>
@@ -1734,7 +1729,7 @@
                   <pic:spPr>
                     <a:xfrm>
                       <a:off x="0" y="0"/>
-                      <a:ext cx="5357916" cy="1195484"/>
+                      <a:ext cx="1324160" cy="1047896"/>
                     </a:xfrm>
                     <a:prstGeom prst="rect">
                       <a:avLst/>
@@ -1753,8 +1748,7 @@
         <w:ind w:left="1416"/>
       </w:pPr>
       <w:r>
-        <w:lastRenderedPageBreak/>
-        <w:t xml:space="preserve">. Effettuare ricerche attraverso parole chiavi per trovare più velocemente i prodotti  desiderati </w:t>
+        <w:t>. Visualizzare lo storico degli ordini</w:t>
       </w:r>
     </w:p>
     <w:p>
@@ -1764,10 +1758,10 @@
       </w:pPr>
       <w:r>
         <w:drawing>
-          <wp:inline distT="0" distB="0" distL="0" distR="0" wp14:anchorId="12C0499B" wp14:editId="73978B6E">
-            <wp:extent cx="3343742" cy="438211"/>
-            <wp:effectExtent l="0" t="0" r="9525" b="0"/>
-            <wp:docPr id="23" name="Immagine 23"/>
+          <wp:inline distT="0" distB="0" distL="0" distR="0" wp14:anchorId="11D369D3" wp14:editId="79D6F347">
+            <wp:extent cx="5356412" cy="1195148"/>
+            <wp:effectExtent l="0" t="0" r="0" b="5080"/>
+            <wp:docPr id="22" name="Immagine 22"/>
             <wp:cNvGraphicFramePr>
               <a:graphicFrameLocks xmlns:a="http://schemas.openxmlformats.org/drawingml/2006/main" noChangeAspect="1"/>
             </wp:cNvGraphicFramePr>
@@ -1787,7 +1781,7 @@
                   <pic:spPr>
                     <a:xfrm>
                       <a:off x="0" y="0"/>
-                      <a:ext cx="3343742" cy="438211"/>
+                      <a:ext cx="5357916" cy="1195484"/>
                     </a:xfrm>
                     <a:prstGeom prst="rect">
                       <a:avLst/>
@@ -1805,30 +1799,22 @@
         <w:pStyle w:val="Paragrafoelenco"/>
         <w:ind w:left="1416"/>
       </w:pPr>
-    </w:p>
-    <w:p>
-      <w:pPr>
-        <w:pStyle w:val="Paragrafoelenco"/>
-        <w:numPr>
-          <w:ilvl w:val="0"/>
-          <w:numId w:val="4"/>
-        </w:numPr>
-      </w:pPr>
-      <w:r>
-        <w:t>Per entrambi c’è la possibilità di modificare il proprio profilo, partendo dalla email passando per la password, il nome e l’indirizzo. Sempre in questa pagina c’è anche la possibilità di effettuare il log-out</w:t>
-      </w:r>
-    </w:p>
-    <w:p>
-      <w:pPr>
-        <w:pStyle w:val="Paragrafoelenco"/>
-        <w:ind w:left="1068"/>
+      <w:r>
+        <w:lastRenderedPageBreak/>
+        <w:t xml:space="preserve">. Effettuare ricerche attraverso parole chiavi per trovare più velocemente i prodotti  desiderati </w:t>
+      </w:r>
+    </w:p>
+    <w:p>
+      <w:pPr>
+        <w:pStyle w:val="Paragrafoelenco"/>
+        <w:ind w:left="1416"/>
       </w:pPr>
       <w:r>
         <w:drawing>
-          <wp:inline distT="0" distB="0" distL="0" distR="0" wp14:anchorId="49270B0F" wp14:editId="27160947">
-            <wp:extent cx="1277881" cy="2147047"/>
-            <wp:effectExtent l="0" t="0" r="0" b="5715"/>
-            <wp:docPr id="24" name="Immagine 24"/>
+          <wp:inline distT="0" distB="0" distL="0" distR="0" wp14:anchorId="12C0499B" wp14:editId="73978B6E">
+            <wp:extent cx="3343742" cy="438211"/>
+            <wp:effectExtent l="0" t="0" r="9525" b="0"/>
+            <wp:docPr id="23" name="Immagine 23"/>
             <wp:cNvGraphicFramePr>
               <a:graphicFrameLocks xmlns:a="http://schemas.openxmlformats.org/drawingml/2006/main" noChangeAspect="1"/>
             </wp:cNvGraphicFramePr>
@@ -1848,6 +1834,67 @@
                   <pic:spPr>
                     <a:xfrm>
                       <a:off x="0" y="0"/>
+                      <a:ext cx="3343742" cy="438211"/>
+                    </a:xfrm>
+                    <a:prstGeom prst="rect">
+                      <a:avLst/>
+                    </a:prstGeom>
+                  </pic:spPr>
+                </pic:pic>
+              </a:graphicData>
+            </a:graphic>
+          </wp:inline>
+        </w:drawing>
+      </w:r>
+    </w:p>
+    <w:p>
+      <w:pPr>
+        <w:pStyle w:val="Paragrafoelenco"/>
+        <w:ind w:left="1416"/>
+      </w:pPr>
+    </w:p>
+    <w:p>
+      <w:pPr>
+        <w:pStyle w:val="Paragrafoelenco"/>
+        <w:numPr>
+          <w:ilvl w:val="0"/>
+          <w:numId w:val="4"/>
+        </w:numPr>
+      </w:pPr>
+      <w:r>
+        <w:t>Per entrambi c’è la possibilità di modificare il proprio profilo, partendo dalla email passando per la password, il nome e l’indirizzo. Sempre in questa pagina c’è anche la possibilità di effettuare il log-out</w:t>
+      </w:r>
+    </w:p>
+    <w:p>
+      <w:pPr>
+        <w:pStyle w:val="Paragrafoelenco"/>
+        <w:ind w:left="1068"/>
+      </w:pPr>
+      <w:r>
+        <w:drawing>
+          <wp:inline distT="0" distB="0" distL="0" distR="0" wp14:anchorId="49270B0F" wp14:editId="27160947">
+            <wp:extent cx="1277881" cy="2147047"/>
+            <wp:effectExtent l="0" t="0" r="0" b="5715"/>
+            <wp:docPr id="24" name="Immagine 24"/>
+            <wp:cNvGraphicFramePr>
+              <a:graphicFrameLocks xmlns:a="http://schemas.openxmlformats.org/drawingml/2006/main" noChangeAspect="1"/>
+            </wp:cNvGraphicFramePr>
+            <a:graphic xmlns:a="http://schemas.openxmlformats.org/drawingml/2006/main">
+              <a:graphicData uri="http://schemas.openxmlformats.org/drawingml/2006/picture">
+                <pic:pic xmlns:pic="http://schemas.openxmlformats.org/drawingml/2006/picture">
+                  <pic:nvPicPr>
+                    <pic:cNvPr id="0" name=""/>
+                    <pic:cNvPicPr/>
+                  </pic:nvPicPr>
+                  <pic:blipFill>
+                    <a:blip r:embed="rId20"/>
+                    <a:stretch>
+                      <a:fillRect/>
+                    </a:stretch>
+                  </pic:blipFill>
+                  <pic:spPr>
+                    <a:xfrm>
+                      <a:off x="0" y="0"/>
                       <a:ext cx="1277878" cy="2147043"/>
                     </a:xfrm>
                     <a:prstGeom prst="rect">
@@ -1877,7 +1924,7 @@
                     <pic:cNvPicPr/>
                   </pic:nvPicPr>
                   <pic:blipFill>
-                    <a:blip r:embed="rId20"/>
+                    <a:blip r:embed="rId21"/>
                     <a:stretch>
                       <a:fillRect/>
                     </a:stretch>
@@ -1970,7 +2017,7 @@
                     <pic:cNvPicPr/>
                   </pic:nvPicPr>
                   <pic:blipFill>
-                    <a:blip r:embed="rId21">
+                    <a:blip r:embed="rId22">
                       <a:extLst>
                         <a:ext uri="{28A0092B-C50C-407E-A947-70E740481C1C}">
                           <a14:useLocalDpi xmlns:a14="http://schemas.microsoft.com/office/drawing/2010/main" val="0"/>
@@ -2331,7 +2378,7 @@
                     <pic:cNvPicPr/>
                   </pic:nvPicPr>
                   <pic:blipFill>
-                    <a:blip r:embed="rId22"/>
+                    <a:blip r:embed="rId23"/>
                     <a:stretch>
                       <a:fillRect/>
                     </a:stretch>
@@ -2593,7 +2640,7 @@
                     <pic:cNvPicPr/>
                   </pic:nvPicPr>
                   <pic:blipFill>
-                    <a:blip r:embed="rId23" cstate="print">
+                    <a:blip r:embed="rId24" cstate="print">
                       <a:extLst>
                         <a:ext uri="{28A0092B-C50C-407E-A947-70E740481C1C}">
                           <a14:useLocalDpi xmlns:a14="http://schemas.microsoft.com/office/drawing/2010/main" val="0"/>
@@ -2672,7 +2719,7 @@
                     <pic:cNvPicPr/>
                   </pic:nvPicPr>
                   <pic:blipFill>
-                    <a:blip r:embed="rId24">
+                    <a:blip r:embed="rId25">
                       <a:extLst>
                         <a:ext uri="{28A0092B-C50C-407E-A947-70E740481C1C}">
                           <a14:useLocalDpi xmlns:a14="http://schemas.microsoft.com/office/drawing/2010/main" val="0"/>
@@ -2805,7 +2852,7 @@
                     <pic:cNvPicPr/>
                   </pic:nvPicPr>
                   <pic:blipFill>
-                    <a:blip r:embed="rId25">
+                    <a:blip r:embed="rId26">
                       <a:extLst>
                         <a:ext uri="{28A0092B-C50C-407E-A947-70E740481C1C}">
                           <a14:useLocalDpi xmlns:a14="http://schemas.microsoft.com/office/drawing/2010/main" val="0"/>
@@ -2911,7 +2958,7 @@
                     <pic:cNvPicPr/>
                   </pic:nvPicPr>
                   <pic:blipFill>
-                    <a:blip r:embed="rId26">
+                    <a:blip r:embed="rId27">
                       <a:extLst>
                         <a:ext uri="{28A0092B-C50C-407E-A947-70E740481C1C}">
                           <a14:useLocalDpi xmlns:a14="http://schemas.microsoft.com/office/drawing/2010/main" val="0"/>
@@ -3016,7 +3063,7 @@
                     <pic:cNvPicPr/>
                   </pic:nvPicPr>
                   <pic:blipFill>
-                    <a:blip r:embed="rId27">
+                    <a:blip r:embed="rId28">
                       <a:extLst>
                         <a:ext uri="{28A0092B-C50C-407E-A947-70E740481C1C}">
                           <a14:useLocalDpi xmlns:a14="http://schemas.microsoft.com/office/drawing/2010/main" val="0"/>
@@ -3238,7 +3285,7 @@
                     <pic:cNvPicPr/>
                   </pic:nvPicPr>
                   <pic:blipFill>
-                    <a:blip r:embed="rId28"/>
+                    <a:blip r:embed="rId29"/>
                     <a:stretch>
                       <a:fillRect/>
                     </a:stretch>
@@ -3317,7 +3364,7 @@
                     <pic:cNvPicPr/>
                   </pic:nvPicPr>
                   <pic:blipFill>
-                    <a:blip r:embed="rId29"/>
+                    <a:blip r:embed="rId30"/>
                     <a:stretch>
                       <a:fillRect/>
                     </a:stretch>
@@ -3391,7 +3438,7 @@
                     <pic:cNvPicPr/>
                   </pic:nvPicPr>
                   <pic:blipFill>
-                    <a:blip r:embed="rId30"/>
+                    <a:blip r:embed="rId31"/>
                     <a:stretch>
                       <a:fillRect/>
                     </a:stretch>
@@ -3465,7 +3512,7 @@
                     <pic:cNvPicPr/>
                   </pic:nvPicPr>
                   <pic:blipFill>
-                    <a:blip r:embed="rId31"/>
+                    <a:blip r:embed="rId32"/>
                     <a:stretch>
                       <a:fillRect/>
                     </a:stretch>
@@ -3568,7 +3615,7 @@
                     <pic:cNvPicPr/>
                   </pic:nvPicPr>
                   <pic:blipFill>
-                    <a:blip r:embed="rId32" cstate="print">
+                    <a:blip r:embed="rId33" cstate="print">
                       <a:extLst>
                         <a:ext uri="{28A0092B-C50C-407E-A947-70E740481C1C}">
                           <a14:useLocalDpi xmlns:a14="http://schemas.microsoft.com/office/drawing/2010/main" val="0"/>
@@ -3682,7 +3729,7 @@
                     <pic:cNvPicPr/>
                   </pic:nvPicPr>
                   <pic:blipFill rotWithShape="1">
-                    <a:blip r:embed="rId33">
+                    <a:blip r:embed="rId34">
                       <a:extLst>
                         <a:ext uri="{28A0092B-C50C-407E-A947-70E740481C1C}">
                           <a14:useLocalDpi xmlns:a14="http://schemas.microsoft.com/office/drawing/2010/main" val="0"/>
@@ -3938,7 +3985,7 @@
     <w:p/>
     <w:p/>
     <w:sectPr>
-      <w:headerReference w:type="default" r:id="rId34"/>
+      <w:headerReference w:type="default" r:id="rId35"/>
       <w:pgSz w:w="11906" w:h="16838"/>
       <w:pgMar w:top="1417" w:right="1134" w:bottom="1134" w:left="1134" w:header="708" w:footer="708" w:gutter="0"/>
       <w:cols w:space="708"/>
@@ -5898,7 +5945,7 @@
 </file>
 
 <file path=customXml/itemProps1.xml><?xml version="1.0" encoding="utf-8"?>
-<ds:datastoreItem xmlns:ds="http://schemas.openxmlformats.org/officeDocument/2006/customXml" ds:itemID="{25201D36-7D87-432B-9432-3AD9F8FCC04A}">
+<ds:datastoreItem xmlns:ds="http://schemas.openxmlformats.org/officeDocument/2006/customXml" ds:itemID="{86BB9328-D1D6-4D87-BA5B-DA350207FC73}">
   <ds:schemaRefs>
     <ds:schemaRef ds:uri="http://schemas.openxmlformats.org/officeDocument/2006/bibliography"/>
   </ds:schemaRefs>

--- a/2023-2024/Basi di Dati/Progetto/RELAZIONE PROGETTO E.docx
+++ b/2023-2024/Basi di Dati/Progetto/RELAZIONE PROGETTO E.docx
@@ -36,6 +36,8 @@
           <w:r>
             <w:t>Sommario</w:t>
           </w:r>
+          <w:bookmarkStart w:id="0" w:name="_GoBack"/>
+          <w:bookmarkEnd w:id="0"/>
         </w:p>
         <w:p>
           <w:pPr>
@@ -1087,11 +1089,11 @@
           <w:numId w:val="1"/>
         </w:numPr>
       </w:pPr>
-      <w:bookmarkStart w:id="0" w:name="_Toc173142939"/>
+      <w:bookmarkStart w:id="1" w:name="_Toc173142939"/>
       <w:r>
         <w:t>INTRODUZIONE</w:t>
       </w:r>
-      <w:bookmarkEnd w:id="0"/>
+      <w:bookmarkEnd w:id="1"/>
     </w:p>
     <w:p/>
     <w:p>
@@ -1141,11 +1143,11 @@
           <w:numId w:val="1"/>
         </w:numPr>
       </w:pPr>
-      <w:bookmarkStart w:id="1" w:name="_Toc173142940"/>
+      <w:bookmarkStart w:id="2" w:name="_Toc173142940"/>
       <w:r>
         <w:t>FUNZIONALITÀ PRINCIPALI</w:t>
       </w:r>
-      <w:bookmarkEnd w:id="1"/>
+      <w:bookmarkEnd w:id="2"/>
     </w:p>
     <w:p/>
     <w:p>
@@ -1407,8 +1409,6 @@
       <w:r>
         <w:t xml:space="preserve"> dell’immagine e    rimuoverli</w:t>
       </w:r>
-      <w:bookmarkStart w:id="2" w:name="_GoBack"/>
-      <w:bookmarkEnd w:id="2"/>
     </w:p>
     <w:p>
       <w:pPr>
@@ -5945,7 +5945,7 @@
 </file>
 
 <file path=customXml/itemProps1.xml><?xml version="1.0" encoding="utf-8"?>
-<ds:datastoreItem xmlns:ds="http://schemas.openxmlformats.org/officeDocument/2006/customXml" ds:itemID="{86BB9328-D1D6-4D87-BA5B-DA350207FC73}">
+<ds:datastoreItem xmlns:ds="http://schemas.openxmlformats.org/officeDocument/2006/customXml" ds:itemID="{D4040087-5370-4D89-BBF4-9FC3282F76CC}">
   <ds:schemaRefs>
     <ds:schemaRef ds:uri="http://schemas.openxmlformats.org/officeDocument/2006/bibliography"/>
   </ds:schemaRefs>

--- a/2023-2024/Basi di Dati/Progetto/RELAZIONE PROGETTO E.docx
+++ b/2023-2024/Basi di Dati/Progetto/RELAZIONE PROGETTO E.docx
@@ -6,6 +6,8 @@
       <w:pPr>
         <w:pStyle w:val="Titolo"/>
       </w:pPr>
+      <w:bookmarkStart w:id="0" w:name="_GoBack"/>
+      <w:bookmarkEnd w:id="0"/>
       <w:r>
         <w:t>RELAZIONE PROGETTO E-COMMERCE</w:t>
       </w:r>
@@ -36,8 +38,6 @@
           <w:r>
             <w:t>Sommario</w:t>
           </w:r>
-          <w:bookmarkStart w:id="0" w:name="_GoBack"/>
-          <w:bookmarkEnd w:id="0"/>
         </w:p>
         <w:p>
           <w:pPr>
@@ -295,7 +295,7 @@
                 <w:noProof/>
                 <w:webHidden/>
               </w:rPr>
-              <w:t>1</w:t>
+              <w:t>3</w:t>
             </w:r>
             <w:r>
               <w:rPr>
@@ -365,7 +365,7 @@
                 <w:noProof/>
                 <w:webHidden/>
               </w:rPr>
-              <w:t>1</w:t>
+              <w:t>3</w:t>
             </w:r>
             <w:r>
               <w:rPr>
@@ -435,7 +435,7 @@
                 <w:noProof/>
                 <w:webHidden/>
               </w:rPr>
-              <w:t>3</w:t>
+              <w:t>5</w:t>
             </w:r>
             <w:r>
               <w:rPr>
@@ -521,7 +521,7 @@
                 <w:noProof/>
                 <w:webHidden/>
               </w:rPr>
-              <w:t>4</w:t>
+              <w:t>5</w:t>
             </w:r>
             <w:r>
               <w:rPr>
@@ -591,7 +591,7 @@
                 <w:noProof/>
                 <w:webHidden/>
               </w:rPr>
-              <w:t>4</w:t>
+              <w:t>6</w:t>
             </w:r>
             <w:r>
               <w:rPr>
@@ -677,7 +677,7 @@
                 <w:noProof/>
                 <w:webHidden/>
               </w:rPr>
-              <w:t>5</w:t>
+              <w:t>7</w:t>
             </w:r>
             <w:r>
               <w:rPr>
@@ -747,7 +747,7 @@
                 <w:noProof/>
                 <w:webHidden/>
               </w:rPr>
-              <w:t>5</w:t>
+              <w:t>7</w:t>
             </w:r>
             <w:r>
               <w:rPr>
@@ -817,7 +817,7 @@
                 <w:noProof/>
                 <w:webHidden/>
               </w:rPr>
-              <w:t>6</w:t>
+              <w:t>8</w:t>
             </w:r>
             <w:r>
               <w:rPr>
@@ -887,7 +887,7 @@
                 <w:noProof/>
                 <w:webHidden/>
               </w:rPr>
-              <w:t>6</w:t>
+              <w:t>8</w:t>
             </w:r>
             <w:r>
               <w:rPr>
@@ -973,7 +973,7 @@
                 <w:noProof/>
                 <w:webHidden/>
               </w:rPr>
-              <w:t>6</w:t>
+              <w:t>8</w:t>
             </w:r>
             <w:r>
               <w:rPr>
@@ -1059,7 +1059,7 @@
                 <w:noProof/>
                 <w:webHidden/>
               </w:rPr>
-              <w:t>7</w:t>
+              <w:t>9</w:t>
             </w:r>
             <w:r>
               <w:rPr>
@@ -1167,6 +1167,10 @@
         </w:numPr>
       </w:pPr>
       <w:r>
+        <w:rPr>
+          <w:noProof/>
+          <w:lang w:eastAsia="it-IT"/>
+        </w:rPr>
         <w:drawing>
           <wp:anchor distT="0" distB="0" distL="114300" distR="114300" simplePos="0" relativeHeight="251673600" behindDoc="0" locked="0" layoutInCell="1" allowOverlap="1" wp14:anchorId="20246B0D" wp14:editId="302BA3B2">
             <wp:simplePos x="0" y="0"/>
@@ -1233,6 +1237,10 @@
         <w:ind w:left="1068"/>
       </w:pPr>
       <w:r>
+        <w:rPr>
+          <w:noProof/>
+          <w:lang w:eastAsia="it-IT"/>
+        </w:rPr>
         <w:drawing>
           <wp:anchor distT="0" distB="0" distL="114300" distR="114300" simplePos="0" relativeHeight="251674624" behindDoc="0" locked="0" layoutInCell="1" allowOverlap="1" wp14:anchorId="2FC387EC" wp14:editId="7B422439">
             <wp:simplePos x="0" y="0"/>
@@ -1290,6 +1298,10 @@
         </w:drawing>
       </w:r>
       <w:r>
+        <w:rPr>
+          <w:noProof/>
+          <w:lang w:eastAsia="it-IT"/>
+        </w:rPr>
         <w:drawing>
           <wp:anchor distT="0" distB="0" distL="114300" distR="114300" simplePos="0" relativeHeight="251672576" behindDoc="0" locked="0" layoutInCell="1" allowOverlap="1" wp14:anchorId="53639334" wp14:editId="2E1326C8">
             <wp:simplePos x="0" y="0"/>
@@ -1416,6 +1428,10 @@
         <w:ind w:left="1416"/>
       </w:pPr>
       <w:r>
+        <w:rPr>
+          <w:noProof/>
+          <w:lang w:eastAsia="it-IT"/>
+        </w:rPr>
         <w:drawing>
           <wp:anchor distT="0" distB="0" distL="114300" distR="114300" simplePos="0" relativeHeight="251675648" behindDoc="0" locked="0" layoutInCell="1" allowOverlap="1" wp14:anchorId="1FDA7E83" wp14:editId="1C341A05">
             <wp:simplePos x="0" y="0"/>
@@ -1473,6 +1489,10 @@
         </w:drawing>
       </w:r>
       <w:r>
+        <w:rPr>
+          <w:noProof/>
+          <w:lang w:eastAsia="it-IT"/>
+        </w:rPr>
         <w:drawing>
           <wp:inline distT="0" distB="0" distL="0" distR="0" wp14:anchorId="5ED977B1" wp14:editId="57D19F56">
             <wp:extent cx="1770530" cy="2477510"/>
@@ -1525,6 +1545,10 @@
         <w:ind w:left="1416"/>
       </w:pPr>
       <w:r>
+        <w:rPr>
+          <w:noProof/>
+          <w:lang w:eastAsia="it-IT"/>
+        </w:rPr>
         <w:drawing>
           <wp:inline distT="0" distB="0" distL="0" distR="0" wp14:anchorId="0C73A025" wp14:editId="4AD36F7A">
             <wp:extent cx="3836895" cy="854252"/>
@@ -1601,6 +1625,10 @@
         <w:ind w:left="1416"/>
       </w:pPr>
       <w:r>
+        <w:rPr>
+          <w:noProof/>
+          <w:lang w:eastAsia="it-IT"/>
+        </w:rPr>
         <w:drawing>
           <wp:inline distT="0" distB="0" distL="0" distR="0" wp14:anchorId="0BC12AE4" wp14:editId="1C99C3B1">
             <wp:extent cx="4448796" cy="552527"/>
@@ -1653,6 +1681,10 @@
         <w:ind w:left="1416"/>
       </w:pPr>
       <w:r>
+        <w:rPr>
+          <w:noProof/>
+          <w:lang w:eastAsia="it-IT"/>
+        </w:rPr>
         <w:drawing>
           <wp:inline distT="0" distB="0" distL="0" distR="0" wp14:anchorId="614CCDDA" wp14:editId="4CBE3A1B">
             <wp:extent cx="4450977" cy="685642"/>
@@ -1705,6 +1737,10 @@
         <w:ind w:left="1416"/>
       </w:pPr>
       <w:r>
+        <w:rPr>
+          <w:noProof/>
+          <w:lang w:eastAsia="it-IT"/>
+        </w:rPr>
         <w:drawing>
           <wp:inline distT="0" distB="0" distL="0" distR="0" wp14:anchorId="21FA487D" wp14:editId="4D72CA4F">
             <wp:extent cx="1324160" cy="1047896"/>
@@ -1757,6 +1793,10 @@
         <w:ind w:left="1416"/>
       </w:pPr>
       <w:r>
+        <w:rPr>
+          <w:noProof/>
+          <w:lang w:eastAsia="it-IT"/>
+        </w:rPr>
         <w:drawing>
           <wp:inline distT="0" distB="0" distL="0" distR="0" wp14:anchorId="11D369D3" wp14:editId="79D6F347">
             <wp:extent cx="5356412" cy="1195148"/>
@@ -1810,6 +1850,10 @@
         <w:ind w:left="1416"/>
       </w:pPr>
       <w:r>
+        <w:rPr>
+          <w:noProof/>
+          <w:lang w:eastAsia="it-IT"/>
+        </w:rPr>
         <w:drawing>
           <wp:inline distT="0" distB="0" distL="0" distR="0" wp14:anchorId="12C0499B" wp14:editId="73978B6E">
             <wp:extent cx="3343742" cy="438211"/>
@@ -1871,6 +1915,10 @@
         <w:ind w:left="1068"/>
       </w:pPr>
       <w:r>
+        <w:rPr>
+          <w:noProof/>
+          <w:lang w:eastAsia="it-IT"/>
+        </w:rPr>
         <w:drawing>
           <wp:inline distT="0" distB="0" distL="0" distR="0" wp14:anchorId="49270B0F" wp14:editId="27160947">
             <wp:extent cx="1277881" cy="2147047"/>
@@ -1908,6 +1956,10 @@
         </w:drawing>
       </w:r>
       <w:r>
+        <w:rPr>
+          <w:noProof/>
+          <w:lang w:eastAsia="it-IT"/>
+        </w:rPr>
         <w:drawing>
           <wp:inline distT="0" distB="0" distL="0" distR="0" wp14:anchorId="7E747513" wp14:editId="57A31D85">
             <wp:extent cx="1310202" cy="2142565"/>
@@ -5945,7 +5997,7 @@
 </file>
 
 <file path=customXml/itemProps1.xml><?xml version="1.0" encoding="utf-8"?>
-<ds:datastoreItem xmlns:ds="http://schemas.openxmlformats.org/officeDocument/2006/customXml" ds:itemID="{D4040087-5370-4D89-BBF4-9FC3282F76CC}">
+<ds:datastoreItem xmlns:ds="http://schemas.openxmlformats.org/officeDocument/2006/customXml" ds:itemID="{F1FD9B29-B5F8-47DA-A4FF-B14082C3E627}">
   <ds:schemaRefs>
     <ds:schemaRef ds:uri="http://schemas.openxmlformats.org/officeDocument/2006/bibliography"/>
   </ds:schemaRefs>

--- a/2023-2024/Basi di Dati/Progetto/RELAZIONE PROGETTO E.docx
+++ b/2023-2024/Basi di Dati/Progetto/RELAZIONE PROGETTO E.docx
@@ -6,8 +6,6 @@
       <w:pPr>
         <w:pStyle w:val="Titolo"/>
       </w:pPr>
-      <w:bookmarkStart w:id="0" w:name="_GoBack"/>
-      <w:bookmarkEnd w:id="0"/>
       <w:r>
         <w:t>RELAZIONE PROGETTO E-COMMERCE</w:t>
       </w:r>
@@ -1089,11 +1087,11 @@
           <w:numId w:val="1"/>
         </w:numPr>
       </w:pPr>
-      <w:bookmarkStart w:id="1" w:name="_Toc173142939"/>
+      <w:bookmarkStart w:id="0" w:name="_Toc173142939"/>
       <w:r>
         <w:t>INTRODUZIONE</w:t>
       </w:r>
-      <w:bookmarkEnd w:id="1"/>
+      <w:bookmarkEnd w:id="0"/>
     </w:p>
     <w:p/>
     <w:p>
@@ -1143,11 +1141,11 @@
           <w:numId w:val="1"/>
         </w:numPr>
       </w:pPr>
-      <w:bookmarkStart w:id="2" w:name="_Toc173142940"/>
+      <w:bookmarkStart w:id="1" w:name="_Toc173142940"/>
       <w:r>
         <w:t>FUNZIONALITÀ PRINCIPALI</w:t>
       </w:r>
-      <w:bookmarkEnd w:id="2"/>
+      <w:bookmarkEnd w:id="1"/>
     </w:p>
     <w:p/>
     <w:p>
@@ -1536,7 +1534,13 @@
         <w:ind w:left="1416"/>
       </w:pPr>
       <w:r>
-        <w:t>. Modificare le quantità degli elementi già presenti</w:t>
+        <w:t xml:space="preserve">. Modificare le quantità </w:t>
+      </w:r>
+      <w:r>
+        <w:t xml:space="preserve">e il prezzo </w:t>
+      </w:r>
+      <w:r>
+        <w:t>degli elementi già presenti</w:t>
       </w:r>
     </w:p>
     <w:p>
@@ -1544,16 +1548,13 @@
         <w:pStyle w:val="Paragrafoelenco"/>
         <w:ind w:left="1416"/>
       </w:pPr>
-      <w:r>
-        <w:rPr>
-          <w:noProof/>
-          <w:lang w:eastAsia="it-IT"/>
-        </w:rPr>
+      <w:bookmarkStart w:id="2" w:name="_GoBack"/>
+      <w:r>
         <w:drawing>
-          <wp:inline distT="0" distB="0" distL="0" distR="0" wp14:anchorId="0C73A025" wp14:editId="4AD36F7A">
-            <wp:extent cx="3836895" cy="854252"/>
-            <wp:effectExtent l="0" t="0" r="0" b="3175"/>
-            <wp:docPr id="18" name="Immagine 18"/>
+          <wp:inline distT="0" distB="0" distL="0" distR="0" wp14:anchorId="4440AFF8" wp14:editId="543FA42C">
+            <wp:extent cx="4446815" cy="1462203"/>
+            <wp:effectExtent l="0" t="0" r="0" b="5080"/>
+            <wp:docPr id="27" name="Immagine 27"/>
             <wp:cNvGraphicFramePr>
               <a:graphicFrameLocks xmlns:a="http://schemas.openxmlformats.org/drawingml/2006/main" noChangeAspect="1"/>
             </wp:cNvGraphicFramePr>
@@ -1573,7 +1574,7 @@
                   <pic:spPr>
                     <a:xfrm>
                       <a:off x="0" y="0"/>
-                      <a:ext cx="3838282" cy="854561"/>
+                      <a:ext cx="4446207" cy="1462003"/>
                     </a:xfrm>
                     <a:prstGeom prst="rect">
                       <a:avLst/>
@@ -1585,6 +1586,7 @@
           </wp:inline>
         </w:drawing>
       </w:r>
+      <w:bookmarkEnd w:id="2"/>
     </w:p>
     <w:p>
       <w:pPr>
@@ -1797,6 +1799,7 @@
           <w:noProof/>
           <w:lang w:eastAsia="it-IT"/>
         </w:rPr>
+        <w:lastRenderedPageBreak/>
         <w:drawing>
           <wp:inline distT="0" distB="0" distL="0" distR="0" wp14:anchorId="11D369D3" wp14:editId="79D6F347">
             <wp:extent cx="5356412" cy="1195148"/>
@@ -1840,7 +1843,6 @@
         <w:ind w:left="1416"/>
       </w:pPr>
       <w:r>
-        <w:lastRenderedPageBreak/>
         <w:t xml:space="preserve">. Effettuare ricerche attraverso parole chiavi per trovare più velocemente i prodotti  desiderati </w:t>
       </w:r>
     </w:p>
@@ -2183,7 +2185,6 @@
         <w:rPr>
           <w:b/>
         </w:rPr>
-        <w:lastRenderedPageBreak/>
         <w:t>Utenti</w:t>
       </w:r>
       <w:r>
@@ -2397,7 +2398,6 @@
       </w:pPr>
       <w:bookmarkStart w:id="5" w:name="_Toc173142943"/>
       <w:r>
-        <w:lastRenderedPageBreak/>
         <w:t>Progettazione logica:</w:t>
       </w:r>
       <w:bookmarkEnd w:id="5"/>
@@ -2544,6 +2544,7 @@
       </w:pPr>
       <w:bookmarkStart w:id="6" w:name="_Toc173142944"/>
       <w:r>
+        <w:lastRenderedPageBreak/>
         <w:t>QUERY PRINCIPALI</w:t>
       </w:r>
       <w:bookmarkEnd w:id="6"/>
@@ -3188,7 +3189,6 @@
       </w:pPr>
       <w:bookmarkStart w:id="8" w:name="_Toc173142946"/>
       <w:r>
-        <w:lastRenderedPageBreak/>
         <w:t>PRINCIPALI SCELTE PROGETTUALI</w:t>
       </w:r>
       <w:bookmarkEnd w:id="8"/>
@@ -3591,6 +3591,7 @@
         <w:pStyle w:val="Titolo3"/>
       </w:pPr>
       <w:r>
+        <w:lastRenderedPageBreak/>
         <w:tab/>
       </w:r>
       <w:bookmarkStart w:id="10" w:name="_Toc173142948"/>
@@ -3611,7 +3612,6 @@
         <w:pStyle w:val="Titolo3"/>
       </w:pPr>
       <w:r>
-        <w:lastRenderedPageBreak/>
         <w:t>TRIGGER:</w:t>
       </w:r>
       <w:bookmarkEnd w:id="10"/>
@@ -4008,7 +4008,6 @@
       </w:pPr>
       <w:bookmarkStart w:id="13" w:name="_Toc173142951"/>
       <w:r>
-        <w:lastRenderedPageBreak/>
         <w:t>CONTRIBUTO DEL PROGETTO</w:t>
       </w:r>
       <w:bookmarkEnd w:id="13"/>
@@ -5997,7 +5996,7 @@
 </file>
 
 <file path=customXml/itemProps1.xml><?xml version="1.0" encoding="utf-8"?>
-<ds:datastoreItem xmlns:ds="http://schemas.openxmlformats.org/officeDocument/2006/customXml" ds:itemID="{F1FD9B29-B5F8-47DA-A4FF-B14082C3E627}">
+<ds:datastoreItem xmlns:ds="http://schemas.openxmlformats.org/officeDocument/2006/customXml" ds:itemID="{50C2C127-A242-47EE-A988-1DCE85722804}">
   <ds:schemaRefs>
     <ds:schemaRef ds:uri="http://schemas.openxmlformats.org/officeDocument/2006/bibliography"/>
   </ds:schemaRefs>

--- a/2023-2024/Basi di Dati/Progetto/RELAZIONE PROGETTO E.docx
+++ b/2023-2024/Basi di Dati/Progetto/RELAZIONE PROGETTO E.docx
@@ -519,7 +519,7 @@
                 <w:noProof/>
                 <w:webHidden/>
               </w:rPr>
-              <w:t>5</w:t>
+              <w:t>6</w:t>
             </w:r>
             <w:r>
               <w:rPr>
@@ -1079,6 +1079,19 @@
         </w:p>
       </w:sdtContent>
     </w:sdt>
+    <w:p/>
+    <w:p/>
+    <w:p/>
+    <w:p/>
+    <w:p/>
+    <w:p/>
+    <w:p/>
+    <w:p/>
+    <w:p/>
+    <w:p/>
+    <w:p/>
+    <w:p/>
+    <w:p/>
     <w:p>
       <w:pPr>
         <w:pStyle w:val="Titolo2"/>
@@ -1089,6 +1102,7 @@
       </w:pPr>
       <w:bookmarkStart w:id="0" w:name="_Toc173142939"/>
       <w:r>
+        <w:lastRenderedPageBreak/>
         <w:t>INTRODUZIONE</w:t>
       </w:r>
       <w:bookmarkEnd w:id="0"/>
@@ -1125,13 +1139,173 @@
     <w:p>
       <w:pPr>
         <w:ind w:left="720"/>
-      </w:pPr>
-      <w:r>
         <w:rPr>
           <w:rFonts w:cstheme="minorHAnsi"/>
         </w:rPr>
+      </w:pPr>
+      <w:r>
+        <w:rPr>
+          <w:rFonts w:cstheme="minorHAnsi"/>
+        </w:rPr>
         <w:t>Per il venditore ci sono le possibilità di aggiungere nuovi prodotti con descrizione, disponibilità e immagine. Inoltre si può modificare la disponibilità dei prodotti già presenti ed eventualmente rimuoverli.</w:t>
       </w:r>
+    </w:p>
+    <w:p>
+      <w:pPr>
+        <w:ind w:left="720"/>
+        <w:rPr>
+          <w:rFonts w:cstheme="minorHAnsi"/>
+        </w:rPr>
+      </w:pPr>
+    </w:p>
+    <w:p>
+      <w:pPr>
+        <w:ind w:left="720"/>
+        <w:rPr>
+          <w:rFonts w:cstheme="minorHAnsi"/>
+        </w:rPr>
+      </w:pPr>
+    </w:p>
+    <w:p>
+      <w:pPr>
+        <w:ind w:left="720"/>
+        <w:rPr>
+          <w:rFonts w:cstheme="minorHAnsi"/>
+        </w:rPr>
+      </w:pPr>
+    </w:p>
+    <w:p>
+      <w:pPr>
+        <w:ind w:left="720"/>
+        <w:rPr>
+          <w:rFonts w:cstheme="minorHAnsi"/>
+        </w:rPr>
+      </w:pPr>
+    </w:p>
+    <w:p>
+      <w:pPr>
+        <w:ind w:left="720"/>
+        <w:rPr>
+          <w:rFonts w:cstheme="minorHAnsi"/>
+        </w:rPr>
+      </w:pPr>
+    </w:p>
+    <w:p>
+      <w:pPr>
+        <w:ind w:left="720"/>
+        <w:rPr>
+          <w:rFonts w:cstheme="minorHAnsi"/>
+        </w:rPr>
+      </w:pPr>
+    </w:p>
+    <w:p>
+      <w:pPr>
+        <w:ind w:left="720"/>
+        <w:rPr>
+          <w:rFonts w:cstheme="minorHAnsi"/>
+        </w:rPr>
+      </w:pPr>
+    </w:p>
+    <w:p>
+      <w:pPr>
+        <w:ind w:left="720"/>
+        <w:rPr>
+          <w:rFonts w:cstheme="minorHAnsi"/>
+        </w:rPr>
+      </w:pPr>
+    </w:p>
+    <w:p>
+      <w:pPr>
+        <w:ind w:left="720"/>
+        <w:rPr>
+          <w:rFonts w:cstheme="minorHAnsi"/>
+        </w:rPr>
+      </w:pPr>
+    </w:p>
+    <w:p>
+      <w:pPr>
+        <w:ind w:left="720"/>
+        <w:rPr>
+          <w:rFonts w:cstheme="minorHAnsi"/>
+        </w:rPr>
+      </w:pPr>
+    </w:p>
+    <w:p>
+      <w:pPr>
+        <w:ind w:left="720"/>
+        <w:rPr>
+          <w:rFonts w:cstheme="minorHAnsi"/>
+        </w:rPr>
+      </w:pPr>
+    </w:p>
+    <w:p>
+      <w:pPr>
+        <w:ind w:left="720"/>
+        <w:rPr>
+          <w:rFonts w:cstheme="minorHAnsi"/>
+        </w:rPr>
+      </w:pPr>
+    </w:p>
+    <w:p>
+      <w:pPr>
+        <w:ind w:left="720"/>
+        <w:rPr>
+          <w:rFonts w:cstheme="minorHAnsi"/>
+        </w:rPr>
+      </w:pPr>
+    </w:p>
+    <w:p>
+      <w:pPr>
+        <w:ind w:left="720"/>
+        <w:rPr>
+          <w:rFonts w:cstheme="minorHAnsi"/>
+        </w:rPr>
+      </w:pPr>
+    </w:p>
+    <w:p>
+      <w:pPr>
+        <w:ind w:left="720"/>
+        <w:rPr>
+          <w:rFonts w:cstheme="minorHAnsi"/>
+        </w:rPr>
+      </w:pPr>
+    </w:p>
+    <w:p>
+      <w:pPr>
+        <w:ind w:left="720"/>
+        <w:rPr>
+          <w:rFonts w:cstheme="minorHAnsi"/>
+        </w:rPr>
+      </w:pPr>
+    </w:p>
+    <w:p>
+      <w:pPr>
+        <w:ind w:left="720"/>
+        <w:rPr>
+          <w:rFonts w:cstheme="minorHAnsi"/>
+        </w:rPr>
+      </w:pPr>
+    </w:p>
+    <w:p>
+      <w:pPr>
+        <w:ind w:left="720"/>
+        <w:rPr>
+          <w:rFonts w:cstheme="minorHAnsi"/>
+        </w:rPr>
+      </w:pPr>
+    </w:p>
+    <w:p>
+      <w:pPr>
+        <w:ind w:left="720"/>
+        <w:rPr>
+          <w:rFonts w:cstheme="minorHAnsi"/>
+        </w:rPr>
+      </w:pPr>
+    </w:p>
+    <w:p>
+      <w:pPr>
+        <w:ind w:left="720"/>
+      </w:pPr>
     </w:p>
     <w:p>
       <w:pPr>
@@ -1143,6 +1317,7 @@
       </w:pPr>
       <w:bookmarkStart w:id="1" w:name="_Toc173142940"/>
       <w:r>
+        <w:lastRenderedPageBreak/>
         <w:t>FUNZIONALITÀ PRINCIPALI</w:t>
       </w:r>
       <w:bookmarkEnd w:id="1"/>
@@ -1393,7 +1568,6 @@
         <w:rPr>
           <w:b/>
         </w:rPr>
-        <w:lastRenderedPageBreak/>
         <w:t>Possibilità per il venditore</w:t>
       </w:r>
       <w:r>
@@ -1548,8 +1722,11 @@
         <w:pStyle w:val="Paragrafoelenco"/>
         <w:ind w:left="1416"/>
       </w:pPr>
-      <w:bookmarkStart w:id="2" w:name="_GoBack"/>
-      <w:r>
+      <w:r>
+        <w:rPr>
+          <w:noProof/>
+          <w:lang w:eastAsia="it-IT"/>
+        </w:rPr>
         <w:drawing>
           <wp:inline distT="0" distB="0" distL="0" distR="0" wp14:anchorId="4440AFF8" wp14:editId="543FA42C">
             <wp:extent cx="4446815" cy="1462203"/>
@@ -1586,7 +1763,6 @@
           </wp:inline>
         </w:drawing>
       </w:r>
-      <w:bookmarkEnd w:id="2"/>
     </w:p>
     <w:p>
       <w:pPr>
@@ -1687,6 +1863,7 @@
           <w:noProof/>
           <w:lang w:eastAsia="it-IT"/>
         </w:rPr>
+        <w:lastRenderedPageBreak/>
         <w:drawing>
           <wp:inline distT="0" distB="0" distL="0" distR="0" wp14:anchorId="614CCDDA" wp14:editId="4CBE3A1B">
             <wp:extent cx="4450977" cy="685642"/>
@@ -1799,7 +1976,6 @@
           <w:noProof/>
           <w:lang w:eastAsia="it-IT"/>
         </w:rPr>
-        <w:lastRenderedPageBreak/>
         <w:drawing>
           <wp:inline distT="0" distB="0" distL="0" distR="0" wp14:anchorId="11D369D3" wp14:editId="79D6F347">
             <wp:extent cx="5356412" cy="1195148"/>
@@ -1842,6 +2018,12 @@
         <w:pStyle w:val="Paragrafoelenco"/>
         <w:ind w:left="1416"/>
       </w:pPr>
+    </w:p>
+    <w:p>
+      <w:pPr>
+        <w:pStyle w:val="Paragrafoelenco"/>
+        <w:ind w:left="1416"/>
+      </w:pPr>
       <w:r>
         <w:t xml:space="preserve">. Effettuare ricerche attraverso parole chiavi per trovare più velocemente i prodotti  desiderati </w:t>
       </w:r>
@@ -2006,6 +2188,7 @@
       </w:pPr>
     </w:p>
     <w:p/>
+    <w:p/>
     <w:p>
       <w:pPr>
         <w:pStyle w:val="Titolo2"/>
@@ -2014,22 +2197,23 @@
           <w:numId w:val="1"/>
         </w:numPr>
       </w:pPr>
-      <w:bookmarkStart w:id="3" w:name="_Toc173142941"/>
-      <w:r>
+      <w:bookmarkStart w:id="2" w:name="_Toc173142941"/>
+      <w:r>
+        <w:lastRenderedPageBreak/>
         <w:t>PROGETTAZIONE CONCETTUALE E LOGICA</w:t>
       </w:r>
-      <w:bookmarkEnd w:id="3"/>
+      <w:bookmarkEnd w:id="2"/>
     </w:p>
     <w:p>
       <w:pPr>
         <w:pStyle w:val="Titolo3"/>
         <w:ind w:firstLine="708"/>
       </w:pPr>
-      <w:bookmarkStart w:id="4" w:name="_Toc173142942"/>
+      <w:bookmarkStart w:id="3" w:name="_Toc173142942"/>
       <w:r>
         <w:t>Progettazione concettuale:</w:t>
       </w:r>
-      <w:bookmarkEnd w:id="4"/>
+      <w:bookmarkEnd w:id="3"/>
       <w:r>
         <w:rPr>
           <w:noProof/>
@@ -2259,7 +2443,13 @@
         <w:t>Vende</w:t>
       </w:r>
       <w:r>
-        <w:t xml:space="preserve">: collega Utenti a Prodotti con una molti-a-molti senza parzialità in quanto, secondo nostro ragionamento, una persona può vendere più prodotti se pensiamo al venditore, oppure più prodotti possono essere venduti a più acquirenti. </w:t>
+        <w:t>: collega Utenti a Prodotti con una molti-a-molti senza parzialità in quanto, secondo</w:t>
+      </w:r>
+      <w:r>
+        <w:t xml:space="preserve"> il</w:t>
+      </w:r>
+      <w:r>
+        <w:t xml:space="preserve"> nostro ragionamento, una persona può vendere più prodotti se pensiamo al venditore, oppure più prodotti possono essere venduti a più acquirenti. </w:t>
       </w:r>
     </w:p>
     <w:p>
@@ -2327,6 +2517,7 @@
           <w:rFonts w:cstheme="minorHAnsi"/>
           <w:b/>
         </w:rPr>
+        <w:lastRenderedPageBreak/>
         <w:t>Prodotti_ordini</w:t>
       </w:r>
       <w:proofErr w:type="spellEnd"/>
@@ -2396,11 +2587,12 @@
       <w:pPr>
         <w:pStyle w:val="Titolo3"/>
       </w:pPr>
-      <w:bookmarkStart w:id="5" w:name="_Toc173142943"/>
-      <w:r>
+      <w:bookmarkStart w:id="4" w:name="_Toc173142943"/>
+      <w:r>
+        <w:lastRenderedPageBreak/>
         <w:t>Progettazione logica:</w:t>
       </w:r>
-      <w:bookmarkEnd w:id="5"/>
+      <w:bookmarkEnd w:id="4"/>
     </w:p>
     <w:p>
       <w:pPr>
@@ -2486,21 +2678,21 @@
           <w:ilvl w:val="0"/>
           <w:numId w:val="3"/>
         </w:numPr>
+      </w:pPr>
+      <w:r>
         <w:rPr>
           <w:b/>
         </w:rPr>
-      </w:pPr>
+        <w:t>Vende:</w:t>
+      </w:r>
       <w:r>
         <w:rPr>
           <w:b/>
         </w:rPr>
-        <w:t>Vende:</w:t>
-      </w:r>
-      <w:r>
-        <w:rPr>
-          <w:b/>
-        </w:rPr>
         <w:t xml:space="preserve"> </w:t>
+      </w:r>
+      <w:r>
+        <w:t>si è generata dalla relazione molti-a-molti e contiene l’email dell’utente e l’id del prodotto.</w:t>
       </w:r>
     </w:p>
     <w:p>
@@ -2532,6 +2724,8 @@
         <w:t>si è formata a partire dall’attributo della relazione tra ordini e prodotti, contiene le due chiavi esterne che sono anche primarie oltre alla quantità dei prodotti e il totale.</w:t>
       </w:r>
     </w:p>
+    <w:p/>
+    <w:p/>
     <w:p/>
     <w:p/>
     <w:p>
@@ -2542,12 +2736,12 @@
           <w:numId w:val="1"/>
         </w:numPr>
       </w:pPr>
-      <w:bookmarkStart w:id="6" w:name="_Toc173142944"/>
+      <w:bookmarkStart w:id="5" w:name="_Toc173142944"/>
       <w:r>
         <w:lastRenderedPageBreak/>
         <w:t>QUERY PRINCIPALI</w:t>
       </w:r>
-      <w:bookmarkEnd w:id="6"/>
+      <w:bookmarkEnd w:id="5"/>
     </w:p>
     <w:p/>
     <w:p>
@@ -2600,7 +2794,7 @@
         <w:pStyle w:val="Titolo3"/>
         <w:ind w:firstLine="708"/>
       </w:pPr>
-      <w:bookmarkStart w:id="7" w:name="_Toc173142945"/>
+      <w:bookmarkStart w:id="6" w:name="_Toc173142945"/>
       <w:proofErr w:type="spellStart"/>
       <w:r>
         <w:t>SQLAlchemy</w:t>
@@ -2609,7 +2803,7 @@
       <w:r>
         <w:t>:</w:t>
       </w:r>
-      <w:bookmarkEnd w:id="7"/>
+      <w:bookmarkEnd w:id="6"/>
     </w:p>
     <w:p/>
     <w:p>
@@ -2617,10 +2811,22 @@
         <w:ind w:left="1416"/>
       </w:pPr>
       <w:r>
-        <w:t>Sono presenti in tutto il codice, alcune di queste sono risultate fondamentali per la ricerca, nel creare un nuovo ordine, nel visualizzare il carrello</w:t>
-      </w:r>
-      <w:r>
-        <w:t>, visualizzare gli ordini</w:t>
+        <w:t>Le troviamo</w:t>
+      </w:r>
+      <w:r>
+        <w:t xml:space="preserve"> in tutto il codice, alcune di queste sono risultate fondamentali per la ricerca, nel creare un nuovo ordine, nel visualizzare il carrello</w:t>
+      </w:r>
+      <w:r>
+        <w:t xml:space="preserve">, </w:t>
+      </w:r>
+      <w:r>
+        <w:t xml:space="preserve">nel </w:t>
+      </w:r>
+      <w:r>
+        <w:t>visualizzare gli ordini</w:t>
+      </w:r>
+      <w:r>
+        <w:t>.</w:t>
       </w:r>
     </w:p>
     <w:p>
@@ -3079,7 +3285,13 @@
       </w:r>
       <w:proofErr w:type="spellEnd"/>
       <w:r>
-        <w:t>: ci permette di visualizza lo storico degli ordini effettuati con relativi costi, quantità e nomi dei prodotti</w:t>
+        <w:t>: ci permette di visualizza</w:t>
+      </w:r>
+      <w:r>
+        <w:t>re</w:t>
+      </w:r>
+      <w:r>
+        <w:t xml:space="preserve"> lo storico degli ordini effettuati con relativi costi, quantità e nomi dei prodotti</w:t>
       </w:r>
     </w:p>
     <w:p>
@@ -3093,7 +3305,7 @@
           <w:lang w:eastAsia="it-IT"/>
         </w:rPr>
         <w:drawing>
-          <wp:anchor distT="0" distB="0" distL="114300" distR="114300" simplePos="0" relativeHeight="251666432" behindDoc="0" locked="0" layoutInCell="1" allowOverlap="1" wp14:anchorId="071B9BE4" wp14:editId="49383C11">
+          <wp:anchor distT="0" distB="0" distL="114300" distR="114300" simplePos="0" relativeHeight="251666432" behindDoc="0" locked="0" layoutInCell="1" allowOverlap="1" wp14:anchorId="28ABEE9F" wp14:editId="66EE2566">
             <wp:simplePos x="0" y="0"/>
             <wp:positionH relativeFrom="column">
               <wp:posOffset>1579245</wp:posOffset>
@@ -3151,128 +3363,116 @@
     </w:p>
     <w:p>
       <w:pPr>
-        <w:pStyle w:val="Paragrafoelenco"/>
-        <w:ind w:left="2484"/>
-      </w:pPr>
-    </w:p>
-    <w:p>
-      <w:pPr>
-        <w:pStyle w:val="Paragrafoelenco"/>
-        <w:ind w:left="2484"/>
-      </w:pPr>
-    </w:p>
-    <w:p>
-      <w:pPr>
-        <w:pStyle w:val="Paragrafoelenco"/>
-        <w:ind w:left="2484"/>
-      </w:pPr>
-    </w:p>
-    <w:p>
-      <w:pPr>
-        <w:pStyle w:val="Paragrafoelenco"/>
-        <w:ind w:left="2484"/>
-      </w:pPr>
-    </w:p>
-    <w:p>
-      <w:pPr>
-        <w:pStyle w:val="Paragrafoelenco"/>
-        <w:ind w:left="2484"/>
-      </w:pPr>
-    </w:p>
-    <w:p>
-      <w:pPr>
         <w:pStyle w:val="Titolo2"/>
         <w:numPr>
           <w:ilvl w:val="0"/>
           <w:numId w:val="1"/>
         </w:numPr>
       </w:pPr>
-      <w:bookmarkStart w:id="8" w:name="_Toc173142946"/>
-      <w:r>
+      <w:bookmarkStart w:id="7" w:name="_Toc173142946"/>
+      <w:r>
+        <w:lastRenderedPageBreak/>
         <w:t>PRINCIPALI SCELTE PROGETTUALI</w:t>
       </w:r>
+      <w:bookmarkEnd w:id="7"/>
+    </w:p>
+    <w:p/>
+    <w:p>
+      <w:pPr>
+        <w:ind w:left="708"/>
+      </w:pPr>
+      <w:r>
+        <w:t xml:space="preserve">L’utilizzo dei ruoli (venditore e acquirente) sono stati gestiti tramite </w:t>
+      </w:r>
+      <w:proofErr w:type="spellStart"/>
+      <w:r>
+        <w:t>flask</w:t>
+      </w:r>
+      <w:proofErr w:type="spellEnd"/>
+      <w:r>
+        <w:t xml:space="preserve"> con un</w:t>
+      </w:r>
+      <w:r>
+        <w:t xml:space="preserve">a variabile di tipo </w:t>
+      </w:r>
+      <w:proofErr w:type="spellStart"/>
+      <w:r>
+        <w:t>bool</w:t>
+      </w:r>
+      <w:proofErr w:type="spellEnd"/>
+      <w:r>
+        <w:t xml:space="preserve"> </w:t>
+      </w:r>
+      <w:proofErr w:type="spellStart"/>
+      <w:r>
+        <w:t>is_vend</w:t>
+      </w:r>
+      <w:r>
+        <w:t>itore</w:t>
+      </w:r>
+      <w:proofErr w:type="spellEnd"/>
+      <w:r>
+        <w:t>,</w:t>
+      </w:r>
+      <w:r>
+        <w:t xml:space="preserve"> se è True ci si riferisce al venditore altrimenti all’acquirente.</w:t>
+      </w:r>
+    </w:p>
+    <w:p>
+      <w:pPr>
+        <w:ind w:left="708"/>
+      </w:pPr>
+      <w:r>
+        <w:t xml:space="preserve">I </w:t>
+      </w:r>
+      <w:r>
+        <w:t xml:space="preserve">vincoli di integrità sono stati garantiti tramite l’utilizzo di </w:t>
+      </w:r>
+      <w:proofErr w:type="spellStart"/>
+      <w:r>
+        <w:t>check</w:t>
+      </w:r>
+      <w:proofErr w:type="spellEnd"/>
+      <w:r>
+        <w:t xml:space="preserve"> e trigger nella parte SQL mentre nell’ambito </w:t>
+      </w:r>
+      <w:proofErr w:type="spellStart"/>
+      <w:r>
+        <w:t>python</w:t>
+      </w:r>
+      <w:proofErr w:type="spellEnd"/>
+      <w:r>
+        <w:t xml:space="preserve">, tramite funzioni di </w:t>
+      </w:r>
+      <w:proofErr w:type="spellStart"/>
+      <w:r>
+        <w:t>SQLAlchemy</w:t>
+      </w:r>
+      <w:proofErr w:type="spellEnd"/>
+      <w:r>
+        <w:t xml:space="preserve"> unite a ORM, viene garantita la protezione da </w:t>
+      </w:r>
+      <w:proofErr w:type="spellStart"/>
+      <w:r>
+        <w:t>SQLInjection</w:t>
+      </w:r>
+      <w:proofErr w:type="spellEnd"/>
+      <w:r>
+        <w:t xml:space="preserve">. </w:t>
+      </w:r>
+      <w:r>
+        <w:t>Inoltre</w:t>
+      </w:r>
+      <w:bookmarkStart w:id="8" w:name="_GoBack"/>
       <w:bookmarkEnd w:id="8"/>
-    </w:p>
-    <w:p/>
-    <w:p>
-      <w:pPr>
-        <w:ind w:left="708"/>
-      </w:pPr>
-      <w:r>
-        <w:t xml:space="preserve">L’utilizzo dei ruoli (venditore e acquirente) sono stati gestiti tramite </w:t>
-      </w:r>
-      <w:proofErr w:type="spellStart"/>
-      <w:r>
-        <w:t>flask</w:t>
-      </w:r>
-      <w:proofErr w:type="spellEnd"/>
-      <w:r>
-        <w:t xml:space="preserve"> con un</w:t>
-      </w:r>
-      <w:r>
-        <w:t xml:space="preserve">a variabile di tipo </w:t>
-      </w:r>
-      <w:proofErr w:type="spellStart"/>
-      <w:r>
-        <w:t>bool</w:t>
-      </w:r>
-      <w:proofErr w:type="spellEnd"/>
-      <w:r>
-        <w:t xml:space="preserve"> </w:t>
-      </w:r>
-      <w:proofErr w:type="spellStart"/>
-      <w:r>
-        <w:t>is_vend</w:t>
-      </w:r>
-      <w:r>
-        <w:t>itore</w:t>
-      </w:r>
-      <w:proofErr w:type="spellEnd"/>
-      <w:r>
-        <w:t xml:space="preserve"> che se è True ci si riferisce al venditore altrimenti all’acquirente.</w:t>
-      </w:r>
-    </w:p>
-    <w:p>
-      <w:pPr>
-        <w:ind w:left="708"/>
-      </w:pPr>
-      <w:r>
-        <w:t xml:space="preserve">I </w:t>
-      </w:r>
-      <w:r>
-        <w:t xml:space="preserve">vincoli di integrità sono stati garantiti tramite l’utilizzo di </w:t>
-      </w:r>
-      <w:proofErr w:type="spellStart"/>
-      <w:r>
-        <w:t>check</w:t>
-      </w:r>
-      <w:proofErr w:type="spellEnd"/>
-      <w:r>
-        <w:t xml:space="preserve"> e trigger nella parte SQL mentre nell’ambito </w:t>
-      </w:r>
-      <w:proofErr w:type="spellStart"/>
-      <w:r>
-        <w:t>python</w:t>
-      </w:r>
-      <w:proofErr w:type="spellEnd"/>
-      <w:r>
-        <w:t xml:space="preserve">, tramite funzioni di </w:t>
-      </w:r>
-      <w:proofErr w:type="spellStart"/>
-      <w:r>
-        <w:t>SQLAlchemy</w:t>
-      </w:r>
-      <w:proofErr w:type="spellEnd"/>
-      <w:r>
-        <w:t xml:space="preserve"> unite a ORM, viene garantita la protezione da </w:t>
-      </w:r>
-      <w:proofErr w:type="spellStart"/>
-      <w:r>
-        <w:t>SQLInjection</w:t>
-      </w:r>
-      <w:proofErr w:type="spellEnd"/>
-      <w:r>
-        <w:t>. Mentre tramite l’utilizzo in html di {{ }}, dove vengono passati i dati del database, permetto la protezione da XSS.</w:t>
+      <w:r>
+        <w:t xml:space="preserve"> tramite l’utilizzo in html di {{ }}, dove vengono passati i dati del database, permetto</w:t>
+      </w:r>
+      <w:r>
+        <w:t>no</w:t>
+      </w:r>
+      <w:r>
+        <w:t xml:space="preserve"> la protezione da XSS.</w:t>
       </w:r>
     </w:p>
     <w:p>
@@ -3591,27 +3791,27 @@
         <w:pStyle w:val="Titolo3"/>
       </w:pPr>
       <w:r>
+        <w:tab/>
+      </w:r>
+      <w:bookmarkStart w:id="10" w:name="_Toc173142948"/>
+    </w:p>
+    <w:p>
+      <w:pPr>
+        <w:pStyle w:val="Titolo3"/>
+      </w:pPr>
+    </w:p>
+    <w:p>
+      <w:pPr>
+        <w:pStyle w:val="Titolo3"/>
+      </w:pPr>
+    </w:p>
+    <w:p/>
+    <w:p>
+      <w:pPr>
+        <w:pStyle w:val="Titolo3"/>
+      </w:pPr>
+      <w:r>
         <w:lastRenderedPageBreak/>
-        <w:tab/>
-      </w:r>
-      <w:bookmarkStart w:id="10" w:name="_Toc173142948"/>
-    </w:p>
-    <w:p>
-      <w:pPr>
-        <w:pStyle w:val="Titolo3"/>
-      </w:pPr>
-    </w:p>
-    <w:p>
-      <w:pPr>
-        <w:pStyle w:val="Titolo3"/>
-      </w:pPr>
-    </w:p>
-    <w:p/>
-    <w:p>
-      <w:pPr>
-        <w:pStyle w:val="Titolo3"/>
-      </w:pPr>
-      <w:r>
         <w:t>TRIGGER:</w:t>
       </w:r>
       <w:bookmarkEnd w:id="10"/>
@@ -4008,6 +4208,7 @@
       </w:pPr>
       <w:bookmarkStart w:id="13" w:name="_Toc173142951"/>
       <w:r>
+        <w:lastRenderedPageBreak/>
         <w:t>CONTRIBUTO DEL PROGETTO</w:t>
       </w:r>
       <w:bookmarkEnd w:id="13"/>
@@ -5996,7 +6197,7 @@
 </file>
 
 <file path=customXml/itemProps1.xml><?xml version="1.0" encoding="utf-8"?>
-<ds:datastoreItem xmlns:ds="http://schemas.openxmlformats.org/officeDocument/2006/customXml" ds:itemID="{50C2C127-A242-47EE-A988-1DCE85722804}">
+<ds:datastoreItem xmlns:ds="http://schemas.openxmlformats.org/officeDocument/2006/customXml" ds:itemID="{D66053C3-907F-410B-AB40-1F9AF267FF30}">
   <ds:schemaRefs>
     <ds:schemaRef ds:uri="http://schemas.openxmlformats.org/officeDocument/2006/bibliography"/>
   </ds:schemaRefs>

--- a/2023-2024/Basi di Dati/Progetto/RELAZIONE PROGETTO E.docx
+++ b/2023-2024/Basi di Dati/Progetto/RELAZIONE PROGETTO E.docx
@@ -121,7 +121,7 @@
                 <w:noProof/>
                 <w:webHidden/>
               </w:rPr>
-              <w:t>1</w:t>
+              <w:t>2</w:t>
             </w:r>
             <w:r>
               <w:rPr>
@@ -207,7 +207,7 @@
                 <w:noProof/>
                 <w:webHidden/>
               </w:rPr>
-              <w:t>1</w:t>
+              <w:t>3</w:t>
             </w:r>
             <w:r>
               <w:rPr>
@@ -293,7 +293,7 @@
                 <w:noProof/>
                 <w:webHidden/>
               </w:rPr>
-              <w:t>3</w:t>
+              <w:t>5</w:t>
             </w:r>
             <w:r>
               <w:rPr>
@@ -363,7 +363,7 @@
                 <w:noProof/>
                 <w:webHidden/>
               </w:rPr>
-              <w:t>3</w:t>
+              <w:t>5</w:t>
             </w:r>
             <w:r>
               <w:rPr>
@@ -433,7 +433,7 @@
                 <w:noProof/>
                 <w:webHidden/>
               </w:rPr>
-              <w:t>5</w:t>
+              <w:t>7</w:t>
             </w:r>
             <w:r>
               <w:rPr>
@@ -519,7 +519,7 @@
                 <w:noProof/>
                 <w:webHidden/>
               </w:rPr>
-              <w:t>6</w:t>
+              <w:t>8</w:t>
             </w:r>
             <w:r>
               <w:rPr>
@@ -589,7 +589,7 @@
                 <w:noProof/>
                 <w:webHidden/>
               </w:rPr>
-              <w:t>6</w:t>
+              <w:t>8</w:t>
             </w:r>
             <w:r>
               <w:rPr>
@@ -675,7 +675,7 @@
                 <w:noProof/>
                 <w:webHidden/>
               </w:rPr>
-              <w:t>7</w:t>
+              <w:t>9</w:t>
             </w:r>
             <w:r>
               <w:rPr>
@@ -745,7 +745,7 @@
                 <w:noProof/>
                 <w:webHidden/>
               </w:rPr>
-              <w:t>7</w:t>
+              <w:t>9</w:t>
             </w:r>
             <w:r>
               <w:rPr>
@@ -815,7 +815,7 @@
                 <w:noProof/>
                 <w:webHidden/>
               </w:rPr>
-              <w:t>8</w:t>
+              <w:t>10</w:t>
             </w:r>
             <w:r>
               <w:rPr>
@@ -885,7 +885,7 @@
                 <w:noProof/>
                 <w:webHidden/>
               </w:rPr>
-              <w:t>8</w:t>
+              <w:t>10</w:t>
             </w:r>
             <w:r>
               <w:rPr>
@@ -971,7 +971,7 @@
                 <w:noProof/>
                 <w:webHidden/>
               </w:rPr>
-              <w:t>8</w:t>
+              <w:t>10</w:t>
             </w:r>
             <w:r>
               <w:rPr>
@@ -1057,7 +1057,7 @@
                 <w:noProof/>
                 <w:webHidden/>
               </w:rPr>
-              <w:t>9</w:t>
+              <w:t>11</w:t>
             </w:r>
             <w:r>
               <w:rPr>
@@ -6197,7 +6197,7 @@
 </file>
 
 <file path=customXml/itemProps1.xml><?xml version="1.0" encoding="utf-8"?>
-<ds:datastoreItem xmlns:ds="http://schemas.openxmlformats.org/officeDocument/2006/customXml" ds:itemID="{D66053C3-907F-410B-AB40-1F9AF267FF30}">
+<ds:datastoreItem xmlns:ds="http://schemas.openxmlformats.org/officeDocument/2006/customXml" ds:itemID="{A7125E7D-562E-4730-BCA3-CCDB5A86D22B}">
   <ds:schemaRefs>
     <ds:schemaRef ds:uri="http://schemas.openxmlformats.org/officeDocument/2006/bibliography"/>
   </ds:schemaRefs>

--- a/2023-2024/Basi di Dati/Progetto/RELAZIONE PROGETTO E.docx
+++ b/2023-2024/Basi di Dati/Progetto/RELAZIONE PROGETTO E.docx
@@ -2449,7 +2449,7 @@
         <w:t xml:space="preserve"> il</w:t>
       </w:r>
       <w:r>
-        <w:t xml:space="preserve"> nostro ragionamento, una persona può vendere più prodotti se pensiamo al venditore, oppure più prodotti possono essere venduti a più acquirenti. </w:t>
+        <w:t xml:space="preserve"> nostro ragionamento, una persona può vendere più prodotti se pensiamo al venditore. </w:t>
       </w:r>
     </w:p>
     <w:p>
@@ -2694,6 +2694,11 @@
       <w:r>
         <w:t>si è generata dalla relazione molti-a-molti e contiene l’email dell’utente e l’id del prodotto.</w:t>
       </w:r>
+      <w:r>
+        <w:t xml:space="preserve"> Identifica i prodotti che può vendere il venditore.</w:t>
+      </w:r>
+      <w:bookmarkStart w:id="5" w:name="_GoBack"/>
+      <w:bookmarkEnd w:id="5"/>
     </w:p>
     <w:p>
       <w:pPr>
@@ -2736,12 +2741,12 @@
           <w:numId w:val="1"/>
         </w:numPr>
       </w:pPr>
-      <w:bookmarkStart w:id="5" w:name="_Toc173142944"/>
+      <w:bookmarkStart w:id="6" w:name="_Toc173142944"/>
       <w:r>
         <w:lastRenderedPageBreak/>
         <w:t>QUERY PRINCIPALI</w:t>
       </w:r>
-      <w:bookmarkEnd w:id="5"/>
+      <w:bookmarkEnd w:id="6"/>
     </w:p>
     <w:p/>
     <w:p>
@@ -2794,7 +2799,7 @@
         <w:pStyle w:val="Titolo3"/>
         <w:ind w:firstLine="708"/>
       </w:pPr>
-      <w:bookmarkStart w:id="6" w:name="_Toc173142945"/>
+      <w:bookmarkStart w:id="7" w:name="_Toc173142945"/>
       <w:proofErr w:type="spellStart"/>
       <w:r>
         <w:t>SQLAlchemy</w:t>
@@ -2803,7 +2808,7 @@
       <w:r>
         <w:t>:</w:t>
       </w:r>
-      <w:bookmarkEnd w:id="6"/>
+      <w:bookmarkEnd w:id="7"/>
     </w:p>
     <w:p/>
     <w:p>
@@ -3369,12 +3374,12 @@
           <w:numId w:val="1"/>
         </w:numPr>
       </w:pPr>
-      <w:bookmarkStart w:id="7" w:name="_Toc173142946"/>
+      <w:bookmarkStart w:id="8" w:name="_Toc173142946"/>
       <w:r>
         <w:lastRenderedPageBreak/>
         <w:t>PRINCIPALI SCELTE PROGETTUALI</w:t>
       </w:r>
-      <w:bookmarkEnd w:id="7"/>
+      <w:bookmarkEnd w:id="8"/>
     </w:p>
     <w:p/>
     <w:p>
@@ -3463,8 +3468,6 @@
       <w:r>
         <w:t>Inoltre</w:t>
       </w:r>
-      <w:bookmarkStart w:id="8" w:name="_GoBack"/>
-      <w:bookmarkEnd w:id="8"/>
       <w:r>
         <w:t xml:space="preserve"> tramite l’utilizzo in html di {{ }}, dove vengono passati i dati del database, permetto</w:t>
       </w:r>
@@ -6197,7 +6200,7 @@
 </file>
 
 <file path=customXml/itemProps1.xml><?xml version="1.0" encoding="utf-8"?>
-<ds:datastoreItem xmlns:ds="http://schemas.openxmlformats.org/officeDocument/2006/customXml" ds:itemID="{A7125E7D-562E-4730-BCA3-CCDB5A86D22B}">
+<ds:datastoreItem xmlns:ds="http://schemas.openxmlformats.org/officeDocument/2006/customXml" ds:itemID="{E3C2D2CA-50B2-48B2-9AB1-C4CEA0C772CF}">
   <ds:schemaRefs>
     <ds:schemaRef ds:uri="http://schemas.openxmlformats.org/officeDocument/2006/bibliography"/>
   </ds:schemaRefs>
